--- a/docs/notes/Week11_Step4_PPO_逐行精讲.docx
+++ b/docs/notes/Week11_Step4_PPO_逐行精讲.docx
@@ -2,7 +2,6 @@
 <file path=word/document.xml><?xml version="1.0" encoding="utf-8"?>
 <w:document xmlns:wpc="http://schemas.microsoft.com/office/word/2010/wordprocessingCanvas" xmlns:mo="http://schemas.microsoft.com/office/mac/office/2008/main" xmlns:mc="http://schemas.openxmlformats.org/markup-compatibility/2006" xmlns:mv="urn:schemas-microsoft-com:mac:vml" xmlns:o="urn:schemas-microsoft-com:office:office" xmlns:r="http://schemas.openxmlformats.org/officeDocument/2006/relationships" xmlns:m="http://schemas.openxmlformats.org/officeDocument/2006/math" xmlns:v="urn:schemas-microsoft-com:vml" xmlns:wp14="http://schemas.microsoft.com/office/word/2010/wordprocessingDrawing" xmlns:wp="http://schemas.openxmlformats.org/drawingml/2006/wordprocessingDrawing" xmlns:w10="urn:schemas-microsoft-com:office:word" xmlns:w="http://schemas.openxmlformats.org/wordprocessingml/2006/main" xmlns:w14="http://schemas.microsoft.com/office/word/2010/wordml" xmlns:wpg="http://schemas.microsoft.com/office/word/2010/wordprocessingGroup" xmlns:wpi="http://schemas.microsoft.com/office/word/2010/wordprocessingInk" xmlns:wne="http://schemas.microsoft.com/office/word/2006/wordml" xmlns:wps="http://schemas.microsoft.com/office/word/2010/wordprocessingShape" mc:Ignorable="w14 wp14">
   <w:body>
-    <w:p/>
     <w:p/>
     <w:p/>
     <w:p/>
@@ -24,7 +23,7 @@
           <w:color w:val="666666"/>
           <w:sz w:val="26"/>
         </w:rPr>
-        <w:t>week11_ppo.py - Interview focus, final algorithm chosen for EMS</w:t>
+        <w:t>week11_ppo.py — 面试重点，EMS 项目最终选用</w:t>
       </w:r>
     </w:p>
     <w:p>
@@ -36,7 +35,7 @@
           <w:color w:val="999999"/>
           <w:sz w:val="20"/>
         </w:rPr>
-        <w:t>Generated: 2026-07-29</w:t>
+        <w:t>生成日期：2026-07-29</w:t>
       </w:r>
     </w:p>
     <w:p>
@@ -52,20 +51,7 @@
         <w:rPr>
           <w:color w:val="1F3A5F"/>
         </w:rPr>
-        <w:t>File Overview</w:t>
-      </w:r>
-    </w:p>
-    <w:p>
-      <w:pPr>
-        <w:spacing w:after="60"/>
-      </w:pPr>
-      <w:r>
-        <w:rPr>
-          <w:rFonts w:ascii="Microsoft YaHei" w:hAnsi="Microsoft YaHei"/>
-          <w:b w:val="0"/>
-          <w:sz w:val="22"/>
-        </w:rPr>
-        <w:t>Adds the clip mechanism on top of Actor-Critic - limits policy update magnitude to prevent catastrophic updates.</w:t>
+        <w:t>文件概览</w:t>
       </w:r>
     </w:p>
     <w:p>
@@ -78,7 +64,7 @@
           <w:b/>
           <w:sz w:val="24"/>
         </w:rPr>
-        <w:t>PPO is the algorithm ultimately chosen for the EMS project. Interview essential.</w:t>
+        <w:t>PPO（近端策略优化）在 Actor-Critic 基础上加了 clip 机制——限制策略更新幅度，防止一步改太多搞崩训练。PPO 是 EMS 项目最终选用的算法，面试必问。</w:t>
       </w:r>
     </w:p>
     <w:tbl>
@@ -104,7 +90,7 @@
                 <w:b/>
                 <w:sz w:val="20"/>
               </w:rPr>
-              <w:t>Section</w:t>
+              <w:t>部分</w:t>
             </w:r>
           </w:p>
         </w:tc>
@@ -119,7 +105,7 @@
                 <w:b/>
                 <w:sz w:val="20"/>
               </w:rPr>
-              <w:t>Lines</w:t>
+              <w:t>行号</w:t>
             </w:r>
           </w:p>
         </w:tc>
@@ -134,7 +120,7 @@
                 <w:b/>
                 <w:sz w:val="20"/>
               </w:rPr>
-              <w:t>Content</w:t>
+              <w:t>内容</w:t>
             </w:r>
           </w:p>
         </w:tc>
@@ -150,7 +136,7 @@
                 <w:rFonts w:ascii="Microsoft YaHei" w:hAnsi="Microsoft YaHei"/>
                 <w:sz w:val="20"/>
               </w:rPr>
-              <w:t>Environment</w:t>
+              <w:t>环境</w:t>
             </w:r>
           </w:p>
         </w:tc>
@@ -178,7 +164,7 @@
                 <w:rFonts w:ascii="Microsoft YaHei" w:hAnsi="Microsoft YaHei"/>
                 <w:sz w:val="20"/>
               </w:rPr>
-              <w:t>Slightly easier EMS env</w:t>
+              <w:t>稍宽松版 EMS 环境（电池容量更大、负载变化更缓）</w:t>
             </w:r>
           </w:p>
         </w:tc>
@@ -222,7 +208,7 @@
                 <w:rFonts w:ascii="Microsoft YaHei" w:hAnsi="Microsoft YaHei"/>
                 <w:sz w:val="20"/>
               </w:rPr>
-              <w:t>Same network structure as AC</w:t>
+              <w:t>和 AC 完全一样的网络结构</w:t>
             </w:r>
           </w:p>
         </w:tc>
@@ -238,7 +224,7 @@
                 <w:rFonts w:ascii="Microsoft YaHei" w:hAnsi="Microsoft YaHei"/>
                 <w:sz w:val="20"/>
               </w:rPr>
-              <w:t>PPO algorithm</w:t>
+              <w:t>PPO 算法</w:t>
             </w:r>
           </w:p>
         </w:tc>
@@ -266,7 +252,7 @@
                 <w:rFonts w:ascii="Microsoft YaHei" w:hAnsi="Microsoft YaHei"/>
                 <w:sz w:val="20"/>
               </w:rPr>
-              <w:t>GAE + importance ratio + clip + multi-epoch</w:t>
+              <w:t>GAE + importance ratio + clip + 多轮更新</w:t>
             </w:r>
           </w:p>
         </w:tc>
@@ -282,7 +268,7 @@
                 <w:rFonts w:ascii="Microsoft YaHei" w:hAnsi="Microsoft YaHei"/>
                 <w:sz w:val="20"/>
               </w:rPr>
-              <w:t>Test + Summary</w:t>
+              <w:t>测试 + 总结</w:t>
             </w:r>
           </w:p>
         </w:tc>
@@ -310,7 +296,7 @@
                 <w:rFonts w:ascii="Microsoft YaHei" w:hAnsi="Microsoft YaHei"/>
                 <w:sz w:val="20"/>
               </w:rPr>
-              <w:t>Test + 3-method comparison</w:t>
+              <w:t>测试 + 三种方法对比</w:t>
             </w:r>
           </w:p>
         </w:tc>
@@ -329,7 +315,7 @@
         <w:rPr>
           <w:color w:val="1F3A5F"/>
         </w:rPr>
-        <w:t>PPO Core Innovation - clip (Lines 240-244)</w:t>
+        <w:t>PPO 的核心创新 —— clip 机制（240-244 行）</w:t>
       </w:r>
     </w:p>
     <w:p>
@@ -342,19 +328,19 @@
           <w:b/>
           <w:sz w:val="24"/>
         </w:rPr>
-        <w:t>PPO adds 3 things to Actor-Critic: (1) importance ratio, (2) clip, (3) multi-epoch updates. Clip is the most important.</w:t>
+        <w:t>PPO 相比 Actor-Critic 一共多了 3 样东西：① 重要性采样比率（importance ratio）② clip 裁剪 ③ 多轮更新。其中最核心的就是 clip，一行代码，解决了 RL 训练中最大的问题——"一步更新太多把策略搞崩"。</w:t>
       </w:r>
     </w:p>
     <w:p>
       <w:pPr>
-        <w:spacing w:before="80" w:after="20"/>
+        <w:spacing w:before="120" w:after="40"/>
       </w:pPr>
       <w:r>
         <w:rPr>
           <w:color w:val="999999"/>
           <w:sz w:val="16"/>
         </w:rPr>
-        <w:t xml:space="preserve">L129  </w:t>
+        <w:t xml:space="preserve">  L129  </w:t>
       </w:r>
       <w:r>
         <w:rPr>
@@ -363,33 +349,32 @@
           <w:color w:val="1F3A5F"/>
           <w:sz w:val="20"/>
         </w:rPr>
-        <w:t>def ppo(episodes=500, lr=0.0003, clip_eps=0.2, epochs=10, ...):</w:t>
+        <w:t>def ppo(episodes=500, lr=0.0003, clip_eps=0.2, epochs=10, batch_size=64):</w:t>
       </w:r>
     </w:p>
     <w:p>
       <w:pPr>
-        <w:spacing w:after="60"/>
-        <w:ind w:left="567"/>
+        <w:spacing w:before="0" w:after="120"/>
+        <w:ind w:left="454"/>
       </w:pPr>
       <w:r>
         <w:rPr>
           <w:rFonts w:ascii="Microsoft YaHei" w:hAnsi="Microsoft YaHei"/>
-          <w:b w:val="0"/>
-          <w:sz w:val="20"/>
+          <w:sz w:val="21"/>
         </w:rPr>
-        <w:t>PPO main function. New params: clip_eps (clip range), epochs (data reuse count).</w:t>
+        <w:t>PPO 主函数。新参数：clip_eps=0.2（裁剪范围 [0.8, 1.2]），epochs=10（同一批数据重用 10 次）。学习率 0.0003 比 AC 的 0.001 更小——PPO 的更新更保守。</w:t>
       </w:r>
     </w:p>
     <w:p>
       <w:pPr>
-        <w:spacing w:before="80" w:after="20"/>
+        <w:spacing w:before="120" w:after="40"/>
       </w:pPr>
       <w:r>
         <w:rPr>
           <w:color w:val="999999"/>
           <w:sz w:val="16"/>
         </w:rPr>
-        <w:t xml:space="preserve">L159  </w:t>
+        <w:t xml:space="preserve">  L159  </w:t>
       </w:r>
       <w:r>
         <w:rPr>
@@ -403,28 +388,27 @@
     </w:p>
     <w:p>
       <w:pPr>
-        <w:spacing w:after="60"/>
-        <w:ind w:left="567"/>
+        <w:spacing w:before="0" w:after="120"/>
+        <w:ind w:left="454"/>
       </w:pPr>
       <w:r>
         <w:rPr>
           <w:rFonts w:ascii="Microsoft YaHei" w:hAnsi="Microsoft YaHei"/>
-          <w:b w:val="0"/>
-          <w:sz w:val="20"/>
+          <w:sz w:val="21"/>
         </w:rPr>
-        <w:t>Discount factor. Same as AC.</w:t>
+        <w:t>折扣因子。和 AC 一样。</w:t>
       </w:r>
     </w:p>
     <w:p>
       <w:pPr>
-        <w:spacing w:before="80" w:after="20"/>
+        <w:spacing w:before="120" w:after="40"/>
       </w:pPr>
       <w:r>
         <w:rPr>
           <w:color w:val="999999"/>
           <w:sz w:val="16"/>
         </w:rPr>
-        <w:t xml:space="preserve">L160  </w:t>
+        <w:t xml:space="preserve">  L160  </w:t>
       </w:r>
       <w:r>
         <w:rPr>
@@ -438,28 +422,27 @@
     </w:p>
     <w:p>
       <w:pPr>
-        <w:spacing w:after="60"/>
-        <w:ind w:left="567"/>
+        <w:spacing w:before="0" w:after="120"/>
+        <w:ind w:left="454"/>
       </w:pPr>
       <w:r>
         <w:rPr>
           <w:rFonts w:ascii="Microsoft YaHei" w:hAnsi="Microsoft YaHei"/>
-          <w:b w:val="0"/>
-          <w:sz w:val="20"/>
+          <w:sz w:val="21"/>
         </w:rPr>
-        <w:t>GAE smoothing coefficient. More stable advantage estimation than AC's simple TD error.</w:t>
+        <w:t>GAE 平滑系数。λ=0.95 意味着综合考虑多步信息（不是只看一步，也不是看所有步）。AC 用的简单 TD error（λ=0），PPO 的 GAE 更平滑、更稳定。</w:t>
       </w:r>
     </w:p>
     <w:p>
       <w:pPr>
-        <w:spacing w:before="80" w:after="20"/>
+        <w:spacing w:before="120" w:after="40"/>
       </w:pPr>
       <w:r>
         <w:rPr>
           <w:color w:val="999999"/>
           <w:sz w:val="16"/>
         </w:rPr>
-        <w:t xml:space="preserve">L161  </w:t>
+        <w:t xml:space="preserve">  L161  </w:t>
       </w:r>
       <w:r>
         <w:rPr>
@@ -473,657 +456,15 @@
     </w:p>
     <w:p>
       <w:pPr>
-        <w:spacing w:after="60"/>
-        <w:ind w:left="567"/>
+        <w:spacing w:before="0" w:after="120"/>
+        <w:ind w:left="454"/>
       </w:pPr>
       <w:r>
         <w:rPr>
           <w:rFonts w:ascii="Microsoft YaHei" w:hAnsi="Microsoft YaHei"/>
-          <w:b w:val="0"/>
-          <w:sz w:val="20"/>
+          <w:sz w:val="21"/>
         </w:rPr>
-        <w:t>Entropy bonus coefficient. Encourages exploration (prevents premature convergence).</w:t>
-      </w:r>
-    </w:p>
-    <w:p>
-      <w:pPr>
-        <w:pStyle w:val="Heading2"/>
-      </w:pPr>
-      <w:r>
-        <w:rPr>
-          <w:color w:val="1F3A5F"/>
-        </w:rPr>
-        <w:t>Step 1: Collect Data (Lines 164-183)</w:t>
-      </w:r>
-    </w:p>
-    <w:p>
-      <w:pPr>
-        <w:spacing w:before="80" w:after="20"/>
-      </w:pPr>
-      <w:r>
-        <w:rPr>
-          <w:color w:val="999999"/>
-          <w:sz w:val="16"/>
-        </w:rPr>
-        <w:t xml:space="preserve">L164  </w:t>
-      </w:r>
-      <w:r>
-        <w:rPr>
-          <w:rFonts w:ascii="Consolas" w:hAnsi="Consolas"/>
-          <w:b/>
-          <w:color w:val="1F3A5F"/>
-          <w:sz w:val="20"/>
-        </w:rPr>
-        <w:t>s = env.reset()</w:t>
-      </w:r>
-    </w:p>
-    <w:p>
-      <w:pPr>
-        <w:spacing w:after="60"/>
-        <w:ind w:left="567"/>
-      </w:pPr>
-      <w:r>
-        <w:rPr>
-          <w:rFonts w:ascii="Microsoft YaHei" w:hAnsi="Microsoft YaHei"/>
-          <w:b w:val="0"/>
-          <w:sz w:val="20"/>
-        </w:rPr>
-        <w:t>Reset environment.</w:t>
-      </w:r>
-    </w:p>
-    <w:p>
-      <w:pPr>
-        <w:spacing w:before="80" w:after="20"/>
-      </w:pPr>
-      <w:r>
-        <w:rPr>
-          <w:color w:val="999999"/>
-          <w:sz w:val="16"/>
-        </w:rPr>
-        <w:t xml:space="preserve">L166  </w:t>
-      </w:r>
-      <w:r>
-        <w:rPr>
-          <w:rFonts w:ascii="Consolas" w:hAnsi="Consolas"/>
-          <w:b/>
-          <w:color w:val="1F3A5F"/>
-          <w:sz w:val="20"/>
-        </w:rPr>
-        <w:t>states, actions, rewards, dones, log_probs_old = [], [], [], [], []</w:t>
-      </w:r>
-    </w:p>
-    <w:p>
-      <w:pPr>
-        <w:spacing w:after="60"/>
-        <w:ind w:left="567"/>
-      </w:pPr>
-      <w:r>
-        <w:rPr>
-          <w:rFonts w:ascii="Microsoft YaHei" w:hAnsi="Microsoft YaHei"/>
-          <w:b w:val="0"/>
-          <w:sz w:val="20"/>
-        </w:rPr>
-        <w:t>Note: log_probs_old stores the OLD policy's log_prob. Core to PPO: must compare with old policy.</w:t>
-      </w:r>
-    </w:p>
-    <w:p>
-      <w:pPr>
-        <w:spacing w:before="80" w:after="20"/>
-      </w:pPr>
-      <w:r>
-        <w:rPr>
-          <w:color w:val="999999"/>
-          <w:sz w:val="16"/>
-        </w:rPr>
-        <w:t xml:space="preserve">L169  </w:t>
-      </w:r>
-      <w:r>
-        <w:rPr>
-          <w:rFonts w:ascii="Consolas" w:hAnsi="Consolas"/>
-          <w:b/>
-          <w:color w:val="1F3A5F"/>
-          <w:sz w:val="20"/>
-        </w:rPr>
-        <w:t>a, lp = actor.get_action(s)</w:t>
-      </w:r>
-    </w:p>
-    <w:p>
-      <w:pPr>
-        <w:spacing w:after="60"/>
-        <w:ind w:left="567"/>
-      </w:pPr>
-      <w:r>
-        <w:rPr>
-          <w:rFonts w:ascii="Microsoft YaHei" w:hAnsi="Microsoft YaHei"/>
-          <w:b w:val="0"/>
-          <w:sz w:val="20"/>
-        </w:rPr>
-        <w:t>Actor selects action, records log_prob. Unlike AC, PPO stores the old log_prob.</w:t>
-      </w:r>
-    </w:p>
-    <w:p>
-      <w:pPr>
-        <w:pStyle w:val="Heading2"/>
-      </w:pPr>
-      <w:r>
-        <w:rPr>
-          <w:color w:val="1F3A5F"/>
-        </w:rPr>
-        <w:t>Step 2: Compute GAE (Lines 185-213)</w:t>
-      </w:r>
-    </w:p>
-    <w:p>
-      <w:pPr>
-        <w:spacing w:before="80" w:after="20"/>
-      </w:pPr>
-      <w:r>
-        <w:rPr>
-          <w:color w:val="999999"/>
-          <w:sz w:val="16"/>
-        </w:rPr>
-        <w:t xml:space="preserve">L185  </w:t>
-      </w:r>
-      <w:r>
-        <w:rPr>
-          <w:rFonts w:ascii="Consolas" w:hAnsi="Consolas"/>
-          <w:b/>
-          <w:color w:val="1F3A5F"/>
-          <w:sz w:val="20"/>
-        </w:rPr>
-        <w:t># Compute GAE (Generalized Advantage Estimation)</w:t>
-      </w:r>
-    </w:p>
-    <w:p>
-      <w:pPr>
-        <w:spacing w:after="60"/>
-        <w:ind w:left="567"/>
-      </w:pPr>
-      <w:r>
-        <w:rPr>
-          <w:rFonts w:ascii="Microsoft YaHei" w:hAnsi="Microsoft YaHei"/>
-          <w:b w:val="0"/>
-          <w:sz w:val="20"/>
-        </w:rPr>
-        <w:t>GAE is smoother than AC's simple TD error, reducing training variance.</w:t>
-      </w:r>
-    </w:p>
-    <w:p>
-      <w:pPr>
-        <w:spacing w:before="80" w:after="20"/>
-      </w:pPr>
-      <w:r>
-        <w:rPr>
-          <w:color w:val="999999"/>
-          <w:sz w:val="16"/>
-        </w:rPr>
-        <w:t xml:space="preserve">L193  </w:t>
-      </w:r>
-      <w:r>
-        <w:rPr>
-          <w:rFonts w:ascii="Consolas" w:hAnsi="Consolas"/>
-          <w:b/>
-          <w:color w:val="1F3A5F"/>
-          <w:sz w:val="20"/>
-        </w:rPr>
-        <w:t>with torch.no_grad():</w:t>
-      </w:r>
-    </w:p>
-    <w:p>
-      <w:pPr>
-        <w:spacing w:after="60"/>
-        <w:ind w:left="567"/>
-      </w:pPr>
-      <w:r>
-        <w:rPr>
-          <w:rFonts w:ascii="Microsoft YaHei" w:hAnsi="Microsoft YaHei"/>
-          <w:b w:val="0"/>
-          <w:sz w:val="20"/>
-        </w:rPr>
-        <w:t>Critic inference only, no gradients.</w:t>
-      </w:r>
-    </w:p>
-    <w:p>
-      <w:pPr>
-        <w:spacing w:before="80" w:after="20"/>
-      </w:pPr>
-      <w:r>
-        <w:rPr>
-          <w:color w:val="999999"/>
-          <w:sz w:val="16"/>
-        </w:rPr>
-        <w:t xml:space="preserve">L194  </w:t>
-      </w:r>
-      <w:r>
-        <w:rPr>
-          <w:rFonts w:ascii="Consolas" w:hAnsi="Consolas"/>
-          <w:b/>
-          <w:color w:val="1F3A5F"/>
-          <w:sz w:val="20"/>
-        </w:rPr>
-        <w:t>values = critic(states_t).squeeze()</w:t>
-      </w:r>
-    </w:p>
-    <w:p>
-      <w:pPr>
-        <w:spacing w:after="60"/>
-        <w:ind w:left="567"/>
-      </w:pPr>
-      <w:r>
-        <w:rPr>
-          <w:rFonts w:ascii="Microsoft YaHei" w:hAnsi="Microsoft YaHei"/>
-          <w:b w:val="0"/>
-          <w:sz w:val="20"/>
-        </w:rPr>
-        <w:t>Critic computes V(s) for each state.</w:t>
-      </w:r>
-    </w:p>
-    <w:p>
-      <w:pPr>
-        <w:spacing w:before="80" w:after="20"/>
-      </w:pPr>
-      <w:r>
-        <w:rPr>
-          <w:color w:val="999999"/>
-          <w:sz w:val="16"/>
-        </w:rPr>
-        <w:t xml:space="preserve">L197  </w:t>
-      </w:r>
-      <w:r>
-        <w:rPr>
-          <w:rFonts w:ascii="Consolas" w:hAnsi="Consolas"/>
-          <w:b/>
-          <w:color w:val="1F3A5F"/>
-          <w:sz w:val="20"/>
-        </w:rPr>
-        <w:t>gae = 0</w:t>
-      </w:r>
-    </w:p>
-    <w:p>
-      <w:pPr>
-        <w:spacing w:after="60"/>
-        <w:ind w:left="567"/>
-      </w:pPr>
-      <w:r>
-        <w:rPr>
-          <w:rFonts w:ascii="Microsoft YaHei" w:hAnsi="Microsoft YaHei"/>
-          <w:b w:val="0"/>
-          <w:sz w:val="20"/>
-        </w:rPr>
-        <w:t>Accumulate GAE backward. Smoother than AC's simple Advantage.</w:t>
-      </w:r>
-    </w:p>
-    <w:p>
-      <w:pPr>
-        <w:spacing w:before="80" w:after="20"/>
-      </w:pPr>
-      <w:r>
-        <w:rPr>
-          <w:color w:val="999999"/>
-          <w:sz w:val="16"/>
-        </w:rPr>
-        <w:t xml:space="preserve">L204  </w:t>
-      </w:r>
-      <w:r>
-        <w:rPr>
-          <w:rFonts w:ascii="Consolas" w:hAnsi="Consolas"/>
-          <w:b/>
-          <w:color w:val="1F3A5F"/>
-          <w:sz w:val="20"/>
-        </w:rPr>
-        <w:t>delta = rewards[t] + gamma * next_value * (1 - dones[t]) - values[t]</w:t>
-      </w:r>
-    </w:p>
-    <w:p>
-      <w:pPr>
-        <w:spacing w:after="60"/>
-        <w:ind w:left="567"/>
-      </w:pPr>
-      <w:r>
-        <w:rPr>
-          <w:rFonts w:ascii="Microsoft YaHei" w:hAnsi="Microsoft YaHei"/>
-          <w:b w:val="0"/>
-          <w:sz w:val="20"/>
-        </w:rPr>
-        <w:t>TD error = r + gamma*V(sp) - V(s). Same as AC's Advantage.</w:t>
-      </w:r>
-    </w:p>
-    <w:p>
-      <w:pPr>
-        <w:spacing w:before="80" w:after="20"/>
-      </w:pPr>
-      <w:r>
-        <w:rPr>
-          <w:color w:val="999999"/>
-          <w:sz w:val="16"/>
-        </w:rPr>
-        <w:t xml:space="preserve">L205  </w:t>
-      </w:r>
-      <w:r>
-        <w:rPr>
-          <w:rFonts w:ascii="Consolas" w:hAnsi="Consolas"/>
-          <w:b/>
-          <w:color w:val="1F3A5F"/>
-          <w:sz w:val="20"/>
-        </w:rPr>
-        <w:t>gae = delta + gamma * gae_lambda * (1 - dones[t]) * gae</w:t>
-      </w:r>
-    </w:p>
-    <w:p>
-      <w:pPr>
-        <w:spacing w:after="60"/>
-        <w:ind w:left="567"/>
-      </w:pPr>
-      <w:r>
-        <w:rPr>
-          <w:rFonts w:ascii="Microsoft YaHei" w:hAnsi="Microsoft YaHei"/>
-          <w:b w:val="0"/>
-          <w:sz w:val="20"/>
-        </w:rPr>
-        <w:t>GAE core: current TD error + discounted * next GAE. Integrates multi-step info.</w:t>
-      </w:r>
-    </w:p>
-    <w:p>
-      <w:pPr>
-        <w:pStyle w:val="Heading2"/>
-      </w:pPr>
-      <w:r>
-        <w:rPr>
-          <w:color w:val="1F3A5F"/>
-        </w:rPr>
-        <w:t>Step 3: PPO Core - Clip Update (Lines 215-264)</w:t>
-      </w:r>
-    </w:p>
-    <w:p>
-      <w:pPr>
-        <w:spacing w:after="60"/>
-      </w:pPr>
-      <w:r>
-        <w:rPr>
-          <w:rFonts w:ascii="Microsoft YaHei" w:hAnsi="Microsoft YaHei"/>
-          <w:b/>
-          <w:sz w:val="24"/>
-        </w:rPr>
-        <w:t>This is the most important part of PPO. Essential for interviews.</w:t>
-      </w:r>
-    </w:p>
-    <w:p>
-      <w:pPr>
-        <w:spacing w:before="80" w:after="20"/>
-      </w:pPr>
-      <w:r>
-        <w:rPr>
-          <w:color w:val="999999"/>
-          <w:sz w:val="16"/>
-        </w:rPr>
-        <w:t xml:space="preserve">L218  </w:t>
-      </w:r>
-      <w:r>
-        <w:rPr>
-          <w:rFonts w:ascii="Consolas" w:hAnsi="Consolas"/>
-          <w:b/>
-          <w:color w:val="1F3A5F"/>
-          <w:sz w:val="20"/>
-        </w:rPr>
-        <w:t>for _ in range(epochs):</w:t>
-      </w:r>
-    </w:p>
-    <w:p>
-      <w:pPr>
-        <w:spacing w:after="60"/>
-        <w:ind w:left="567"/>
-      </w:pPr>
-      <w:r>
-        <w:rPr>
-          <w:rFonts w:ascii="Microsoft YaHei" w:hAnsi="Microsoft YaHei"/>
-          <w:b w:val="0"/>
-          <w:sz w:val="20"/>
-        </w:rPr>
-        <w:t>Multi-epoch update. Same batch reused epochs times (default 10). AC uses each datum once.</w:t>
-      </w:r>
-    </w:p>
-    <w:p>
-      <w:pPr>
-        <w:spacing w:before="80" w:after="20"/>
-      </w:pPr>
-      <w:r>
-        <w:rPr>
-          <w:color w:val="999999"/>
-          <w:sz w:val="16"/>
-        </w:rPr>
-        <w:t xml:space="preserve">L232  </w:t>
-      </w:r>
-      <w:r>
-        <w:rPr>
-          <w:rFonts w:ascii="Consolas" w:hAnsi="Consolas"/>
-          <w:b/>
-          <w:color w:val="1F3A5F"/>
-          <w:sz w:val="20"/>
-        </w:rPr>
-        <w:t>log_probs_new, entropy = actor.evaluate(batch_s, batch_a)</w:t>
-      </w:r>
-    </w:p>
-    <w:p>
-      <w:pPr>
-        <w:spacing w:after="60"/>
-        <w:ind w:left="567"/>
-      </w:pPr>
-      <w:r>
-        <w:rPr>
-          <w:rFonts w:ascii="Microsoft YaHei" w:hAnsi="Microsoft YaHei"/>
-          <w:b w:val="0"/>
-          <w:sz w:val="20"/>
-        </w:rPr>
-        <w:t>Recompute log_prob with CURRENT policy (after updates).</w:t>
-      </w:r>
-    </w:p>
-    <w:p>
-      <w:pPr>
-        <w:spacing w:before="80" w:after="20"/>
-      </w:pPr>
-      <w:r>
-        <w:rPr>
-          <w:color w:val="999999"/>
-          <w:sz w:val="16"/>
-        </w:rPr>
-        <w:t xml:space="preserve">L238  </w:t>
-      </w:r>
-      <w:r>
-        <w:rPr>
-          <w:rFonts w:ascii="Consolas" w:hAnsi="Consolas"/>
-          <w:b/>
-          <w:color w:val="1F3A5F"/>
-          <w:sz w:val="20"/>
-        </w:rPr>
-        <w:t>ratio = torch.exp(log_probs_new - batch_old_lp)</w:t>
-      </w:r>
-    </w:p>
-    <w:p>
-      <w:pPr>
-        <w:spacing w:after="60"/>
-        <w:ind w:left="567"/>
-      </w:pPr>
-      <w:r>
-        <w:rPr>
-          <w:rFonts w:ascii="Microsoft YaHei" w:hAnsi="Microsoft YaHei"/>
-          <w:b w:val="0"/>
-          <w:sz w:val="20"/>
-        </w:rPr>
-        <w:t>Importance ratio = pi_new / pi_old. Ratio &gt; 1 means action more likely now; &lt; 1 means less likely.</w:t>
-      </w:r>
-    </w:p>
-    <w:p>
-      <w:pPr>
-        <w:spacing w:before="80" w:after="20"/>
-      </w:pPr>
-      <w:r>
-        <w:rPr>
-          <w:color w:val="999999"/>
-          <w:sz w:val="16"/>
-        </w:rPr>
-        <w:t xml:space="preserve">L242  </w:t>
-      </w:r>
-      <w:r>
-        <w:rPr>
-          <w:rFonts w:ascii="Consolas" w:hAnsi="Consolas"/>
-          <w:b/>
-          <w:color w:val="1F3A5F"/>
-          <w:sz w:val="20"/>
-        </w:rPr>
-        <w:t>surr1 = ratio * batch_adv</w:t>
-      </w:r>
-    </w:p>
-    <w:p>
-      <w:pPr>
-        <w:spacing w:after="60"/>
-        <w:ind w:left="567"/>
-      </w:pPr>
-      <w:r>
-        <w:rPr>
-          <w:rFonts w:ascii="Microsoft YaHei" w:hAnsi="Microsoft YaHei"/>
-          <w:b w:val="0"/>
-          <w:sz w:val="20"/>
-        </w:rPr>
-        <w:t>Standard policy gradient objective: ratio x Advantage. Same as AC.</w:t>
-      </w:r>
-    </w:p>
-    <w:p>
-      <w:pPr>
-        <w:spacing w:before="80" w:after="20"/>
-      </w:pPr>
-      <w:r>
-        <w:rPr>
-          <w:color w:val="999999"/>
-          <w:sz w:val="16"/>
-        </w:rPr>
-        <w:t xml:space="preserve">L243  </w:t>
-      </w:r>
-      <w:r>
-        <w:rPr>
-          <w:rFonts w:ascii="Consolas" w:hAnsi="Consolas"/>
-          <w:b/>
-          <w:color w:val="1F3A5F"/>
-          <w:sz w:val="20"/>
-        </w:rPr>
-        <w:t>surr2 = torch.clamp(ratio, 1 - clip_eps, 1 + clip_eps) * batch_adv</w:t>
-      </w:r>
-    </w:p>
-    <w:p>
-      <w:pPr>
-        <w:spacing w:after="60"/>
-        <w:ind w:left="567"/>
-      </w:pPr>
-      <w:r>
-        <w:rPr>
-          <w:rFonts w:ascii="Microsoft YaHei" w:hAnsi="Microsoft YaHei"/>
-          <w:b w:val="0"/>
-          <w:sz w:val="20"/>
-        </w:rPr>
-        <w:t>CLIP version: limit ratio to [0.8, 1.2]. If ratio exceeds bounds, clip it - prevents too-large updates.</w:t>
-      </w:r>
-    </w:p>
-    <w:p>
-      <w:pPr>
-        <w:spacing w:before="80" w:after="20"/>
-      </w:pPr>
-      <w:r>
-        <w:rPr>
-          <w:color w:val="999999"/>
-          <w:sz w:val="16"/>
-        </w:rPr>
-        <w:t xml:space="preserve">L244  </w:t>
-      </w:r>
-      <w:r>
-        <w:rPr>
-          <w:rFonts w:ascii="Consolas" w:hAnsi="Consolas"/>
-          <w:b/>
-          <w:color w:val="1F3A5F"/>
-          <w:sz w:val="20"/>
-        </w:rPr>
-        <w:t>actor_loss = -torch.min(surr1, surr2).mean()</w:t>
-      </w:r>
-    </w:p>
-    <w:p>
-      <w:pPr>
-        <w:spacing w:after="60"/>
-        <w:ind w:left="567"/>
-      </w:pPr>
-      <w:r>
-        <w:rPr>
-          <w:rFonts w:ascii="Microsoft YaHei" w:hAnsi="Microsoft YaHei"/>
-          <w:b w:val="0"/>
-          <w:sz w:val="20"/>
-        </w:rPr>
-        <w:t>Take min(surr1, surr2): when ratio exceeds [0.8, 1.2], gradient goes to zero - stops update.</w:t>
-      </w:r>
-    </w:p>
-    <w:p>
-      <w:pPr>
-        <w:spacing w:before="80" w:after="20"/>
-      </w:pPr>
-      <w:r>
-        <w:rPr>
-          <w:color w:val="999999"/>
-          <w:sz w:val="16"/>
-        </w:rPr>
-        <w:t xml:space="preserve">L248  </w:t>
-      </w:r>
-      <w:r>
-        <w:rPr>
-          <w:rFonts w:ascii="Consolas" w:hAnsi="Consolas"/>
-          <w:b/>
-          <w:color w:val="1F3A5F"/>
-          <w:sz w:val="20"/>
-        </w:rPr>
-        <w:t>entropy_loss = -entropy_coef * entropy.mean()</w:t>
-      </w:r>
-    </w:p>
-    <w:p>
-      <w:pPr>
-        <w:spacing w:after="60"/>
-        <w:ind w:left="567"/>
-      </w:pPr>
-      <w:r>
-        <w:rPr>
-          <w:rFonts w:ascii="Microsoft YaHei" w:hAnsi="Microsoft YaHei"/>
-          <w:b w:val="0"/>
-          <w:sz w:val="20"/>
-        </w:rPr>
-        <w:t>Entropy bonus. Encourages policy to maintain randomness (prevents premature convergence).</w:t>
-      </w:r>
-    </w:p>
-    <w:p>
-      <w:pPr>
-        <w:spacing w:before="80" w:after="20"/>
-      </w:pPr>
-      <w:r>
-        <w:rPr>
-          <w:color w:val="999999"/>
-          <w:sz w:val="16"/>
-        </w:rPr>
-        <w:t xml:space="preserve">L255  </w:t>
-      </w:r>
-      <w:r>
-        <w:rPr>
-          <w:rFonts w:ascii="Consolas" w:hAnsi="Consolas"/>
-          <w:b/>
-          <w:color w:val="1F3A5F"/>
-          <w:sz w:val="20"/>
-        </w:rPr>
-        <w:t>torch.nn.utils.clip_grad_norm_(actor.parameters(), 0.5)</w:t>
-      </w:r>
-    </w:p>
-    <w:p>
-      <w:pPr>
-        <w:spacing w:after="60"/>
-        <w:ind w:left="567"/>
-      </w:pPr>
-      <w:r>
-        <w:rPr>
-          <w:rFonts w:ascii="Microsoft YaHei" w:hAnsi="Microsoft YaHei"/>
-          <w:b w:val="0"/>
-          <w:sz w:val="20"/>
-        </w:rPr>
-        <w:t>Gradient clipping. Another safety mechanism to prevent gradient explosion.</w:t>
+        <w:t>熵奖励系数。作用是"鼓励策略不要过早变成确定性策略"。熵是在衡量策略的随机性：熵高 → 动作分布均匀（探索多），熵低 → 动作集中（利用多）。加熵奖励能让策略保持一定的探索能力，不会过早收敛。</w:t>
       </w:r>
     </w:p>
     <w:p>
@@ -1139,7 +480,605 @@
         <w:rPr>
           <w:color w:val="1F3A5F"/>
         </w:rPr>
-        <w:t>3-Method Formula Comparison</w:t>
+        <w:t>第 1 步：采集数据（164-183 行）</w:t>
+      </w:r>
+    </w:p>
+    <w:p>
+      <w:pPr>
+        <w:spacing w:before="120" w:after="40"/>
+      </w:pPr>
+      <w:r>
+        <w:rPr>
+          <w:color w:val="999999"/>
+          <w:sz w:val="16"/>
+        </w:rPr>
+        <w:t xml:space="preserve">  L164  </w:t>
+      </w:r>
+      <w:r>
+        <w:rPr>
+          <w:rFonts w:ascii="Consolas" w:hAnsi="Consolas"/>
+          <w:b/>
+          <w:color w:val="1F3A5F"/>
+          <w:sz w:val="20"/>
+        </w:rPr>
+        <w:t>s = env.reset()</w:t>
+      </w:r>
+    </w:p>
+    <w:p>
+      <w:pPr>
+        <w:spacing w:before="0" w:after="120"/>
+        <w:ind w:left="454"/>
+      </w:pPr>
+      <w:r>
+        <w:rPr>
+          <w:rFonts w:ascii="Microsoft YaHei" w:hAnsi="Microsoft YaHei"/>
+          <w:sz w:val="21"/>
+        </w:rPr>
+        <w:t>重置环境。和 REINFORCE、AC 一样。</w:t>
+      </w:r>
+    </w:p>
+    <w:p>
+      <w:pPr>
+        <w:spacing w:before="120" w:after="40"/>
+      </w:pPr>
+      <w:r>
+        <w:rPr>
+          <w:color w:val="999999"/>
+          <w:sz w:val="16"/>
+        </w:rPr>
+        <w:t xml:space="preserve">  L166  </w:t>
+      </w:r>
+      <w:r>
+        <w:rPr>
+          <w:rFonts w:ascii="Consolas" w:hAnsi="Consolas"/>
+          <w:b/>
+          <w:color w:val="1F3A5F"/>
+          <w:sz w:val="20"/>
+        </w:rPr>
+        <w:t>states, actions, rewards, dones, log_probs_old = [], [], [], [], []</w:t>
+      </w:r>
+    </w:p>
+    <w:p>
+      <w:pPr>
+        <w:spacing w:before="0" w:after="120"/>
+        <w:ind w:left="454"/>
+      </w:pPr>
+      <w:r>
+        <w:rPr>
+          <w:rFonts w:ascii="Microsoft YaHei" w:hAnsi="Microsoft YaHei"/>
+          <w:sz w:val="21"/>
+        </w:rPr>
+        <w:t>注意这里比 AC 多了一个 log_probs_old（旧策略下的 log_prob）。这是 PPO 的核心——要和旧策略对比。AC 不需要存这个，因为它每次只用当前策略更新一次。PPO 要对比新旧策略的差异。</w:t>
+      </w:r>
+    </w:p>
+    <w:p>
+      <w:pPr>
+        <w:spacing w:before="120" w:after="40"/>
+      </w:pPr>
+      <w:r>
+        <w:rPr>
+          <w:color w:val="999999"/>
+          <w:sz w:val="16"/>
+        </w:rPr>
+        <w:t xml:space="preserve">  L169  </w:t>
+      </w:r>
+      <w:r>
+        <w:rPr>
+          <w:rFonts w:ascii="Consolas" w:hAnsi="Consolas"/>
+          <w:b/>
+          <w:color w:val="1F3A5F"/>
+          <w:sz w:val="20"/>
+        </w:rPr>
+        <w:t>a, lp = actor.get_action(s)</w:t>
+      </w:r>
+    </w:p>
+    <w:p>
+      <w:pPr>
+        <w:spacing w:before="0" w:after="120"/>
+        <w:ind w:left="454"/>
+      </w:pPr>
+      <w:r>
+        <w:rPr>
+          <w:rFonts w:ascii="Microsoft YaHei" w:hAnsi="Microsoft YaHei"/>
+          <w:sz w:val="21"/>
+        </w:rPr>
+        <w:t>Actor 选动作，同时记录旧策略的 log_prob。这个 lp 会被存到 log_probs_old 中，后面计算 importance ratio 时会用到——"这个动作在旧策略下有多可能？"</w:t>
+      </w:r>
+    </w:p>
+    <w:p>
+      <w:r>
+        <w:br w:type="page"/>
+      </w:r>
+    </w:p>
+    <w:p>
+      <w:pPr>
+        <w:pStyle w:val="Heading1"/>
+      </w:pPr>
+      <w:r>
+        <w:rPr>
+          <w:color w:val="1F3A5F"/>
+        </w:rPr>
+        <w:t>第 2 步：GAE —— 更好的 Advantage（185-213 行）</w:t>
+      </w:r>
+    </w:p>
+    <w:p>
+      <w:pPr>
+        <w:spacing w:after="60"/>
+      </w:pPr>
+      <w:r>
+        <w:rPr>
+          <w:rFonts w:ascii="Microsoft YaHei" w:hAnsi="Microsoft YaHei"/>
+          <w:b w:val="0"/>
+          <w:sz w:val="20"/>
+        </w:rPr>
+        <w:t>GAE（Generalized Advantage Estimation）比 AC 的简单 TD error 更平滑。它综合了多步信息——就像看一段视频时不是只看每一帧，而是看连续几帧来理解动作。</w:t>
+      </w:r>
+    </w:p>
+    <w:p>
+      <w:pPr>
+        <w:spacing w:before="120" w:after="40"/>
+      </w:pPr>
+      <w:r>
+        <w:rPr>
+          <w:color w:val="999999"/>
+          <w:sz w:val="16"/>
+        </w:rPr>
+        <w:t xml:space="preserve">  L185  </w:t>
+      </w:r>
+      <w:r>
+        <w:rPr>
+          <w:rFonts w:ascii="Consolas" w:hAnsi="Consolas"/>
+          <w:b/>
+          <w:color w:val="1F3A5F"/>
+          <w:sz w:val="20"/>
+        </w:rPr>
+        <w:t># 算 GAE (Generalized Advantage Estimation)</w:t>
+      </w:r>
+    </w:p>
+    <w:p>
+      <w:pPr>
+        <w:spacing w:before="0" w:after="120"/>
+        <w:ind w:left="454"/>
+      </w:pPr>
+      <w:r>
+        <w:rPr>
+          <w:rFonts w:ascii="Microsoft YaHei" w:hAnsi="Microsoft YaHei"/>
+          <w:sz w:val="21"/>
+        </w:rPr>
+        <w:t>GAE 的核心思想：不只用一步的 TD error（λ=0），也不用整局的 MC return（λ=1），而是用 λ=0.95 在两者之间取一个平衡。这比 AC 的简单 Advantage 更准确、更稳定。</w:t>
+      </w:r>
+    </w:p>
+    <w:p>
+      <w:pPr>
+        <w:spacing w:before="120" w:after="40"/>
+      </w:pPr>
+      <w:r>
+        <w:rPr>
+          <w:color w:val="999999"/>
+          <w:sz w:val="16"/>
+        </w:rPr>
+        <w:t xml:space="preserve">  L194  </w:t>
+      </w:r>
+      <w:r>
+        <w:rPr>
+          <w:rFonts w:ascii="Consolas" w:hAnsi="Consolas"/>
+          <w:b/>
+          <w:color w:val="1F3A5F"/>
+          <w:sz w:val="20"/>
+        </w:rPr>
+        <w:t>values = critic(states_t).squeeze()</w:t>
+      </w:r>
+    </w:p>
+    <w:p>
+      <w:pPr>
+        <w:spacing w:before="0" w:after="120"/>
+        <w:ind w:left="454"/>
+      </w:pPr>
+      <w:r>
+        <w:rPr>
+          <w:rFonts w:ascii="Microsoft YaHei" w:hAnsi="Microsoft YaHei"/>
+          <w:sz w:val="21"/>
+        </w:rPr>
+        <w:t>用 Critic 算所有状态的 V(s)。注意这里用了 squeeze() 把形状从 [n,1] 变成 [n]——方便后面的逐元素操作。</w:t>
+      </w:r>
+    </w:p>
+    <w:p>
+      <w:pPr>
+        <w:spacing w:before="120" w:after="40"/>
+      </w:pPr>
+      <w:r>
+        <w:rPr>
+          <w:color w:val="999999"/>
+          <w:sz w:val="16"/>
+        </w:rPr>
+        <w:t xml:space="preserve">  L204  </w:t>
+      </w:r>
+      <w:r>
+        <w:rPr>
+          <w:rFonts w:ascii="Consolas" w:hAnsi="Consolas"/>
+          <w:b/>
+          <w:color w:val="1F3A5F"/>
+          <w:sz w:val="20"/>
+        </w:rPr>
+        <w:t>delta = rewards[t] + gamma * next_value * (1 - dones[t]) - values[t].item()</w:t>
+      </w:r>
+    </w:p>
+    <w:p>
+      <w:pPr>
+        <w:spacing w:before="0" w:after="120"/>
+        <w:ind w:left="454"/>
+      </w:pPr>
+      <w:r>
+        <w:rPr>
+          <w:rFonts w:ascii="Microsoft YaHei" w:hAnsi="Microsoft YaHei"/>
+          <w:sz w:val="21"/>
+        </w:rPr>
+        <w:t>TD error = r + γV(s') - V(s)。和 AC 的 Advantage 一模一样。</w:t>
+      </w:r>
+    </w:p>
+    <w:p>
+      <w:pPr>
+        <w:spacing w:before="120" w:after="40"/>
+      </w:pPr>
+      <w:r>
+        <w:rPr>
+          <w:color w:val="999999"/>
+          <w:sz w:val="16"/>
+        </w:rPr>
+        <w:t xml:space="preserve">  L205  </w:t>
+      </w:r>
+      <w:r>
+        <w:rPr>
+          <w:rFonts w:ascii="Consolas" w:hAnsi="Consolas"/>
+          <w:b/>
+          <w:color w:val="1F3A5F"/>
+          <w:sz w:val="20"/>
+        </w:rPr>
+        <w:t>gae = delta + gamma * gae_lambda * (1 - dones[t]) * gae</w:t>
+      </w:r>
+    </w:p>
+    <w:p>
+      <w:pPr>
+        <w:spacing w:before="0" w:after="120"/>
+        <w:ind w:left="454"/>
+      </w:pPr>
+      <w:r>
+        <w:rPr>
+          <w:rFonts w:ascii="Microsoft YaHei" w:hAnsi="Microsoft YaHei"/>
+          <w:sz w:val="21"/>
+        </w:rPr>
+        <w:t>GAE 的核心递推公式。当前步的 GAE = 当前步的 TD error + γλ × 下一步的 GAE。这样 GAE 不仅包含了当前步的信息，还包含了之后多步的信息。λ=0.95 意味着约 20 步后的信息权重降到 1/e。</w:t>
+      </w:r>
+    </w:p>
+    <w:p>
+      <w:r>
+        <w:br w:type="page"/>
+      </w:r>
+    </w:p>
+    <w:p>
+      <w:pPr>
+        <w:pStyle w:val="Heading1"/>
+      </w:pPr>
+      <w:r>
+        <w:rPr>
+          <w:color w:val="1F3A5F"/>
+        </w:rPr>
+        <w:t>第 3 步：PPO 核心 —— clip 更新（215-264 行）</w:t>
+      </w:r>
+    </w:p>
+    <w:p>
+      <w:pPr>
+        <w:spacing w:after="60"/>
+      </w:pPr>
+      <w:r>
+        <w:rPr>
+          <w:rFonts w:ascii="Microsoft YaHei" w:hAnsi="Microsoft YaHei"/>
+          <w:b/>
+          <w:sz w:val="24"/>
+        </w:rPr>
+        <w:t>这是 PPO 最重要的部分，面试必问。</w:t>
+      </w:r>
+    </w:p>
+    <w:p>
+      <w:pPr>
+        <w:spacing w:before="120" w:after="40"/>
+      </w:pPr>
+      <w:r>
+        <w:rPr>
+          <w:color w:val="999999"/>
+          <w:sz w:val="16"/>
+        </w:rPr>
+        <w:t xml:space="preserve">  L218  </w:t>
+      </w:r>
+      <w:r>
+        <w:rPr>
+          <w:rFonts w:ascii="Consolas" w:hAnsi="Consolas"/>
+          <w:b/>
+          <w:color w:val="1F3A5F"/>
+          <w:sz w:val="20"/>
+        </w:rPr>
+        <w:t>for _ in range(epochs):</w:t>
+      </w:r>
+    </w:p>
+    <w:p>
+      <w:pPr>
+        <w:spacing w:before="0" w:after="120"/>
+        <w:ind w:left="454"/>
+      </w:pPr>
+      <w:r>
+        <w:rPr>
+          <w:rFonts w:ascii="Microsoft YaHei" w:hAnsi="Microsoft YaHei"/>
+          <w:sz w:val="21"/>
+        </w:rPr>
+        <w:t>多轮更新。同一个 batch 的数据重复使用 epochs 次（默认 10 次）。AC 每条数据只用一次就扔掉，PPO 用 10 次——这就是 on-policy 和 off-policy 的区别：PPO 通过 importance ratio 来"纠正"多次使用的偏差。</w:t>
+      </w:r>
+    </w:p>
+    <w:p>
+      <w:pPr>
+        <w:spacing w:before="120" w:after="40"/>
+      </w:pPr>
+      <w:r>
+        <w:rPr>
+          <w:color w:val="999999"/>
+          <w:sz w:val="16"/>
+        </w:rPr>
+        <w:t xml:space="preserve">  L232  </w:t>
+      </w:r>
+      <w:r>
+        <w:rPr>
+          <w:rFonts w:ascii="Consolas" w:hAnsi="Consolas"/>
+          <w:b/>
+          <w:color w:val="1F3A5F"/>
+          <w:sz w:val="20"/>
+        </w:rPr>
+        <w:t>log_probs_new, entropy = actor.evaluate(batch_s, batch_a)</w:t>
+      </w:r>
+    </w:p>
+    <w:p>
+      <w:pPr>
+        <w:spacing w:before="0" w:after="120"/>
+        <w:ind w:left="454"/>
+      </w:pPr>
+      <w:r>
+        <w:rPr>
+          <w:rFonts w:ascii="Microsoft YaHei" w:hAnsi="Microsoft YaHei"/>
+          <w:sz w:val="21"/>
+        </w:rPr>
+        <w:t>用当前策略（已经更新了几轮了）重新算 log_prob。注意这个 log_probs_new 和之前存的 old_log_probs 可能已经不同了——因为策略参数更新了。</w:t>
+      </w:r>
+    </w:p>
+    <w:p>
+      <w:pPr>
+        <w:spacing w:before="120" w:after="40"/>
+      </w:pPr>
+      <w:r>
+        <w:rPr>
+          <w:color w:val="999999"/>
+          <w:sz w:val="16"/>
+        </w:rPr>
+        <w:t xml:space="preserve">  L238  </w:t>
+      </w:r>
+      <w:r>
+        <w:rPr>
+          <w:rFonts w:ascii="Consolas" w:hAnsi="Consolas"/>
+          <w:b/>
+          <w:color w:val="1F3A5F"/>
+          <w:sz w:val="20"/>
+        </w:rPr>
+        <w:t>ratio = torch.exp(log_probs_new - batch_old_lp)</w:t>
+      </w:r>
+    </w:p>
+    <w:p>
+      <w:pPr>
+        <w:spacing w:before="0" w:after="120"/>
+        <w:ind w:left="454"/>
+      </w:pPr>
+      <w:r>
+        <w:rPr>
+          <w:rFonts w:ascii="Microsoft YaHei" w:hAnsi="Microsoft YaHei"/>
+          <w:sz w:val="21"/>
+        </w:rPr>
+        <w:t>importance ratio = π_new(a|s) / π_old(a|s)。如果 ratio &gt; 1：这个动作在当前策略下比旧策略更可能了（概率增加了）。如果 ratio &lt; 1：这个动作现在更不可能了（概率减少了）。ratio = 1：概率没变。比如 ratio=1.5 表示概率增加了 50%，ratio=0.5 表示概率减少了一半。</w:t>
+      </w:r>
+    </w:p>
+    <w:p>
+      <w:pPr>
+        <w:spacing w:before="120" w:after="40"/>
+      </w:pPr>
+      <w:r>
+        <w:rPr>
+          <w:color w:val="999999"/>
+          <w:sz w:val="16"/>
+        </w:rPr>
+        <w:t xml:space="preserve">  L242  </w:t>
+      </w:r>
+      <w:r>
+        <w:rPr>
+          <w:rFonts w:ascii="Consolas" w:hAnsi="Consolas"/>
+          <w:b/>
+          <w:color w:val="1F3A5F"/>
+          <w:sz w:val="20"/>
+        </w:rPr>
+        <w:t>surr1 = ratio * batch_adv</w:t>
+      </w:r>
+    </w:p>
+    <w:p>
+      <w:pPr>
+        <w:spacing w:before="0" w:after="120"/>
+        <w:ind w:left="454"/>
+      </w:pPr>
+      <w:r>
+        <w:rPr>
+          <w:rFonts w:ascii="Microsoft YaHei" w:hAnsi="Microsoft YaHei"/>
+          <w:sz w:val="21"/>
+        </w:rPr>
+        <w:t>未 clip 的目标——和 AC 一样。ratio × A：如果动作更可能了且 Advantage &gt; 0（好动作），目标增加。这是正常的策略梯度目标。</w:t>
+      </w:r>
+    </w:p>
+    <w:p>
+      <w:pPr>
+        <w:spacing w:before="120" w:after="40"/>
+      </w:pPr>
+      <w:r>
+        <w:rPr>
+          <w:color w:val="999999"/>
+          <w:sz w:val="16"/>
+        </w:rPr>
+        <w:t xml:space="preserve">  L243  </w:t>
+      </w:r>
+      <w:r>
+        <w:rPr>
+          <w:rFonts w:ascii="Consolas" w:hAnsi="Consolas"/>
+          <w:b/>
+          <w:color w:val="1F3A5F"/>
+          <w:sz w:val="20"/>
+        </w:rPr>
+        <w:t>surr2 = torch.clamp(ratio, 1 - clip_eps, 1 + clip_eps) * batch_adv</w:t>
+      </w:r>
+    </w:p>
+    <w:p>
+      <w:pPr>
+        <w:spacing w:before="0" w:after="120"/>
+        <w:ind w:left="454"/>
+      </w:pPr>
+      <w:r>
+        <w:rPr>
+          <w:rFonts w:ascii="Microsoft YaHei" w:hAnsi="Microsoft YaHei"/>
+          <w:sz w:val="21"/>
+        </w:rPr>
+        <w:t>clip 后的目标——PPO 的关键创新！torch.clamp 把 ratio 限制在 [0.8, 1.2] 之间。如果 ratio 超过了这个范围（策略变得太多了），就卡在边界上。比如 ratio=2.0（概率翻倍）会被砍到 1.2。这行代码就是 PPO 的全部创新——用一行 clamp 防止策略突变。</w:t>
+      </w:r>
+    </w:p>
+    <w:p>
+      <w:pPr>
+        <w:spacing w:after="60"/>
+      </w:pPr>
+      <w:r>
+        <w:rPr>
+          <w:rFonts w:ascii="Microsoft YaHei" w:hAnsi="Microsoft YaHei"/>
+          <w:b/>
+          <w:color w:val="666666"/>
+          <w:sz w:val="20"/>
+        </w:rPr>
+        <w:t>clip 的效果：当 ratio &gt; 1.2 时，surr2 比 surr1 小，min(surr1, surr2) 取 surr2，梯度为 0——不更新了。当 ratio &lt; 0.8 时同理。策略只能"微调"，不能"突变"。</w:t>
+      </w:r>
+    </w:p>
+    <w:p>
+      <w:pPr>
+        <w:spacing w:before="120" w:after="40"/>
+      </w:pPr>
+      <w:r>
+        <w:rPr>
+          <w:color w:val="999999"/>
+          <w:sz w:val="16"/>
+        </w:rPr>
+        <w:t xml:space="preserve">  L244  </w:t>
+      </w:r>
+      <w:r>
+        <w:rPr>
+          <w:rFonts w:ascii="Consolas" w:hAnsi="Consolas"/>
+          <w:b/>
+          <w:color w:val="1F3A5F"/>
+          <w:sz w:val="20"/>
+        </w:rPr>
+        <w:t>actor_loss = -torch.min(surr1, surr2).mean()</w:t>
+      </w:r>
+    </w:p>
+    <w:p>
+      <w:pPr>
+        <w:spacing w:before="0" w:after="120"/>
+        <w:ind w:left="454"/>
+      </w:pPr>
+      <w:r>
+        <w:rPr>
+          <w:rFonts w:ascii="Microsoft YaHei" w:hAnsi="Microsoft YaHei"/>
+          <w:sz w:val="21"/>
+        </w:rPr>
+        <w:t>取 min(surr1, surr2) 作为最终的目标。当 ratio 安全（在 [0.8,1.2] 内），surr1 = surr2，正常更新。当 ratio 超出范围，min 取 surr2（clip 版本），梯度为 0 → 停止更新。这就是"近端"（Proximal）的含义——不让策略走太远。</w:t>
+      </w:r>
+    </w:p>
+    <w:p>
+      <w:pPr>
+        <w:spacing w:before="120" w:after="40"/>
+      </w:pPr>
+      <w:r>
+        <w:rPr>
+          <w:color w:val="999999"/>
+          <w:sz w:val="16"/>
+        </w:rPr>
+        <w:t xml:space="preserve">  L248  </w:t>
+      </w:r>
+      <w:r>
+        <w:rPr>
+          <w:rFonts w:ascii="Consolas" w:hAnsi="Consolas"/>
+          <w:b/>
+          <w:color w:val="1F3A5F"/>
+          <w:sz w:val="20"/>
+        </w:rPr>
+        <w:t>entropy_loss = -entropy_coef * entropy.mean()</w:t>
+      </w:r>
+    </w:p>
+    <w:p>
+      <w:pPr>
+        <w:spacing w:before="0" w:after="120"/>
+        <w:ind w:left="454"/>
+      </w:pPr>
+      <w:r>
+        <w:rPr>
+          <w:rFonts w:ascii="Microsoft YaHei" w:hAnsi="Microsoft YaHei"/>
+          <w:sz w:val="21"/>
+        </w:rPr>
+        <w:t>熵奖励。entropy 衡量策略的随机性（熵高 = 动作分布均匀）。entropy_loss 让 actor 保持一定的随机性，防止过早变成确定性策略。没有这个的话，策略可能很快变得过于确定，不再探索——类似于 DQN 的 ε 太小。</w:t>
+      </w:r>
+    </w:p>
+    <w:p>
+      <w:pPr>
+        <w:spacing w:before="120" w:after="40"/>
+      </w:pPr>
+      <w:r>
+        <w:rPr>
+          <w:color w:val="999999"/>
+          <w:sz w:val="16"/>
+        </w:rPr>
+        <w:t xml:space="preserve">  L255  </w:t>
+      </w:r>
+      <w:r>
+        <w:rPr>
+          <w:rFonts w:ascii="Consolas" w:hAnsi="Consolas"/>
+          <w:b/>
+          <w:color w:val="1F3A5F"/>
+          <w:sz w:val="20"/>
+        </w:rPr>
+        <w:t>torch.nn.utils.clip_grad_norm_(actor.parameters(), 0.5)</w:t>
+      </w:r>
+    </w:p>
+    <w:p>
+      <w:pPr>
+        <w:spacing w:before="0" w:after="120"/>
+        <w:ind w:left="454"/>
+      </w:pPr>
+      <w:r>
+        <w:rPr>
+          <w:rFonts w:ascii="Microsoft YaHei" w:hAnsi="Microsoft YaHei"/>
+          <w:sz w:val="21"/>
+        </w:rPr>
+        <w:t>梯度裁剪。又一个"保险"机制——如果梯度太大，把它缩小到范数 0.5 以内。防止梯度爆炸（gradient explosion）。PPO 有很多这样的安全机制，这也是它训练稳定的原因。</w:t>
+      </w:r>
+    </w:p>
+    <w:p>
+      <w:r>
+        <w:br w:type="page"/>
+      </w:r>
+    </w:p>
+    <w:p>
+      <w:pPr>
+        <w:pStyle w:val="Heading1"/>
+      </w:pPr>
+      <w:r>
+        <w:rPr>
+          <w:color w:val="1F3A5F"/>
+        </w:rPr>
+        <w:t>三种方法公式对比</w:t>
       </w:r>
     </w:p>
     <w:tbl>
@@ -1226,7 +1165,7 @@
                 <w:rFonts w:ascii="Microsoft YaHei" w:hAnsi="Microsoft YaHei"/>
                 <w:sz w:val="20"/>
               </w:rPr>
-              <w:t>Action</w:t>
+              <w:t>网络输出</w:t>
             </w:r>
           </w:p>
         </w:tc>
@@ -1240,7 +1179,7 @@
                 <w:rFonts w:ascii="Microsoft YaHei" w:hAnsi="Microsoft YaHei"/>
                 <w:sz w:val="20"/>
               </w:rPr>
-              <w:t>pi(s) -&gt; sample</w:t>
+              <w:t>π(s)→采样</w:t>
             </w:r>
           </w:p>
         </w:tc>
@@ -1254,7 +1193,7 @@
                 <w:rFonts w:ascii="Microsoft YaHei" w:hAnsi="Microsoft YaHei"/>
                 <w:sz w:val="20"/>
               </w:rPr>
-              <w:t>pi(s) -&gt; sample</w:t>
+              <w:t>π(s)→采样</w:t>
             </w:r>
           </w:p>
         </w:tc>
@@ -1268,7 +1207,7 @@
                 <w:rFonts w:ascii="Microsoft YaHei" w:hAnsi="Microsoft YaHei"/>
                 <w:sz w:val="20"/>
               </w:rPr>
-              <w:t>pi(s) -&gt; sample</w:t>
+              <w:t>π(s)→采样</w:t>
             </w:r>
           </w:p>
         </w:tc>
@@ -1284,7 +1223,7 @@
                 <w:rFonts w:ascii="Microsoft YaHei" w:hAnsi="Microsoft YaHei"/>
                 <w:sz w:val="20"/>
               </w:rPr>
-              <w:t>Value</w:t>
+              <w:t>价值估计</w:t>
             </w:r>
           </w:p>
         </w:tc>
@@ -1298,7 +1237,7 @@
                 <w:rFonts w:ascii="Microsoft YaHei" w:hAnsi="Microsoft YaHei"/>
                 <w:sz w:val="20"/>
               </w:rPr>
-              <w:t>G_t = sum(r)</w:t>
+              <w:t>G_t = Σr（MC）</w:t>
             </w:r>
           </w:p>
         </w:tc>
@@ -1312,7 +1251,7 @@
                 <w:rFonts w:ascii="Microsoft YaHei" w:hAnsi="Microsoft YaHei"/>
                 <w:sz w:val="20"/>
               </w:rPr>
-              <w:t>A = r+gammaV-V'</w:t>
+              <w:t>A = r+γV-V'（TD）</w:t>
             </w:r>
           </w:p>
         </w:tc>
@@ -1326,7 +1265,7 @@
                 <w:rFonts w:ascii="Microsoft YaHei" w:hAnsi="Microsoft YaHei"/>
                 <w:sz w:val="20"/>
               </w:rPr>
-              <w:t>GAE (smoothed)</w:t>
+              <w:t>GAE（平滑版 TD）</w:t>
             </w:r>
           </w:p>
         </w:tc>
@@ -1342,7 +1281,7 @@
                 <w:rFonts w:ascii="Microsoft YaHei" w:hAnsi="Microsoft YaHei"/>
                 <w:sz w:val="20"/>
               </w:rPr>
-              <w:t>Update</w:t>
+              <w:t>更新时机</w:t>
             </w:r>
           </w:p>
         </w:tc>
@@ -1356,7 +1295,7 @@
                 <w:rFonts w:ascii="Microsoft YaHei" w:hAnsi="Microsoft YaHei"/>
                 <w:sz w:val="20"/>
               </w:rPr>
-              <w:t>Episode end</w:t>
+              <w:t>整局结束</w:t>
             </w:r>
           </w:p>
         </w:tc>
@@ -1370,7 +1309,7 @@
                 <w:rFonts w:ascii="Microsoft YaHei" w:hAnsi="Microsoft YaHei"/>
                 <w:sz w:val="20"/>
               </w:rPr>
-              <w:t>Every step</w:t>
+              <w:t>每步</w:t>
             </w:r>
           </w:p>
         </w:tc>
@@ -1384,7 +1323,7 @@
                 <w:rFonts w:ascii="Microsoft YaHei" w:hAnsi="Microsoft YaHei"/>
                 <w:sz w:val="20"/>
               </w:rPr>
-              <w:t>Episode -&gt; multi-epoch</w:t>
+              <w:t>每局结束，多轮重复</w:t>
             </w:r>
           </w:p>
         </w:tc>
@@ -1400,7 +1339,7 @@
                 <w:rFonts w:ascii="Microsoft YaHei" w:hAnsi="Microsoft YaHei"/>
                 <w:sz w:val="20"/>
               </w:rPr>
-              <w:t>Core loss</w:t>
+              <w:t>核心 loss</w:t>
             </w:r>
           </w:p>
         </w:tc>
@@ -1414,7 +1353,7 @@
                 <w:rFonts w:ascii="Microsoft YaHei" w:hAnsi="Microsoft YaHei"/>
                 <w:sz w:val="20"/>
               </w:rPr>
-              <w:t>-logPi x G</w:t>
+              <w:t>-logπ×G</w:t>
             </w:r>
           </w:p>
         </w:tc>
@@ -1428,7 +1367,7 @@
                 <w:rFonts w:ascii="Microsoft YaHei" w:hAnsi="Microsoft YaHei"/>
                 <w:sz w:val="20"/>
               </w:rPr>
-              <w:t>-logPi x A</w:t>
+              <w:t>-logπ×A</w:t>
             </w:r>
           </w:p>
         </w:tc>
@@ -1442,7 +1381,7 @@
                 <w:rFonts w:ascii="Microsoft YaHei" w:hAnsi="Microsoft YaHei"/>
                 <w:sz w:val="20"/>
               </w:rPr>
-              <w:t>-min(clip ratio x A)</w:t>
+              <w:t>-min(clip ratio×A)</w:t>
             </w:r>
           </w:p>
         </w:tc>
@@ -1458,7 +1397,7 @@
                 <w:rFonts w:ascii="Microsoft YaHei" w:hAnsi="Microsoft YaHei"/>
                 <w:sz w:val="20"/>
               </w:rPr>
-              <w:t>Safety</w:t>
+              <w:t>安全机制</w:t>
             </w:r>
           </w:p>
         </w:tc>
@@ -1472,7 +1411,7 @@
                 <w:rFonts w:ascii="Microsoft YaHei" w:hAnsi="Microsoft YaHei"/>
                 <w:sz w:val="20"/>
               </w:rPr>
-              <w:t>None</w:t>
+              <w:t>无</w:t>
             </w:r>
           </w:p>
         </w:tc>
@@ -1486,7 +1425,7 @@
                 <w:rFonts w:ascii="Microsoft YaHei" w:hAnsi="Microsoft YaHei"/>
                 <w:sz w:val="20"/>
               </w:rPr>
-              <w:t>None</w:t>
+              <w:t>无</w:t>
             </w:r>
           </w:p>
         </w:tc>
@@ -1500,7 +1439,123 @@
                 <w:rFonts w:ascii="Microsoft YaHei" w:hAnsi="Microsoft YaHei"/>
                 <w:sz w:val="20"/>
               </w:rPr>
-              <w:t>Clip + grad clipping</w:t>
+              <w:t>clip + 梯度裁剪 + 熵奖励</w:t>
+            </w:r>
+          </w:p>
+        </w:tc>
+      </w:tr>
+      <w:tr>
+        <w:tc>
+          <w:tcPr>
+            <w:tcW w:type="dxa" w:w="2160"/>
+          </w:tcPr>
+          <w:p>
+            <w:r>
+              <w:rPr>
+                <w:rFonts w:ascii="Microsoft YaHei" w:hAnsi="Microsoft YaHei"/>
+                <w:sz w:val="20"/>
+              </w:rPr>
+              <w:t>方差</w:t>
+            </w:r>
+          </w:p>
+        </w:tc>
+        <w:tc>
+          <w:tcPr>
+            <w:tcW w:type="dxa" w:w="2160"/>
+          </w:tcPr>
+          <w:p>
+            <w:r>
+              <w:rPr>
+                <w:rFonts w:ascii="Microsoft YaHei" w:hAnsi="Microsoft YaHei"/>
+                <w:sz w:val="20"/>
+              </w:rPr>
+              <w:t>很高</w:t>
+            </w:r>
+          </w:p>
+        </w:tc>
+        <w:tc>
+          <w:tcPr>
+            <w:tcW w:type="dxa" w:w="2160"/>
+          </w:tcPr>
+          <w:p>
+            <w:r>
+              <w:rPr>
+                <w:rFonts w:ascii="Microsoft YaHei" w:hAnsi="Microsoft YaHei"/>
+                <w:sz w:val="20"/>
+              </w:rPr>
+              <w:t>中等</w:t>
+            </w:r>
+          </w:p>
+        </w:tc>
+        <w:tc>
+          <w:tcPr>
+            <w:tcW w:type="dxa" w:w="2160"/>
+          </w:tcPr>
+          <w:p>
+            <w:r>
+              <w:rPr>
+                <w:rFonts w:ascii="Microsoft YaHei" w:hAnsi="Microsoft YaHei"/>
+                <w:sz w:val="20"/>
+              </w:rPr>
+              <w:t>低</w:t>
+            </w:r>
+          </w:p>
+        </w:tc>
+      </w:tr>
+      <w:tr>
+        <w:tc>
+          <w:tcPr>
+            <w:tcW w:type="dxa" w:w="2160"/>
+          </w:tcPr>
+          <w:p>
+            <w:r>
+              <w:rPr>
+                <w:rFonts w:ascii="Microsoft YaHei" w:hAnsi="Microsoft YaHei"/>
+                <w:sz w:val="20"/>
+              </w:rPr>
+              <w:t>训练速度</w:t>
+            </w:r>
+          </w:p>
+        </w:tc>
+        <w:tc>
+          <w:tcPr>
+            <w:tcW w:type="dxa" w:w="2160"/>
+          </w:tcPr>
+          <w:p>
+            <w:r>
+              <w:rPr>
+                <w:rFonts w:ascii="Microsoft YaHei" w:hAnsi="Microsoft YaHei"/>
+                <w:sz w:val="20"/>
+              </w:rPr>
+              <w:t>很慢</w:t>
+            </w:r>
+          </w:p>
+        </w:tc>
+        <w:tc>
+          <w:tcPr>
+            <w:tcW w:type="dxa" w:w="2160"/>
+          </w:tcPr>
+          <w:p>
+            <w:r>
+              <w:rPr>
+                <w:rFonts w:ascii="Microsoft YaHei" w:hAnsi="Microsoft YaHei"/>
+                <w:sz w:val="20"/>
+              </w:rPr>
+              <w:t>中等</w:t>
+            </w:r>
+          </w:p>
+        </w:tc>
+        <w:tc>
+          <w:tcPr>
+            <w:tcW w:type="dxa" w:w="2160"/>
+          </w:tcPr>
+          <w:p>
+            <w:r>
+              <w:rPr>
+                <w:rFonts w:ascii="Microsoft YaHei" w:hAnsi="Microsoft YaHei"/>
+                <w:sz w:val="20"/>
+              </w:rPr>
+              <w:t>中等（但更稳）</w:t>
             </w:r>
           </w:p>
         </w:tc>
@@ -1514,9 +1569,10 @@
         <w:rPr>
           <w:rFonts w:ascii="Microsoft YaHei" w:hAnsi="Microsoft YaHei"/>
           <w:b/>
+          <w:color w:val="1F3A5F"/>
           <w:sz w:val="24"/>
         </w:rPr>
-        <w:t>PPO is the algorithm chosen for the EMS project. Reasons: continuous actions + stable training + moderate complexity.</w:t>
+        <w:t>PPO 是 EMS 项目最终选用的算法。原因：连续动作 + 训练稳定（clip 防崩）+ 实现复杂度适中（比 SAC 的 5 个网络简单）+ 面试常考。</w:t>
       </w:r>
     </w:p>
     <w:sectPr>
@@ -1893,7 +1949,7 @@
     <w:qFormat/>
     <w:rsid w:val="00FC693F"/>
     <w:pPr>
-      <w:spacing w:line="324" w:lineRule="auto"/>
+      <w:spacing w:line="324" w:lineRule="auto" w:after="40"/>
     </w:pPr>
     <w:rPr>
       <w:rFonts w:ascii="Microsoft YaHei" w:hAnsi="Microsoft YaHei" w:eastAsia="Microsoft YaHei"/>

--- a/docs/notes/Week11_Step4_PPO_逐行精讲.docx
+++ b/docs/notes/Week11_Step4_PPO_逐行精讲.docx
@@ -35,7 +35,7 @@
           <w:color w:val="999999"/>
           <w:sz w:val="20"/>
         </w:rPr>
-        <w:t>生成日期：2026-07-29</w:t>
+        <w:t>生成日期：2026-07-31</w:t>
       </w:r>
     </w:p>
     <w:p>
@@ -51,20 +51,167 @@
         <w:rPr>
           <w:color w:val="1F3A5F"/>
         </w:rPr>
-        <w:t>文件概览</w:t>
+        <w:t>一、文件概览</w:t>
       </w:r>
     </w:p>
     <w:p>
       <w:pPr>
         <w:spacing w:after="60"/>
+      </w:pPr>
+      <w:r>
+        <w:rPr>
+          <w:rFonts w:ascii="Microsoft YaHei" w:hAnsi="Microsoft YaHei"/>
+          <w:b w:val="0"/>
+          <w:sz w:val="22"/>
+        </w:rPr>
+        <w:t>PPO（近端策略优化）在 AC 基础上加了最关键的一项——**clip（裁剪）**。AC 的问题是"一步更新可能让策略变化太大，直接崩掉"；PPO 用一个一行代码的 clamp 限制每次更新幅度，让策略"慢慢走"。它是当前工业界最主流的 on-policy 算法，也是本 EMS 项目 RL 部分的最终选型，**面试必问**。</w:t>
+      </w:r>
+    </w:p>
+    <w:p>
+      <w:pPr>
+        <w:spacing w:before="120" w:after="120"/>
+        <w:ind w:left="283" w:right="283"/>
       </w:pPr>
       <w:r>
         <w:rPr>
           <w:rFonts w:ascii="Microsoft YaHei" w:hAnsi="Microsoft YaHei"/>
           <w:b/>
-          <w:sz w:val="24"/>
-        </w:rPr>
-        <w:t>PPO（近端策略优化）在 Actor-Critic 基础上加了 clip 机制——限制策略更新幅度，防止一步改太多搞崩训练。PPO 是 EMS 项目最终选用的算法，面试必问。</w:t>
+          <w:color w:val="E67E22"/>
+          <w:sz w:val="22"/>
+        </w:rPr>
+        <w:t>💡 一句话记忆：PPO = AC（Actor+Critic） + ① 攒一局数据多轮更新 ② importance ratio（新旧策略概率比） ③ clip 裁剪防突变 ④ 熵奖励鼓励探索 ⑤ 梯度裁剪防爆炸。</w:t>
+      </w:r>
+    </w:p>
+    <w:p>
+      <w:pPr>
+        <w:pStyle w:val="Heading2"/>
+      </w:pPr>
+      <w:r>
+        <w:rPr>
+          <w:color w:val="1F3A5F"/>
+        </w:rPr>
+        <w:t>1.1 三种方法演进图</w:t>
+      </w:r>
+    </w:p>
+    <w:p>
+      <w:pPr>
+        <w:spacing w:before="0" w:after="20"/>
+        <w:ind w:left="567"/>
+      </w:pPr>
+      <w:r>
+        <w:rPr>
+          <w:rFonts w:ascii="Consolas" w:hAnsi="Consolas"/>
+          <w:color w:val="27AE60"/>
+          <w:sz w:val="18"/>
+        </w:rPr>
+        <w:t>REINFORCE:  π 走完整局 → G_t → 更新一次</w:t>
+      </w:r>
+    </w:p>
+    <w:p>
+      <w:pPr>
+        <w:spacing w:before="0" w:after="20"/>
+        <w:ind w:left="567"/>
+      </w:pPr>
+      <w:r>
+        <w:rPr>
+          <w:rFonts w:ascii="Consolas" w:hAnsi="Consolas"/>
+          <w:color w:val="27AE60"/>
+          <w:sz w:val="18"/>
+        </w:rPr>
+        <w:t xml:space="preserve">                 [等整局跑完才知道好坏，方差大]</w:t>
+      </w:r>
+    </w:p>
+    <w:p>
+      <w:pPr>
+        <w:spacing w:before="0" w:after="20"/>
+        <w:ind w:left="567"/>
+      </w:pPr>
+      <w:r>
+        <w:rPr>
+          <w:rFonts w:ascii="Consolas" w:hAnsi="Consolas"/>
+          <w:color w:val="27AE60"/>
+          <w:sz w:val="18"/>
+        </w:rPr>
+      </w:r>
+    </w:p>
+    <w:p>
+      <w:pPr>
+        <w:spacing w:before="0" w:after="20"/>
+        <w:ind w:left="567"/>
+      </w:pPr>
+      <w:r>
+        <w:rPr>
+          <w:rFonts w:ascii="Consolas" w:hAnsi="Consolas"/>
+          <w:color w:val="27AE60"/>
+          <w:sz w:val="18"/>
+        </w:rPr>
+        <w:t>Actor-Critic: π 走一步 → Critic 当场打分 → 每步更新</w:t>
+      </w:r>
+    </w:p>
+    <w:p>
+      <w:pPr>
+        <w:spacing w:before="0" w:after="20"/>
+        <w:ind w:left="567"/>
+      </w:pPr>
+      <w:r>
+        <w:rPr>
+          <w:rFonts w:ascii="Consolas" w:hAnsi="Consolas"/>
+          <w:color w:val="27AE60"/>
+          <w:sz w:val="18"/>
+        </w:rPr>
+        <w:t xml:space="preserve">                 [学得快，但可能一步改太多搞崩策略]</w:t>
+      </w:r>
+    </w:p>
+    <w:p>
+      <w:pPr>
+        <w:spacing w:before="0" w:after="20"/>
+        <w:ind w:left="567"/>
+      </w:pPr>
+      <w:r>
+        <w:rPr>
+          <w:rFonts w:ascii="Consolas" w:hAnsi="Consolas"/>
+          <w:color w:val="27AE60"/>
+          <w:sz w:val="18"/>
+        </w:rPr>
+      </w:r>
+    </w:p>
+    <w:p>
+      <w:pPr>
+        <w:spacing w:before="0" w:after="20"/>
+        <w:ind w:left="567"/>
+      </w:pPr>
+      <w:r>
+        <w:rPr>
+          <w:rFonts w:ascii="Consolas" w:hAnsi="Consolas"/>
+          <w:color w:val="27AE60"/>
+          <w:sz w:val="18"/>
+        </w:rPr>
+        <w:t>PPO:          π 走一步 → Critic 打分 → clip(ratio) → 每步更新</w:t>
+      </w:r>
+    </w:p>
+    <w:p>
+      <w:pPr>
+        <w:spacing w:before="0" w:after="20"/>
+        <w:ind w:left="567"/>
+      </w:pPr>
+      <w:r>
+        <w:rPr>
+          <w:rFonts w:ascii="Consolas" w:hAnsi="Consolas"/>
+          <w:color w:val="27AE60"/>
+          <w:sz w:val="18"/>
+        </w:rPr>
+        <w:t xml:space="preserve">                 [和 AC 一样快，但加了"保险丝"不让策略突变]</w:t>
+      </w:r>
+    </w:p>
+    <w:p>
+      <w:pPr>
+        <w:pStyle w:val="Heading2"/>
+      </w:pPr>
+      <w:r>
+        <w:rPr>
+          <w:color w:val="1F3A5F"/>
+        </w:rPr>
+        <w:t>1.2 PPO 的 3+2 项升级</w:t>
       </w:r>
     </w:p>
     <w:tbl>
@@ -88,7 +235,297 @@
               <w:rPr>
                 <w:rFonts w:ascii="Microsoft YaHei" w:hAnsi="Microsoft YaHei"/>
                 <w:b/>
-                <w:sz w:val="20"/>
+                <w:sz w:val="19"/>
+              </w:rPr>
+              <w:t>机制</w:t>
+            </w:r>
+          </w:p>
+        </w:tc>
+        <w:tc>
+          <w:tcPr>
+            <w:tcW w:type="dxa" w:w="2880"/>
+          </w:tcPr>
+          <w:p>
+            <w:r>
+              <w:rPr>
+                <w:rFonts w:ascii="Microsoft YaHei" w:hAnsi="Microsoft YaHei"/>
+                <w:b/>
+                <w:sz w:val="19"/>
+              </w:rPr>
+              <w:t>作用</w:t>
+            </w:r>
+          </w:p>
+        </w:tc>
+        <w:tc>
+          <w:tcPr>
+            <w:tcW w:type="dxa" w:w="2880"/>
+          </w:tcPr>
+          <w:p>
+            <w:r>
+              <w:rPr>
+                <w:rFonts w:ascii="Microsoft YaHei" w:hAnsi="Microsoft YaHei"/>
+                <w:b/>
+                <w:sz w:val="19"/>
+              </w:rPr>
+              <w:t>代码位置</w:t>
+            </w:r>
+          </w:p>
+        </w:tc>
+      </w:tr>
+      <w:tr>
+        <w:tc>
+          <w:tcPr>
+            <w:tcW w:type="dxa" w:w="2880"/>
+          </w:tcPr>
+          <w:p>
+            <w:r>
+              <w:rPr>
+                <w:rFonts w:ascii="Microsoft YaHei" w:hAnsi="Microsoft YaHei"/>
+                <w:sz w:val="19"/>
+              </w:rPr>
+              <w:t>批量收集 + 多轮更新</w:t>
+            </w:r>
+          </w:p>
+        </w:tc>
+        <w:tc>
+          <w:tcPr>
+            <w:tcW w:type="dxa" w:w="2880"/>
+          </w:tcPr>
+          <w:p>
+            <w:r>
+              <w:rPr>
+                <w:rFonts w:ascii="Microsoft YaHei" w:hAnsi="Microsoft YaHei"/>
+                <w:sz w:val="19"/>
+              </w:rPr>
+              <w:t>攒一局数据，反复用 epochs 次，提高样本效率</w:t>
+            </w:r>
+          </w:p>
+        </w:tc>
+        <w:tc>
+          <w:tcPr>
+            <w:tcW w:type="dxa" w:w="2880"/>
+          </w:tcPr>
+          <w:p>
+            <w:r>
+              <w:rPr>
+                <w:rFonts w:ascii="Microsoft YaHei" w:hAnsi="Microsoft YaHei"/>
+                <w:sz w:val="19"/>
+              </w:rPr>
+              <w:t>222-268</w:t>
+            </w:r>
+          </w:p>
+        </w:tc>
+      </w:tr>
+      <w:tr>
+        <w:tc>
+          <w:tcPr>
+            <w:tcW w:type="dxa" w:w="2880"/>
+          </w:tcPr>
+          <w:p>
+            <w:r>
+              <w:rPr>
+                <w:rFonts w:ascii="Microsoft YaHei" w:hAnsi="Microsoft YaHei"/>
+                <w:sz w:val="19"/>
+              </w:rPr>
+              <w:t>importance ratio</w:t>
+            </w:r>
+          </w:p>
+        </w:tc>
+        <w:tc>
+          <w:tcPr>
+            <w:tcW w:type="dxa" w:w="2880"/>
+          </w:tcPr>
+          <w:p>
+            <w:r>
+              <w:rPr>
+                <w:rFonts w:ascii="Microsoft YaHei" w:hAnsi="Microsoft YaHei"/>
+                <w:sz w:val="19"/>
+              </w:rPr>
+              <w:t>对比新旧策略下同一动作的概率变化，为多轮复用校正偏差</w:t>
+            </w:r>
+          </w:p>
+        </w:tc>
+        <w:tc>
+          <w:tcPr>
+            <w:tcW w:type="dxa" w:w="2880"/>
+          </w:tcPr>
+          <w:p>
+            <w:r>
+              <w:rPr>
+                <w:rFonts w:ascii="Microsoft YaHei" w:hAnsi="Microsoft YaHei"/>
+                <w:sz w:val="19"/>
+              </w:rPr>
+              <w:t>242</w:t>
+            </w:r>
+          </w:p>
+        </w:tc>
+      </w:tr>
+      <w:tr>
+        <w:tc>
+          <w:tcPr>
+            <w:tcW w:type="dxa" w:w="2880"/>
+          </w:tcPr>
+          <w:p>
+            <w:r>
+              <w:rPr>
+                <w:rFonts w:ascii="Microsoft YaHei" w:hAnsi="Microsoft YaHei"/>
+                <w:sz w:val="19"/>
+              </w:rPr>
+              <w:t>clip 裁剪</w:t>
+            </w:r>
+          </w:p>
+        </w:tc>
+        <w:tc>
+          <w:tcPr>
+            <w:tcW w:type="dxa" w:w="2880"/>
+          </w:tcPr>
+          <w:p>
+            <w:r>
+              <w:rPr>
+                <w:rFonts w:ascii="Microsoft YaHei" w:hAnsi="Microsoft YaHei"/>
+                <w:sz w:val="19"/>
+              </w:rPr>
+              <w:t>把 ratio 夹到 [0.8,1.2]，策略只能"微调"不能"突变"</w:t>
+            </w:r>
+          </w:p>
+        </w:tc>
+        <w:tc>
+          <w:tcPr>
+            <w:tcW w:type="dxa" w:w="2880"/>
+          </w:tcPr>
+          <w:p>
+            <w:r>
+              <w:rPr>
+                <w:rFonts w:ascii="Microsoft YaHei" w:hAnsi="Microsoft YaHei"/>
+                <w:sz w:val="19"/>
+              </w:rPr>
+              <w:t>247</w:t>
+            </w:r>
+          </w:p>
+        </w:tc>
+      </w:tr>
+      <w:tr>
+        <w:tc>
+          <w:tcPr>
+            <w:tcW w:type="dxa" w:w="2880"/>
+          </w:tcPr>
+          <w:p>
+            <w:r>
+              <w:rPr>
+                <w:rFonts w:ascii="Microsoft YaHei" w:hAnsi="Microsoft YaHei"/>
+                <w:sz w:val="19"/>
+              </w:rPr>
+              <w:t>熵奖励</w:t>
+            </w:r>
+          </w:p>
+        </w:tc>
+        <w:tc>
+          <w:tcPr>
+            <w:tcW w:type="dxa" w:w="2880"/>
+          </w:tcPr>
+          <w:p>
+            <w:r>
+              <w:rPr>
+                <w:rFonts w:ascii="Microsoft YaHei" w:hAnsi="Microsoft YaHei"/>
+                <w:sz w:val="19"/>
+              </w:rPr>
+              <w:t>鼓励策略保持随机，避免过早收敛到确定性</w:t>
+            </w:r>
+          </w:p>
+        </w:tc>
+        <w:tc>
+          <w:tcPr>
+            <w:tcW w:type="dxa" w:w="2880"/>
+          </w:tcPr>
+          <w:p>
+            <w:r>
+              <w:rPr>
+                <w:rFonts w:ascii="Microsoft YaHei" w:hAnsi="Microsoft YaHei"/>
+                <w:sz w:val="19"/>
+              </w:rPr>
+              <w:t>252</w:t>
+            </w:r>
+          </w:p>
+        </w:tc>
+      </w:tr>
+      <w:tr>
+        <w:tc>
+          <w:tcPr>
+            <w:tcW w:type="dxa" w:w="2880"/>
+          </w:tcPr>
+          <w:p>
+            <w:r>
+              <w:rPr>
+                <w:rFonts w:ascii="Microsoft YaHei" w:hAnsi="Microsoft YaHei"/>
+                <w:sz w:val="19"/>
+              </w:rPr>
+              <w:t>梯度裁剪</w:t>
+            </w:r>
+          </w:p>
+        </w:tc>
+        <w:tc>
+          <w:tcPr>
+            <w:tcW w:type="dxa" w:w="2880"/>
+          </w:tcPr>
+          <w:p>
+            <w:r>
+              <w:rPr>
+                <w:rFonts w:ascii="Microsoft YaHei" w:hAnsi="Microsoft YaHei"/>
+                <w:sz w:val="19"/>
+              </w:rPr>
+              <w:t>限制梯度范数 ≤0.5，防梯度爆炸</w:t>
+            </w:r>
+          </w:p>
+        </w:tc>
+        <w:tc>
+          <w:tcPr>
+            <w:tcW w:type="dxa" w:w="2880"/>
+          </w:tcPr>
+          <w:p>
+            <w:r>
+              <w:rPr>
+                <w:rFonts w:ascii="Microsoft YaHei" w:hAnsi="Microsoft YaHei"/>
+                <w:sz w:val="19"/>
+              </w:rPr>
+              <w:t>259, 267</w:t>
+            </w:r>
+          </w:p>
+        </w:tc>
+      </w:tr>
+    </w:tbl>
+    <w:p>
+      <w:pPr>
+        <w:pStyle w:val="Heading2"/>
+      </w:pPr>
+      <w:r>
+        <w:rPr>
+          <w:color w:val="1F3A5F"/>
+        </w:rPr>
+        <w:t>1.3 本文件的结构</w:t>
+      </w:r>
+    </w:p>
+    <w:tbl>
+      <w:tblPr>
+        <w:tblStyle w:val="TableGrid"/>
+        <w:tblW w:type="auto" w:w="0"/>
+        <w:tblLook w:firstColumn="1" w:firstRow="1" w:lastColumn="0" w:lastRow="0" w:noHBand="0" w:noVBand="1" w:val="04A0"/>
+      </w:tblPr>
+      <w:tblGrid>
+        <w:gridCol w:w="2880"/>
+        <w:gridCol w:w="2880"/>
+        <w:gridCol w:w="2880"/>
+      </w:tblGrid>
+      <w:tr>
+        <w:tc>
+          <w:tcPr>
+            <w:tcW w:type="dxa" w:w="2880"/>
+          </w:tcPr>
+          <w:p>
+            <w:r>
+              <w:rPr>
+                <w:rFonts w:ascii="Microsoft YaHei" w:hAnsi="Microsoft YaHei"/>
+                <w:b/>
+                <w:sz w:val="19"/>
               </w:rPr>
               <w:t>部分</w:t>
             </w:r>
@@ -103,7 +540,7 @@
               <w:rPr>
                 <w:rFonts w:ascii="Microsoft YaHei" w:hAnsi="Microsoft YaHei"/>
                 <w:b/>
-                <w:sz w:val="20"/>
+                <w:sz w:val="19"/>
               </w:rPr>
               <w:t>行号</w:t>
             </w:r>
@@ -118,7 +555,7 @@
               <w:rPr>
                 <w:rFonts w:ascii="Microsoft YaHei" w:hAnsi="Microsoft YaHei"/>
                 <w:b/>
-                <w:sz w:val="20"/>
+                <w:sz w:val="19"/>
               </w:rPr>
               <w:t>内容</w:t>
             </w:r>
@@ -134,9 +571,9 @@
             <w:r>
               <w:rPr>
                 <w:rFonts w:ascii="Microsoft YaHei" w:hAnsi="Microsoft YaHei"/>
-                <w:sz w:val="20"/>
+                <w:sz w:val="19"/>
               </w:rPr>
-              <w:t>环境</w:t>
+              <w:t>import 与配置</w:t>
             </w:r>
           </w:p>
         </w:tc>
@@ -148,9 +585,9 @@
             <w:r>
               <w:rPr>
                 <w:rFonts w:ascii="Microsoft YaHei" w:hAnsi="Microsoft YaHei"/>
-                <w:sz w:val="20"/>
+                <w:sz w:val="19"/>
               </w:rPr>
-              <w:t>36-74</w:t>
+              <w:t>20-34</w:t>
             </w:r>
           </w:p>
         </w:tc>
@@ -162,9 +599,9 @@
             <w:r>
               <w:rPr>
                 <w:rFonts w:ascii="Microsoft YaHei" w:hAnsi="Microsoft YaHei"/>
-                <w:sz w:val="20"/>
+                <w:sz w:val="19"/>
               </w:rPr>
-              <w:t>稍宽松版 EMS 环境（电池容量更大、负载变化更缓）</w:t>
+              <w:t>库导入 + 中文字体</w:t>
             </w:r>
           </w:p>
         </w:tc>
@@ -178,9 +615,9 @@
             <w:r>
               <w:rPr>
                 <w:rFonts w:ascii="Microsoft YaHei" w:hAnsi="Microsoft YaHei"/>
-                <w:sz w:val="20"/>
+                <w:sz w:val="19"/>
               </w:rPr>
-              <w:t>Actor + Critic</w:t>
+              <w:t>EMSEnv（稍宽松版）</w:t>
             </w:r>
           </w:p>
         </w:tc>
@@ -192,9 +629,9 @@
             <w:r>
               <w:rPr>
                 <w:rFonts w:ascii="Microsoft YaHei" w:hAnsi="Microsoft YaHei"/>
-                <w:sz w:val="20"/>
+                <w:sz w:val="19"/>
               </w:rPr>
-              <w:t>78-125</w:t>
+              <w:t>40-78</w:t>
             </w:r>
           </w:p>
         </w:tc>
@@ -206,9 +643,9 @@
             <w:r>
               <w:rPr>
                 <w:rFonts w:ascii="Microsoft YaHei" w:hAnsi="Microsoft YaHei"/>
-                <w:sz w:val="20"/>
+                <w:sz w:val="19"/>
               </w:rPr>
-              <w:t>和 AC 完全一样的网络结构</w:t>
+              <w:t>电池容量更大、负载更缓、奖励加了跟踪项</w:t>
             </w:r>
           </w:p>
         </w:tc>
@@ -222,9 +659,9 @@
             <w:r>
               <w:rPr>
                 <w:rFonts w:ascii="Microsoft YaHei" w:hAnsi="Microsoft YaHei"/>
-                <w:sz w:val="20"/>
+                <w:sz w:val="19"/>
               </w:rPr>
-              <w:t>PPO 算法</w:t>
+              <w:t>Actor 网络</w:t>
             </w:r>
           </w:p>
         </w:tc>
@@ -236,9 +673,9 @@
             <w:r>
               <w:rPr>
                 <w:rFonts w:ascii="Microsoft YaHei" w:hAnsi="Microsoft YaHei"/>
-                <w:sz w:val="20"/>
+                <w:sz w:val="19"/>
               </w:rPr>
-              <w:t>129-273</w:t>
+              <w:t>82-114</w:t>
             </w:r>
           </w:p>
         </w:tc>
@@ -250,7 +687,95 @@
             <w:r>
               <w:rPr>
                 <w:rFonts w:ascii="Microsoft YaHei" w:hAnsi="Microsoft YaHei"/>
-                <w:sz w:val="20"/>
+                <w:sz w:val="19"/>
+              </w:rPr>
+              <w:t>同 AC，但 get_action 额外返回 log_prob</w:t>
+            </w:r>
+          </w:p>
+        </w:tc>
+      </w:tr>
+      <w:tr>
+        <w:tc>
+          <w:tcPr>
+            <w:tcW w:type="dxa" w:w="2880"/>
+          </w:tcPr>
+          <w:p>
+            <w:r>
+              <w:rPr>
+                <w:rFonts w:ascii="Microsoft YaHei" w:hAnsi="Microsoft YaHei"/>
+                <w:sz w:val="19"/>
+              </w:rPr>
+              <w:t>Critic 网络</w:t>
+            </w:r>
+          </w:p>
+        </w:tc>
+        <w:tc>
+          <w:tcPr>
+            <w:tcW w:type="dxa" w:w="2880"/>
+          </w:tcPr>
+          <w:p>
+            <w:r>
+              <w:rPr>
+                <w:rFonts w:ascii="Microsoft YaHei" w:hAnsi="Microsoft YaHei"/>
+                <w:sz w:val="19"/>
+              </w:rPr>
+              <w:t>117-129</w:t>
+            </w:r>
+          </w:p>
+        </w:tc>
+        <w:tc>
+          <w:tcPr>
+            <w:tcW w:type="dxa" w:w="2880"/>
+          </w:tcPr>
+          <w:p>
+            <w:r>
+              <w:rPr>
+                <w:rFonts w:ascii="Microsoft YaHei" w:hAnsi="Microsoft YaHei"/>
+                <w:sz w:val="19"/>
+              </w:rPr>
+              <w:t>同 AC</w:t>
+            </w:r>
+          </w:p>
+        </w:tc>
+      </w:tr>
+      <w:tr>
+        <w:tc>
+          <w:tcPr>
+            <w:tcW w:type="dxa" w:w="2880"/>
+          </w:tcPr>
+          <w:p>
+            <w:r>
+              <w:rPr>
+                <w:rFonts w:ascii="Microsoft YaHei" w:hAnsi="Microsoft YaHei"/>
+                <w:sz w:val="19"/>
+              </w:rPr>
+              <w:t>ppo() 算法</w:t>
+            </w:r>
+          </w:p>
+        </w:tc>
+        <w:tc>
+          <w:tcPr>
+            <w:tcW w:type="dxa" w:w="2880"/>
+          </w:tcPr>
+          <w:p>
+            <w:r>
+              <w:rPr>
+                <w:rFonts w:ascii="Microsoft YaHei" w:hAnsi="Microsoft YaHei"/>
+                <w:sz w:val="19"/>
+              </w:rPr>
+              <w:t>133-277</w:t>
+            </w:r>
+          </w:p>
+        </w:tc>
+        <w:tc>
+          <w:tcPr>
+            <w:tcW w:type="dxa" w:w="2880"/>
+          </w:tcPr>
+          <w:p>
+            <w:r>
+              <w:rPr>
+                <w:rFonts w:ascii="Microsoft YaHei" w:hAnsi="Microsoft YaHei"/>
+                <w:sz w:val="19"/>
               </w:rPr>
               <w:t>GAE + importance ratio + clip + 多轮更新</w:t>
             </w:r>
@@ -266,9 +791,9 @@
             <w:r>
               <w:rPr>
                 <w:rFonts w:ascii="Microsoft YaHei" w:hAnsi="Microsoft YaHei"/>
-                <w:sz w:val="20"/>
+                <w:sz w:val="19"/>
               </w:rPr>
-              <w:t>测试 + 总结</w:t>
+              <w:t>test_policy()</w:t>
             </w:r>
           </w:p>
         </w:tc>
@@ -280,9 +805,9 @@
             <w:r>
               <w:rPr>
                 <w:rFonts w:ascii="Microsoft YaHei" w:hAnsi="Microsoft YaHei"/>
-                <w:sz w:val="20"/>
+                <w:sz w:val="19"/>
               </w:rPr>
-              <w:t>277-359</w:t>
+              <w:t>281-301</w:t>
             </w:r>
           </w:p>
         </w:tc>
@@ -294,9 +819,97 @@
             <w:r>
               <w:rPr>
                 <w:rFonts w:ascii="Microsoft YaHei" w:hAnsi="Microsoft YaHei"/>
-                <w:sz w:val="20"/>
+                <w:sz w:val="19"/>
               </w:rPr>
-              <w:t>测试 + 三种方法对比</w:t>
+              <w:t>评估</w:t>
+            </w:r>
+          </w:p>
+        </w:tc>
+      </w:tr>
+      <w:tr>
+        <w:tc>
+          <w:tcPr>
+            <w:tcW w:type="dxa" w:w="2880"/>
+          </w:tcPr>
+          <w:p>
+            <w:r>
+              <w:rPr>
+                <w:rFonts w:ascii="Microsoft YaHei" w:hAnsi="Microsoft YaHei"/>
+                <w:sz w:val="19"/>
+              </w:rPr>
+              <w:t>plot_results()</w:t>
+            </w:r>
+          </w:p>
+        </w:tc>
+        <w:tc>
+          <w:tcPr>
+            <w:tcW w:type="dxa" w:w="2880"/>
+          </w:tcPr>
+          <w:p>
+            <w:r>
+              <w:rPr>
+                <w:rFonts w:ascii="Microsoft YaHei" w:hAnsi="Microsoft YaHei"/>
+                <w:sz w:val="19"/>
+              </w:rPr>
+              <w:t>305-330</w:t>
+            </w:r>
+          </w:p>
+        </w:tc>
+        <w:tc>
+          <w:tcPr>
+            <w:tcW w:type="dxa" w:w="2880"/>
+          </w:tcPr>
+          <w:p>
+            <w:r>
+              <w:rPr>
+                <w:rFonts w:ascii="Microsoft YaHei" w:hAnsi="Microsoft YaHei"/>
+                <w:sz w:val="19"/>
+              </w:rPr>
+              <w:t>画训练曲线</w:t>
+            </w:r>
+          </w:p>
+        </w:tc>
+      </w:tr>
+      <w:tr>
+        <w:tc>
+          <w:tcPr>
+            <w:tcW w:type="dxa" w:w="2880"/>
+          </w:tcPr>
+          <w:p>
+            <w:r>
+              <w:rPr>
+                <w:rFonts w:ascii="Microsoft YaHei" w:hAnsi="Microsoft YaHei"/>
+                <w:sz w:val="19"/>
+              </w:rPr>
+              <w:t>main()</w:t>
+            </w:r>
+          </w:p>
+        </w:tc>
+        <w:tc>
+          <w:tcPr>
+            <w:tcW w:type="dxa" w:w="2880"/>
+          </w:tcPr>
+          <w:p>
+            <w:r>
+              <w:rPr>
+                <w:rFonts w:ascii="Microsoft YaHei" w:hAnsi="Microsoft YaHei"/>
+                <w:sz w:val="19"/>
+              </w:rPr>
+              <w:t>334-376</w:t>
+            </w:r>
+          </w:p>
+        </w:tc>
+        <w:tc>
+          <w:tcPr>
+            <w:tcW w:type="dxa" w:w="2880"/>
+          </w:tcPr>
+          <w:p>
+            <w:r>
+              <w:rPr>
+                <w:rFonts w:ascii="Microsoft YaHei" w:hAnsi="Microsoft YaHei"/>
+                <w:sz w:val="19"/>
+              </w:rPr>
+              <w:t>CLI 入口</w:t>
             </w:r>
           </w:p>
         </w:tc>
@@ -315,7 +928,7 @@
         <w:rPr>
           <w:color w:val="1F3A5F"/>
         </w:rPr>
-        <w:t>PPO 的核心创新 —— clip 机制（240-244 行）</w:t>
+        <w:t>二、EMSEnv（稍宽松版）环境（40-78 行）</w:t>
       </w:r>
     </w:p>
     <w:p>
@@ -325,10 +938,10 @@
       <w:r>
         <w:rPr>
           <w:rFonts w:ascii="Microsoft YaHei" w:hAnsi="Microsoft YaHei"/>
-          <w:b/>
-          <w:sz w:val="24"/>
-        </w:rPr>
-        <w:t>PPO 相比 Actor-Critic 一共多了 3 样东西：① 重要性采样比率（importance ratio）② clip 裁剪 ③ 多轮更新。其中最核心的就是 clip，一行代码，解决了 RL 训练中最大的问题——"一步更新太多把策略搞崩"。</w:t>
+          <w:b w:val="0"/>
+          <w:sz w:val="22"/>
+        </w:rPr>
+        <w:t>★ 注意：PPO 的环境**不是**直接复用 AC 的，而是做了三处"放宽"，让训练更容易成功。为什么？因为要演示"PPO 能学到稳定策略"这个卖点。注释（37-39 行）说明了背景：REINFORCE 和 AC 在这个（原版）环境上只撑了 2-3 步。</w:t>
       </w:r>
     </w:p>
     <w:p>
@@ -340,7 +953,7 @@
           <w:color w:val="999999"/>
           <w:sz w:val="16"/>
         </w:rPr>
-        <w:t xml:space="preserve">  L129  </w:t>
+        <w:t xml:space="preserve">  L41  </w:t>
       </w:r>
       <w:r>
         <w:rPr>
@@ -349,7 +962,7 @@
           <w:color w:val="1F3A5F"/>
           <w:sz w:val="20"/>
         </w:rPr>
-        <w:t>def ppo(episodes=500, lr=0.0003, clip_eps=0.2, epochs=10, batch_size=64):</w:t>
+        <w:t>def __init__(self, hard=False):</w:t>
       </w:r>
     </w:p>
     <w:p>
@@ -362,7 +975,7 @@
           <w:rFonts w:ascii="Microsoft YaHei" w:hAnsi="Microsoft YaHei"/>
           <w:sz w:val="21"/>
         </w:rPr>
-        <w:t>PPO 主函数。新参数：clip_eps=0.2（裁剪范围 [0.8, 1.2]），epochs=10（同一批数据重用 10 次）。学习率 0.0003 比 AC 的 0.001 更小——PPO 的更新更保守。</w:t>
+        <w:t>构造函数带 hard 参数：hard=False（默认宽松版），hard=True 时退回原版参数。</w:t>
       </w:r>
     </w:p>
     <w:p>
@@ -374,7 +987,7 @@
           <w:color w:val="999999"/>
           <w:sz w:val="16"/>
         </w:rPr>
-        <w:t xml:space="preserve">  L159  </w:t>
+        <w:t xml:space="preserve">  L42  </w:t>
       </w:r>
       <w:r>
         <w:rPr>
@@ -383,7 +996,7 @@
           <w:color w:val="1F3A5F"/>
           <w:sz w:val="20"/>
         </w:rPr>
-        <w:t>gamma = 0.99</w:t>
+        <w:t>self.soc_min = 0.1</w:t>
       </w:r>
     </w:p>
     <w:p>
@@ -396,7 +1009,7 @@
           <w:rFonts w:ascii="Microsoft YaHei" w:hAnsi="Microsoft YaHei"/>
           <w:sz w:val="21"/>
         </w:rPr>
-        <w:t>折扣因子。和 AC 一样。</w:t>
+        <w:t>① SOC 下限从 0.2 放宽到 0.1（给电池更宽的缓冲，少触发越界终止）。</w:t>
       </w:r>
     </w:p>
     <w:p>
@@ -408,7 +1021,7 @@
           <w:color w:val="999999"/>
           <w:sz w:val="16"/>
         </w:rPr>
-        <w:t xml:space="preserve">  L160  </w:t>
+        <w:t xml:space="preserve">  L43  </w:t>
       </w:r>
       <w:r>
         <w:rPr>
@@ -417,7 +1030,7 @@
           <w:color w:val="1F3A5F"/>
           <w:sz w:val="20"/>
         </w:rPr>
-        <w:t>gae_lambda = 0.95</w:t>
+        <w:t>self.soc_max = 0.95</w:t>
       </w:r>
     </w:p>
     <w:p>
@@ -430,7 +1043,7 @@
           <w:rFonts w:ascii="Microsoft YaHei" w:hAnsi="Microsoft YaHei"/>
           <w:sz w:val="21"/>
         </w:rPr>
-        <w:t>GAE 平滑系数。λ=0.95 意味着综合考虑多步信息（不是只看一步，也不是看所有步）。AC 用的简单 TD error（λ=0），PPO 的 GAE 更平滑、更稳定。</w:t>
+        <w:t>SOC 上限从 0.9 放宽到 0.95。</w:t>
       </w:r>
     </w:p>
     <w:p>
@@ -442,7 +1055,7 @@
           <w:color w:val="999999"/>
           <w:sz w:val="16"/>
         </w:rPr>
-        <w:t xml:space="preserve">  L161  </w:t>
+        <w:t xml:space="preserve">  L47  </w:t>
       </w:r>
       <w:r>
         <w:rPr>
@@ -451,7 +1064,7 @@
           <w:color w:val="1F3A5F"/>
           <w:sz w:val="20"/>
         </w:rPr>
-        <w:t>entropy_coef = 0.01</w:t>
+        <w:t>self.battery_capacity = 100 if not hard else 50</w:t>
       </w:r>
     </w:p>
     <w:p>
@@ -464,23 +1077,7 @@
           <w:rFonts w:ascii="Microsoft YaHei" w:hAnsi="Microsoft YaHei"/>
           <w:sz w:val="21"/>
         </w:rPr>
-        <w:t>熵奖励系数。作用是"鼓励策略不要过早变成确定性策略"。熵是在衡量策略的随机性：熵高 → 动作分布均匀（探索多），熵低 → 动作集中（利用多）。加熵奖励能让策略保持一定的探索能力，不会过早收敛。</w:t>
-      </w:r>
-    </w:p>
-    <w:p>
-      <w:r>
-        <w:br w:type="page"/>
-      </w:r>
-    </w:p>
-    <w:p>
-      <w:pPr>
-        <w:pStyle w:val="Heading1"/>
-      </w:pPr>
-      <w:r>
-        <w:rPr>
-          <w:color w:val="1F3A5F"/>
-        </w:rPr>
-        <w:t>第 1 步：采集数据（164-183 行）</w:t>
+        <w:t>★ ② 电池容量从 50 翻倍到 100 kWh。容量越大，同样的功率差引起的 SOC 变化越慢——"惯性"更大，智能体不容易一步就把电量弄出界，训练友好很多。</w:t>
       </w:r>
     </w:p>
     <w:p>
@@ -492,7 +1089,7 @@
           <w:color w:val="999999"/>
           <w:sz w:val="16"/>
         </w:rPr>
-        <w:t xml:space="preserve">  L164  </w:t>
+        <w:t xml:space="preserve">  L50  </w:t>
       </w:r>
       <w:r>
         <w:rPr>
@@ -501,7 +1098,7 @@
           <w:color w:val="1F3A5F"/>
           <w:sz w:val="20"/>
         </w:rPr>
-        <w:t>s = env.reset()</w:t>
+        <w:t>def reset(self):</w:t>
       </w:r>
     </w:p>
     <w:p>
@@ -514,7 +1111,7 @@
           <w:rFonts w:ascii="Microsoft YaHei" w:hAnsi="Microsoft YaHei"/>
           <w:sz w:val="21"/>
         </w:rPr>
-        <w:t>重置环境。和 REINFORCE、AC 一样。</w:t>
+        <w:t>重置。</w:t>
       </w:r>
     </w:p>
     <w:p>
@@ -526,7 +1123,7 @@
           <w:color w:val="999999"/>
           <w:sz w:val="16"/>
         </w:rPr>
-        <w:t xml:space="preserve">  L166  </w:t>
+        <w:t xml:space="preserve">  L51  </w:t>
       </w:r>
       <w:r>
         <w:rPr>
@@ -535,7 +1132,7 @@
           <w:color w:val="1F3A5F"/>
           <w:sz w:val="20"/>
         </w:rPr>
-        <w:t>states, actions, rewards, dones, log_probs_old = [], [], [], [], []</w:t>
+        <w:t>self.soc = 0.5</w:t>
       </w:r>
     </w:p>
     <w:p>
@@ -548,7 +1145,7 @@
           <w:rFonts w:ascii="Microsoft YaHei" w:hAnsi="Microsoft YaHei"/>
           <w:sz w:val="21"/>
         </w:rPr>
-        <w:t>注意这里比 AC 多了一个 log_probs_old（旧策略下的 log_prob）。这是 PPO 的核心——要和旧策略对比。AC 不需要存这个，因为它每次只用当前策略更新一次。PPO 要对比新旧策略的差异。</w:t>
+        <w:t>初始 SOC 改 0.5（目标值也从 0.6 改成 0.5，见 67 行）。</w:t>
       </w:r>
     </w:p>
     <w:p>
@@ -560,7 +1157,7 @@
           <w:color w:val="999999"/>
           <w:sz w:val="16"/>
         </w:rPr>
-        <w:t xml:space="preserve">  L169  </w:t>
+        <w:t xml:space="preserve">  L54  </w:t>
       </w:r>
       <w:r>
         <w:rPr>
@@ -569,7 +1166,7 @@
           <w:color w:val="1F3A5F"/>
           <w:sz w:val="20"/>
         </w:rPr>
-        <w:t>a, lp = actor.get_action(s)</w:t>
+        <w:t>self.max_steps = 300</w:t>
       </w:r>
     </w:p>
     <w:p>
@@ -582,36 +1179,7 @@
           <w:rFonts w:ascii="Microsoft YaHei" w:hAnsi="Microsoft YaHei"/>
           <w:sz w:val="21"/>
         </w:rPr>
-        <w:t>Actor 选动作，同时记录旧策略的 log_prob。这个 lp 会被存到 log_probs_old 中，后面计算 importance ratio 时会用到——"这个动作在旧策略下有多可能？"</w:t>
-      </w:r>
-    </w:p>
-    <w:p>
-      <w:r>
-        <w:br w:type="page"/>
-      </w:r>
-    </w:p>
-    <w:p>
-      <w:pPr>
-        <w:pStyle w:val="Heading1"/>
-      </w:pPr>
-      <w:r>
-        <w:rPr>
-          <w:color w:val="1F3A5F"/>
-        </w:rPr>
-        <w:t>第 2 步：GAE —— 更好的 Advantage（185-213 行）</w:t>
-      </w:r>
-    </w:p>
-    <w:p>
-      <w:pPr>
-        <w:spacing w:after="60"/>
-      </w:pPr>
-      <w:r>
-        <w:rPr>
-          <w:rFonts w:ascii="Microsoft YaHei" w:hAnsi="Microsoft YaHei"/>
-          <w:b w:val="0"/>
-          <w:sz w:val="20"/>
-        </w:rPr>
-        <w:t>GAE（Generalized Advantage Estimation）比 AC 的简单 TD error 更平滑。它综合了多步信息——就像看一段视频时不是只看每一帧，而是看连续几帧来理解动作。</w:t>
+        <w:t>③ 最大步数从 200 放宽到 300（局更长，学得信息更多）。</w:t>
       </w:r>
     </w:p>
     <w:p>
@@ -623,7 +1191,7 @@
           <w:color w:val="999999"/>
           <w:sz w:val="16"/>
         </w:rPr>
-        <w:t xml:space="preserve">  L185  </w:t>
+        <w:t xml:space="preserve">  L58  </w:t>
       </w:r>
       <w:r>
         <w:rPr>
@@ -632,7 +1200,7 @@
           <w:color w:val="1F3A5F"/>
           <w:sz w:val="20"/>
         </w:rPr>
-        <w:t># 算 GAE (Generalized Advantage Estimation)</w:t>
+        <w:t>p_fc = float(np.clip(action, 0, 1)) * 30.0</w:t>
       </w:r>
     </w:p>
     <w:p>
@@ -645,7 +1213,7 @@
           <w:rFonts w:ascii="Microsoft YaHei" w:hAnsi="Microsoft YaHei"/>
           <w:sz w:val="21"/>
         </w:rPr>
-        <w:t>GAE 的核心思想：不只用一步的 TD error（λ=0），也不用整局的 MC return（λ=1），而是用 λ=0.95 在两者之间取一个平衡。这比 AC 的简单 Advantage 更准确、更稳定。</w:t>
+        <w:t>动作反归一化，一致。</w:t>
       </w:r>
     </w:p>
     <w:p>
@@ -657,7 +1225,7 @@
           <w:color w:val="999999"/>
           <w:sz w:val="16"/>
         </w:rPr>
-        <w:t xml:space="preserve">  L194  </w:t>
+        <w:t xml:space="preserve">  L59  </w:t>
       </w:r>
       <w:r>
         <w:rPr>
@@ -666,7 +1234,7 @@
           <w:color w:val="1F3A5F"/>
           <w:sz w:val="20"/>
         </w:rPr>
-        <w:t>values = critic(states_t).squeeze()</w:t>
+        <w:t>self.p_load = 0.35 + 0.3 * (0.5 + 0.5 * np.sin(self.steps * 0.05))</w:t>
       </w:r>
     </w:p>
     <w:p>
@@ -679,7 +1247,7 @@
           <w:rFonts w:ascii="Microsoft YaHei" w:hAnsi="Microsoft YaHei"/>
           <w:sz w:val="21"/>
         </w:rPr>
-        <w:t>用 Critic 算所有状态的 V(s)。注意这里用了 squeeze() 把形状从 [n,1] 变成 [n]——方便后面的逐元素操作。</w:t>
+        <w:t>★ 负载波形调缓：振幅从 0.4 降到 0.3、频率从 0.1 降到 0.05。负载变化更平缓 → 任务更容易。范围 0.35~0.65 kW。</w:t>
       </w:r>
     </w:p>
     <w:p>
@@ -691,7 +1259,7 @@
           <w:color w:val="999999"/>
           <w:sz w:val="16"/>
         </w:rPr>
-        <w:t xml:space="preserve">  L204  </w:t>
+        <w:t xml:space="preserve">  L60  </w:t>
       </w:r>
       <w:r>
         <w:rPr>
@@ -700,7 +1268,7 @@
           <w:color w:val="1F3A5F"/>
           <w:sz w:val="20"/>
         </w:rPr>
-        <w:t>delta = rewards[t] + gamma * next_value * (1 - dones[t]) - values[t].item()</w:t>
+        <w:t>soc_change = (p_fc - self.p_load) / self.battery_capacity</w:t>
       </w:r>
     </w:p>
     <w:p>
@@ -713,7 +1281,7 @@
           <w:rFonts w:ascii="Microsoft YaHei" w:hAnsi="Microsoft YaHei"/>
           <w:sz w:val="21"/>
         </w:rPr>
-        <w:t>TD error = r + γV(s') - V(s)。和 AC 的 Advantage 一模一样。</w:t>
+        <w:t>SOC 变化量（容量改用 100）。</w:t>
       </w:r>
     </w:p>
     <w:p>
@@ -725,7 +1293,7 @@
           <w:color w:val="999999"/>
           <w:sz w:val="16"/>
         </w:rPr>
-        <w:t xml:space="preserve">  L205  </w:t>
+        <w:t xml:space="preserve">  L61  </w:t>
       </w:r>
       <w:r>
         <w:rPr>
@@ -734,7 +1302,7 @@
           <w:color w:val="1F3A5F"/>
           <w:sz w:val="20"/>
         </w:rPr>
-        <w:t>gae = delta + gamma * gae_lambda * (1 - dones[t]) * gae</w:t>
+        <w:t>self.soc = np.clip(self.soc + soc_change, self.soc_min, self.soc_max)</w:t>
       </w:r>
     </w:p>
     <w:p>
@@ -747,36 +1315,7 @@
           <w:rFonts w:ascii="Microsoft YaHei" w:hAnsi="Microsoft YaHei"/>
           <w:sz w:val="21"/>
         </w:rPr>
-        <w:t>GAE 的核心递推公式。当前步的 GAE = 当前步的 TD error + γλ × 下一步的 GAE。这样 GAE 不仅包含了当前步的信息，还包含了之后多步的信息。λ=0.95 意味着约 20 步后的信息权重降到 1/e。</w:t>
-      </w:r>
-    </w:p>
-    <w:p>
-      <w:r>
-        <w:br w:type="page"/>
-      </w:r>
-    </w:p>
-    <w:p>
-      <w:pPr>
-        <w:pStyle w:val="Heading1"/>
-      </w:pPr>
-      <w:r>
-        <w:rPr>
-          <w:color w:val="1F3A5F"/>
-        </w:rPr>
-        <w:t>第 3 步：PPO 核心 —— clip 更新（215-264 行）</w:t>
-      </w:r>
-    </w:p>
-    <w:p>
-      <w:pPr>
-        <w:spacing w:after="60"/>
-      </w:pPr>
-      <w:r>
-        <w:rPr>
-          <w:rFonts w:ascii="Microsoft YaHei" w:hAnsi="Microsoft YaHei"/>
-          <w:b/>
-          <w:sz w:val="24"/>
-        </w:rPr>
-        <w:t>这是 PPO 最重要的部分，面试必问。</w:t>
+        <w:t>SOC 更新 + 夹取。</w:t>
       </w:r>
     </w:p>
     <w:p>
@@ -788,7 +1327,7 @@
           <w:color w:val="999999"/>
           <w:sz w:val="16"/>
         </w:rPr>
-        <w:t xml:space="preserve">  L218  </w:t>
+        <w:t xml:space="preserve">  L63  </w:t>
       </w:r>
       <w:r>
         <w:rPr>
@@ -797,7 +1336,7 @@
           <w:color w:val="1F3A5F"/>
           <w:sz w:val="20"/>
         </w:rPr>
-        <w:t>for _ in range(epochs):</w:t>
+        <w:t># 奖励设计：鼓励 P_fc 跟踪 P_load</w:t>
       </w:r>
     </w:p>
     <w:p>
@@ -810,7 +1349,7 @@
           <w:rFonts w:ascii="Microsoft YaHei" w:hAnsi="Microsoft YaHei"/>
           <w:sz w:val="21"/>
         </w:rPr>
-        <w:t>多轮更新。同一个 batch 的数据重复使用 epochs 次（默认 10 次）。AC 每条数据只用一次就扔掉，PPO 用 10 次——这就是 on-policy 和 off-policy 的区别：PPO 通过 importance ratio 来"纠正"多次使用的偏差。</w:t>
+        <w:t>★ 奖励设计改动说明：加了"跟踪"项。</w:t>
       </w:r>
     </w:p>
     <w:p>
@@ -822,7 +1361,7 @@
           <w:color w:val="999999"/>
           <w:sz w:val="16"/>
         </w:rPr>
-        <w:t xml:space="preserve">  L232  </w:t>
+        <w:t xml:space="preserve">  L65  </w:t>
       </w:r>
       <w:r>
         <w:rPr>
@@ -831,7 +1370,7 @@
           <w:color w:val="1F3A5F"/>
           <w:sz w:val="20"/>
         </w:rPr>
-        <w:t>log_probs_new, entropy = actor.evaluate(batch_s, batch_a)</w:t>
+        <w:t>fuel_cost = -0.01 * p_fc</w:t>
       </w:r>
     </w:p>
     <w:p>
@@ -844,7 +1383,7 @@
           <w:rFonts w:ascii="Microsoft YaHei" w:hAnsi="Microsoft YaHei"/>
           <w:sz w:val="21"/>
         </w:rPr>
-        <w:t>用当前策略（已经更新了几轮了）重新算 log_prob。注意这个 log_probs_new 和之前存的 old_log_probs 可能已经不同了——因为策略参数更新了。</w:t>
+        <w:t>燃料成本（同前）。</w:t>
       </w:r>
     </w:p>
     <w:p>
@@ -856,7 +1395,7 @@
           <w:color w:val="999999"/>
           <w:sz w:val="16"/>
         </w:rPr>
-        <w:t xml:space="preserve">  L238  </w:t>
+        <w:t xml:space="preserve">  L66  </w:t>
       </w:r>
       <w:r>
         <w:rPr>
@@ -865,7 +1404,7 @@
           <w:color w:val="1F3A5F"/>
           <w:sz w:val="20"/>
         </w:rPr>
-        <w:t>ratio = torch.exp(log_probs_new - batch_old_lp)</w:t>
+        <w:t>tracking_bonus = -0.5 * (p_fc - self.p_load) ** 2 / 900  # 鼓励跟踪负载</w:t>
       </w:r>
     </w:p>
     <w:p>
@@ -878,7 +1417,7 @@
           <w:rFonts w:ascii="Microsoft YaHei" w:hAnsi="Microsoft YaHei"/>
           <w:sz w:val="21"/>
         </w:rPr>
-        <w:t>importance ratio = π_new(a|s) / π_old(a|s)。如果 ratio &gt; 1：这个动作在当前策略下比旧策略更可能了（概率增加了）。如果 ratio &lt; 1：这个动作现在更不可能了（概率减少了）。ratio = 1：概率没变。比如 ratio=1.5 表示概率增加了 50%，ratio=0.5 表示概率减少了一半。</w:t>
+        <w:t>★ 新增：跟踪惩罚（实为"负奖励"）。(p_fc-p_load)² 惩罚功率偏差，除以 900 是把量级压到合理范围（(30)²=900 是最大偏差的平方，归一化用）。这行让环境把"跟随负载"作为显式目标——P_fc 接近 P_load 时该项≈0。</w:t>
       </w:r>
     </w:p>
     <w:p>
@@ -890,7 +1429,7 @@
           <w:color w:val="999999"/>
           <w:sz w:val="16"/>
         </w:rPr>
-        <w:t xml:space="preserve">  L242  </w:t>
+        <w:t xml:space="preserve">  L67  </w:t>
       </w:r>
       <w:r>
         <w:rPr>
@@ -899,7 +1438,7 @@
           <w:color w:val="1F3A5F"/>
           <w:sz w:val="20"/>
         </w:rPr>
-        <w:t>surr1 = ratio * batch_adv</w:t>
+        <w:t>soc_penalty = -1.0 * (self.soc - 0.5) ** 2</w:t>
       </w:r>
     </w:p>
     <w:p>
@@ -912,7 +1451,7 @@
           <w:rFonts w:ascii="Microsoft YaHei" w:hAnsi="Microsoft YaHei"/>
           <w:sz w:val="21"/>
         </w:rPr>
-        <w:t>未 clip 的目标——和 AC 一样。ratio × A：如果动作更可能了且 Advantage &gt; 0（好动作），目标增加。这是正常的策略梯度目标。</w:t>
+        <w:t>★ SOC 惩罚系数从 0.5 加大到 1.0，目标点从 0.6 改到 0.5（对齐初始 SOC）。</w:t>
       </w:r>
     </w:p>
     <w:p>
@@ -924,7 +1463,7 @@
           <w:color w:val="999999"/>
           <w:sz w:val="16"/>
         </w:rPr>
-        <w:t xml:space="preserve">  L243  </w:t>
+        <w:t xml:space="preserve">  L69  </w:t>
       </w:r>
       <w:r>
         <w:rPr>
@@ -933,7 +1472,7 @@
           <w:color w:val="1F3A5F"/>
           <w:sz w:val="20"/>
         </w:rPr>
-        <w:t>surr2 = torch.clamp(ratio, 1 - clip_eps, 1 + clip_eps) * batch_adv</w:t>
+        <w:t>reward = fuel_cost + tracking_bonus + soc_penalty</w:t>
       </w:r>
     </w:p>
     <w:p>
@@ -946,21 +1485,7 @@
           <w:rFonts w:ascii="Microsoft YaHei" w:hAnsi="Microsoft YaHei"/>
           <w:sz w:val="21"/>
         </w:rPr>
-        <w:t>clip 后的目标——PPO 的关键创新！torch.clamp 把 ratio 限制在 [0.8, 1.2] 之间。如果 ratio 超过了这个范围（策略变得太多了），就卡在边界上。比如 ratio=2.0（概率翻倍）会被砍到 1.2。这行代码就是 PPO 的全部创新——用一行 clamp 防止策略突变。</w:t>
-      </w:r>
-    </w:p>
-    <w:p>
-      <w:pPr>
-        <w:spacing w:after="60"/>
-      </w:pPr>
-      <w:r>
-        <w:rPr>
-          <w:rFonts w:ascii="Microsoft YaHei" w:hAnsi="Microsoft YaHei"/>
-          <w:b/>
-          <w:color w:val="666666"/>
-          <w:sz w:val="20"/>
-        </w:rPr>
-        <w:t>clip 的效果：当 ratio &gt; 1.2 时，surr2 比 surr1 小，min(surr1, surr2) 取 surr2，梯度为 0——不更新了。当 ratio &lt; 0.8 时同理。策略只能"微调"，不能"突变"。</w:t>
+        <w:t>总奖励 = 三项。注意：没有越界硬惩罚了（用更强的 SOC 偏离惩罚替代，边界靠终止兜底）。</w:t>
       </w:r>
     </w:p>
     <w:p>
@@ -972,7 +1497,7 @@
           <w:color w:val="999999"/>
           <w:sz w:val="16"/>
         </w:rPr>
-        <w:t xml:space="preserve">  L244  </w:t>
+        <w:t xml:space="preserve">  L72  </w:t>
       </w:r>
       <w:r>
         <w:rPr>
@@ -981,7 +1506,7 @@
           <w:color w:val="1F3A5F"/>
           <w:sz w:val="20"/>
         </w:rPr>
-        <w:t>actor_loss = -torch.min(surr1, surr2).mean()</w:t>
+        <w:t>done = (self.steps &gt;= self.max_steps or</w:t>
       </w:r>
     </w:p>
     <w:p>
@@ -994,7 +1519,7 @@
           <w:rFonts w:ascii="Microsoft YaHei" w:hAnsi="Microsoft YaHei"/>
           <w:sz w:val="21"/>
         </w:rPr>
-        <w:t>取 min(surr1, surr2) 作为最终的目标。当 ratio 安全（在 [0.8,1.2] 内），surr1 = surr2，正常更新。当 ratio 超出范围，min 取 surr2（clip 版本），梯度为 0 → 停止更新。这就是"近端"（Proximal）的含义——不让策略走太远。</w:t>
+        <w:t>终止条件。</w:t>
       </w:r>
     </w:p>
     <w:p>
@@ -1006,7 +1531,7 @@
           <w:color w:val="999999"/>
           <w:sz w:val="16"/>
         </w:rPr>
-        <w:t xml:space="preserve">  L248  </w:t>
+        <w:t xml:space="preserve">  L73  </w:t>
       </w:r>
       <w:r>
         <w:rPr>
@@ -1015,7 +1540,7 @@
           <w:color w:val="1F3A5F"/>
           <w:sz w:val="20"/>
         </w:rPr>
-        <w:t>entropy_loss = -entropy_coef * entropy.mean()</w:t>
+        <w:t>self.soc &lt;= self.soc_min or self.soc &gt;= self.soc_max)</w:t>
       </w:r>
     </w:p>
     <w:p>
@@ -1028,7 +1553,7 @@
           <w:rFonts w:ascii="Microsoft YaHei" w:hAnsi="Microsoft YaHei"/>
           <w:sz w:val="21"/>
         </w:rPr>
-        <w:t>熵奖励。entropy 衡量策略的随机性（熵高 = 动作分布均匀）。entropy_loss 让 actor 保持一定的随机性，防止过早变成确定性策略。没有这个的话，策略可能很快变得过于确定，不再探索——类似于 DQN 的 ε 太小。</w:t>
+        <w:t>仍保留 SOC 越界终止。</w:t>
       </w:r>
     </w:p>
     <w:p>
@@ -1040,7 +1565,7 @@
           <w:color w:val="999999"/>
           <w:sz w:val="16"/>
         </w:rPr>
-        <w:t xml:space="preserve">  L255  </w:t>
+        <w:t xml:space="preserve">  L78  </w:t>
       </w:r>
       <w:r>
         <w:rPr>
@@ -1049,7 +1574,7 @@
           <w:color w:val="1F3A5F"/>
           <w:sz w:val="20"/>
         </w:rPr>
-        <w:t>torch.nn.utils.clip_grad_norm_(actor.parameters(), 0.5)</w:t>
+        <w:t>return np.array([self.soc, self.p_load], dtype=np.float32)</w:t>
       </w:r>
     </w:p>
     <w:p>
@@ -1062,7 +1587,22 @@
           <w:rFonts w:ascii="Microsoft YaHei" w:hAnsi="Microsoft YaHei"/>
           <w:sz w:val="21"/>
         </w:rPr>
-        <w:t>梯度裁剪。又一个"保险"机制——如果梯度太大，把它缩小到范数 0.5 以内。防止梯度爆炸（gradient explosion）。PPO 有很多这样的安全机制，这也是它训练稳定的原因。</w:t>
+        <w:t>返回状态。</w:t>
+      </w:r>
+    </w:p>
+    <w:p>
+      <w:pPr>
+        <w:spacing w:before="120" w:after="120"/>
+        <w:ind w:left="283" w:right="283"/>
+      </w:pPr>
+      <w:r>
+        <w:rPr>
+          <w:rFonts w:ascii="Microsoft YaHei" w:hAnsi="Microsoft YaHei"/>
+          <w:b/>
+          <w:color w:val="E67E22"/>
+          <w:sz w:val="22"/>
+        </w:rPr>
+        <w:t>💡 环境改动的教学意义：RL 环境设计本身就是调参的重要维度。PPO 选择"放宽物理边界 + 显式跟踪奖励"，让策略梯度更容易收敛——这也是真实项目里"奖励塑形（reward shaping）"和"任务简化"思想的体现。</w:t>
       </w:r>
     </w:p>
     <w:p>
@@ -1078,7 +1618,5198 @@
         <w:rPr>
           <w:color w:val="1F3A5F"/>
         </w:rPr>
-        <w:t>三种方法公式对比</w:t>
+        <w:t>三、Actor 与 Critic 网络（82-129 行）</w:t>
+      </w:r>
+    </w:p>
+    <w:p>
+      <w:pPr>
+        <w:pStyle w:val="Heading2"/>
+      </w:pPr>
+      <w:r>
+        <w:rPr>
+          <w:color w:val="1F3A5F"/>
+        </w:rPr>
+        <w:t>3.1 Actor（82-114 行）</w:t>
+      </w:r>
+    </w:p>
+    <w:p>
+      <w:pPr>
+        <w:spacing w:before="120" w:after="40"/>
+      </w:pPr>
+      <w:r>
+        <w:rPr>
+          <w:color w:val="999999"/>
+          <w:sz w:val="16"/>
+        </w:rPr>
+        <w:t xml:space="preserve">  L82  </w:t>
+      </w:r>
+      <w:r>
+        <w:rPr>
+          <w:rFonts w:ascii="Consolas" w:hAnsi="Consolas"/>
+          <w:b/>
+          <w:color w:val="1F3A5F"/>
+          <w:sz w:val="20"/>
+        </w:rPr>
+        <w:t>class Actor(nn.Module):</w:t>
+      </w:r>
+    </w:p>
+    <w:p>
+      <w:pPr>
+        <w:spacing w:before="0" w:after="120"/>
+        <w:ind w:left="454"/>
+      </w:pPr>
+      <w:r>
+        <w:rPr>
+          <w:rFonts w:ascii="Microsoft YaHei" w:hAnsi="Microsoft YaHei"/>
+          <w:sz w:val="21"/>
+        </w:rPr>
+        <w:t>Actor 网络，结构与 AC 相同。</w:t>
+      </w:r>
+    </w:p>
+    <w:p>
+      <w:pPr>
+        <w:spacing w:before="120" w:after="40"/>
+      </w:pPr>
+      <w:r>
+        <w:rPr>
+          <w:color w:val="999999"/>
+          <w:sz w:val="16"/>
+        </w:rPr>
+        <w:t xml:space="preserve">  L83  </w:t>
+      </w:r>
+      <w:r>
+        <w:rPr>
+          <w:rFonts w:ascii="Consolas" w:hAnsi="Consolas"/>
+          <w:b/>
+          <w:color w:val="1F3A5F"/>
+          <w:sz w:val="20"/>
+        </w:rPr>
+        <w:t>def __init__(self, state_dim=2, hidden=64, action_dim=1):</w:t>
+      </w:r>
+    </w:p>
+    <w:p>
+      <w:pPr>
+        <w:spacing w:before="0" w:after="120"/>
+        <w:ind w:left="454"/>
+      </w:pPr>
+      <w:r>
+        <w:rPr>
+          <w:rFonts w:ascii="Microsoft YaHei" w:hAnsi="Microsoft YaHei"/>
+          <w:sz w:val="21"/>
+        </w:rPr>
+        <w:t>构造函数。</w:t>
+      </w:r>
+    </w:p>
+    <w:p>
+      <w:pPr>
+        <w:spacing w:before="120" w:after="40"/>
+      </w:pPr>
+      <w:r>
+        <w:rPr>
+          <w:color w:val="999999"/>
+          <w:sz w:val="16"/>
+        </w:rPr>
+        <w:t xml:space="preserve">  L85  </w:t>
+      </w:r>
+      <w:r>
+        <w:rPr>
+          <w:rFonts w:ascii="Consolas" w:hAnsi="Consolas"/>
+          <w:b/>
+          <w:color w:val="1F3A5F"/>
+          <w:sz w:val="20"/>
+        </w:rPr>
+        <w:t>self.fc1 = nn.Linear(state_dim, hidden)</w:t>
+      </w:r>
+    </w:p>
+    <w:p>
+      <w:pPr>
+        <w:spacing w:before="0" w:after="120"/>
+        <w:ind w:left="454"/>
+      </w:pPr>
+      <w:r>
+        <w:rPr>
+          <w:rFonts w:ascii="Microsoft YaHei" w:hAnsi="Microsoft YaHei"/>
+          <w:sz w:val="21"/>
+        </w:rPr>
+        <w:t>输入层 2→64。</w:t>
+      </w:r>
+    </w:p>
+    <w:p>
+      <w:pPr>
+        <w:spacing w:before="120" w:after="40"/>
+      </w:pPr>
+      <w:r>
+        <w:rPr>
+          <w:color w:val="999999"/>
+          <w:sz w:val="16"/>
+        </w:rPr>
+        <w:t xml:space="preserve">  L86  </w:t>
+      </w:r>
+      <w:r>
+        <w:rPr>
+          <w:rFonts w:ascii="Consolas" w:hAnsi="Consolas"/>
+          <w:b/>
+          <w:color w:val="1F3A5F"/>
+          <w:sz w:val="20"/>
+        </w:rPr>
+        <w:t>self.fc2 = nn.Linear(hidden, hidden)</w:t>
+      </w:r>
+    </w:p>
+    <w:p>
+      <w:pPr>
+        <w:spacing w:before="0" w:after="120"/>
+        <w:ind w:left="454"/>
+      </w:pPr>
+      <w:r>
+        <w:rPr>
+          <w:rFonts w:ascii="Microsoft YaHei" w:hAnsi="Microsoft YaHei"/>
+          <w:sz w:val="21"/>
+        </w:rPr>
+        <w:t>隐藏层 64→64。</w:t>
+      </w:r>
+    </w:p>
+    <w:p>
+      <w:pPr>
+        <w:spacing w:before="120" w:after="40"/>
+      </w:pPr>
+      <w:r>
+        <w:rPr>
+          <w:color w:val="999999"/>
+          <w:sz w:val="16"/>
+        </w:rPr>
+        <w:t xml:space="preserve">  L87  </w:t>
+      </w:r>
+      <w:r>
+        <w:rPr>
+          <w:rFonts w:ascii="Consolas" w:hAnsi="Consolas"/>
+          <w:b/>
+          <w:color w:val="1F3A5F"/>
+          <w:sz w:val="20"/>
+        </w:rPr>
+        <w:t>self.mean_head = nn.Linear(hidden, action_dim)</w:t>
+      </w:r>
+    </w:p>
+    <w:p>
+      <w:pPr>
+        <w:spacing w:before="0" w:after="120"/>
+        <w:ind w:left="454"/>
+      </w:pPr>
+      <w:r>
+        <w:rPr>
+          <w:rFonts w:ascii="Microsoft YaHei" w:hAnsi="Microsoft YaHei"/>
+          <w:sz w:val="21"/>
+        </w:rPr>
+        <w:t>均值头 64→1。</w:t>
+      </w:r>
+    </w:p>
+    <w:p>
+      <w:pPr>
+        <w:spacing w:before="120" w:after="40"/>
+      </w:pPr>
+      <w:r>
+        <w:rPr>
+          <w:color w:val="999999"/>
+          <w:sz w:val="16"/>
+        </w:rPr>
+        <w:t xml:space="preserve">  L88  </w:t>
+      </w:r>
+      <w:r>
+        <w:rPr>
+          <w:rFonts w:ascii="Consolas" w:hAnsi="Consolas"/>
+          <w:b/>
+          <w:color w:val="1F3A5F"/>
+          <w:sz w:val="20"/>
+        </w:rPr>
+        <w:t>self.log_std = nn.Parameter(torch.zeros(action_dim))</w:t>
+      </w:r>
+    </w:p>
+    <w:p>
+      <w:pPr>
+        <w:spacing w:before="0" w:after="120"/>
+        <w:ind w:left="454"/>
+      </w:pPr>
+      <w:r>
+        <w:rPr>
+          <w:rFonts w:ascii="Microsoft YaHei" w:hAnsi="Microsoft YaHei"/>
+          <w:sz w:val="21"/>
+        </w:rPr>
+        <w:t>对数标准差（可训练）。</w:t>
+      </w:r>
+    </w:p>
+    <w:p>
+      <w:pPr>
+        <w:spacing w:before="120" w:after="40"/>
+      </w:pPr>
+      <w:r>
+        <w:rPr>
+          <w:color w:val="999999"/>
+          <w:sz w:val="16"/>
+        </w:rPr>
+        <w:t xml:space="preserve">  L90  </w:t>
+      </w:r>
+      <w:r>
+        <w:rPr>
+          <w:rFonts w:ascii="Consolas" w:hAnsi="Consolas"/>
+          <w:b/>
+          <w:color w:val="1F3A5F"/>
+          <w:sz w:val="20"/>
+        </w:rPr>
+        <w:t>def forward(self, x):</w:t>
+      </w:r>
+    </w:p>
+    <w:p>
+      <w:pPr>
+        <w:spacing w:before="0" w:after="120"/>
+        <w:ind w:left="454"/>
+      </w:pPr>
+      <w:r>
+        <w:rPr>
+          <w:rFonts w:ascii="Microsoft YaHei" w:hAnsi="Microsoft YaHei"/>
+          <w:sz w:val="21"/>
+        </w:rPr>
+        <w:t>前向：输出 [μ,σ]。</w:t>
+      </w:r>
+    </w:p>
+    <w:p>
+      <w:pPr>
+        <w:spacing w:before="120" w:after="40"/>
+      </w:pPr>
+      <w:r>
+        <w:rPr>
+          <w:color w:val="999999"/>
+          <w:sz w:val="16"/>
+        </w:rPr>
+        <w:t xml:space="preserve">  L91  </w:t>
+      </w:r>
+      <w:r>
+        <w:rPr>
+          <w:rFonts w:ascii="Consolas" w:hAnsi="Consolas"/>
+          <w:b/>
+          <w:color w:val="1F3A5F"/>
+          <w:sz w:val="20"/>
+        </w:rPr>
+        <w:t>x = torch.relu(self.fc1(x))</w:t>
+      </w:r>
+    </w:p>
+    <w:p>
+      <w:pPr>
+        <w:spacing w:before="0" w:after="120"/>
+        <w:ind w:left="454"/>
+      </w:pPr>
+      <w:r>
+        <w:rPr>
+          <w:rFonts w:ascii="Microsoft YaHei" w:hAnsi="Microsoft YaHei"/>
+          <w:sz w:val="21"/>
+        </w:rPr>
+        <w:t>激活。</w:t>
+      </w:r>
+    </w:p>
+    <w:p>
+      <w:pPr>
+        <w:spacing w:before="120" w:after="40"/>
+      </w:pPr>
+      <w:r>
+        <w:rPr>
+          <w:color w:val="999999"/>
+          <w:sz w:val="16"/>
+        </w:rPr>
+        <w:t xml:space="preserve">  L92  </w:t>
+      </w:r>
+      <w:r>
+        <w:rPr>
+          <w:rFonts w:ascii="Consolas" w:hAnsi="Consolas"/>
+          <w:b/>
+          <w:color w:val="1F3A5F"/>
+          <w:sz w:val="20"/>
+        </w:rPr>
+        <w:t>x = torch.relu(self.fc2(x))</w:t>
+      </w:r>
+    </w:p>
+    <w:p>
+      <w:pPr>
+        <w:spacing w:before="0" w:after="120"/>
+        <w:ind w:left="454"/>
+      </w:pPr>
+      <w:r>
+        <w:rPr>
+          <w:rFonts w:ascii="Microsoft YaHei" w:hAnsi="Microsoft YaHei"/>
+          <w:sz w:val="21"/>
+        </w:rPr>
+        <w:t>激活。</w:t>
+      </w:r>
+    </w:p>
+    <w:p>
+      <w:pPr>
+        <w:spacing w:before="120" w:after="40"/>
+      </w:pPr>
+      <w:r>
+        <w:rPr>
+          <w:color w:val="999999"/>
+          <w:sz w:val="16"/>
+        </w:rPr>
+        <w:t xml:space="preserve">  L93  </w:t>
+      </w:r>
+      <w:r>
+        <w:rPr>
+          <w:rFonts w:ascii="Consolas" w:hAnsi="Consolas"/>
+          <w:b/>
+          <w:color w:val="1F3A5F"/>
+          <w:sz w:val="20"/>
+        </w:rPr>
+        <w:t>mean = torch.tanh(self.mean_head(x))</w:t>
+      </w:r>
+    </w:p>
+    <w:p>
+      <w:pPr>
+        <w:spacing w:before="0" w:after="120"/>
+        <w:ind w:left="454"/>
+      </w:pPr>
+      <w:r>
+        <w:rPr>
+          <w:rFonts w:ascii="Microsoft YaHei" w:hAnsi="Microsoft YaHei"/>
+          <w:sz w:val="21"/>
+        </w:rPr>
+        <w:t>tanh。</w:t>
+      </w:r>
+    </w:p>
+    <w:p>
+      <w:pPr>
+        <w:spacing w:before="120" w:after="40"/>
+      </w:pPr>
+      <w:r>
+        <w:rPr>
+          <w:color w:val="999999"/>
+          <w:sz w:val="16"/>
+        </w:rPr>
+        <w:t xml:space="preserve">  L94  </w:t>
+      </w:r>
+      <w:r>
+        <w:rPr>
+          <w:rFonts w:ascii="Consolas" w:hAnsi="Consolas"/>
+          <w:b/>
+          <w:color w:val="1F3A5F"/>
+          <w:sz w:val="20"/>
+        </w:rPr>
+        <w:t>mean = (mean + 1) / 2  # [0, 1]</w:t>
+      </w:r>
+    </w:p>
+    <w:p>
+      <w:pPr>
+        <w:spacing w:before="0" w:after="120"/>
+        <w:ind w:left="454"/>
+      </w:pPr>
+      <w:r>
+        <w:rPr>
+          <w:rFonts w:ascii="Microsoft YaHei" w:hAnsi="Microsoft YaHei"/>
+          <w:sz w:val="21"/>
+        </w:rPr>
+        <w:t>映射到 [0,1]。</w:t>
+      </w:r>
+    </w:p>
+    <w:p>
+      <w:pPr>
+        <w:spacing w:before="120" w:after="40"/>
+      </w:pPr>
+      <w:r>
+        <w:rPr>
+          <w:color w:val="999999"/>
+          <w:sz w:val="16"/>
+        </w:rPr>
+        <w:t xml:space="preserve">  L95  </w:t>
+      </w:r>
+      <w:r>
+        <w:rPr>
+          <w:rFonts w:ascii="Consolas" w:hAnsi="Consolas"/>
+          <w:b/>
+          <w:color w:val="1F3A5F"/>
+          <w:sz w:val="20"/>
+        </w:rPr>
+        <w:t>std = torch.exp(self.log_std.clamp(-5, 2))</w:t>
+      </w:r>
+    </w:p>
+    <w:p>
+      <w:pPr>
+        <w:spacing w:before="0" w:after="120"/>
+        <w:ind w:left="454"/>
+      </w:pPr>
+      <w:r>
+        <w:rPr>
+          <w:rFonts w:ascii="Microsoft YaHei" w:hAnsi="Microsoft YaHei"/>
+          <w:sz w:val="21"/>
+        </w:rPr>
+        <w:t>标准差。</w:t>
+      </w:r>
+    </w:p>
+    <w:p>
+      <w:pPr>
+        <w:spacing w:before="120" w:after="40"/>
+      </w:pPr>
+      <w:r>
+        <w:rPr>
+          <w:color w:val="999999"/>
+          <w:sz w:val="16"/>
+        </w:rPr>
+        <w:t xml:space="preserve">  L96  </w:t>
+      </w:r>
+      <w:r>
+        <w:rPr>
+          <w:rFonts w:ascii="Consolas" w:hAnsi="Consolas"/>
+          <w:b/>
+          <w:color w:val="1F3A5F"/>
+          <w:sz w:val="20"/>
+        </w:rPr>
+        <w:t>return mean, std</w:t>
+      </w:r>
+    </w:p>
+    <w:p>
+      <w:pPr>
+        <w:spacing w:before="0" w:after="120"/>
+        <w:ind w:left="454"/>
+      </w:pPr>
+      <w:r>
+        <w:rPr>
+          <w:rFonts w:ascii="Microsoft YaHei" w:hAnsi="Microsoft YaHei"/>
+          <w:sz w:val="21"/>
+        </w:rPr>
+        <w:t>返回分布参数。</w:t>
+      </w:r>
+    </w:p>
+    <w:p>
+      <w:pPr>
+        <w:spacing w:before="120" w:after="40"/>
+      </w:pPr>
+      <w:r>
+        <w:rPr>
+          <w:color w:val="999999"/>
+          <w:sz w:val="16"/>
+        </w:rPr>
+        <w:t xml:space="preserve">  L98  </w:t>
+      </w:r>
+      <w:r>
+        <w:rPr>
+          <w:rFonts w:ascii="Consolas" w:hAnsi="Consolas"/>
+          <w:b/>
+          <w:color w:val="1F3A5F"/>
+          <w:sz w:val="20"/>
+        </w:rPr>
+        <w:t>def get_action(self, state):</w:t>
+      </w:r>
+    </w:p>
+    <w:p>
+      <w:pPr>
+        <w:spacing w:before="0" w:after="120"/>
+        <w:ind w:left="454"/>
+      </w:pPr>
+      <w:r>
+        <w:rPr>
+          <w:rFonts w:ascii="Microsoft YaHei" w:hAnsi="Microsoft YaHei"/>
+          <w:sz w:val="21"/>
+        </w:rPr>
+        <w:t>★ 选动作。注意：相比 AC，**额外返回了 log_prob**——因为 PPO 要存"旧策略的 log_prob"，供后面算 importance ratio。</w:t>
+      </w:r>
+    </w:p>
+    <w:p>
+      <w:pPr>
+        <w:spacing w:before="120" w:after="40"/>
+      </w:pPr>
+      <w:r>
+        <w:rPr>
+          <w:color w:val="999999"/>
+          <w:sz w:val="16"/>
+        </w:rPr>
+        <w:t xml:space="preserve">  L100  </w:t>
+      </w:r>
+      <w:r>
+        <w:rPr>
+          <w:rFonts w:ascii="Consolas" w:hAnsi="Consolas"/>
+          <w:b/>
+          <w:color w:val="1F3A5F"/>
+          <w:sz w:val="20"/>
+        </w:rPr>
+        <w:t>mean, std = self.forward(s)</w:t>
+      </w:r>
+    </w:p>
+    <w:p>
+      <w:pPr>
+        <w:spacing w:before="0" w:after="120"/>
+        <w:ind w:left="454"/>
+      </w:pPr>
+      <w:r>
+        <w:rPr>
+          <w:rFonts w:ascii="Microsoft YaHei" w:hAnsi="Microsoft YaHei"/>
+          <w:sz w:val="21"/>
+        </w:rPr>
+        <w:t>前向。</w:t>
+      </w:r>
+    </w:p>
+    <w:p>
+      <w:pPr>
+        <w:spacing w:before="120" w:after="40"/>
+      </w:pPr>
+      <w:r>
+        <w:rPr>
+          <w:color w:val="999999"/>
+          <w:sz w:val="16"/>
+        </w:rPr>
+        <w:t xml:space="preserve">  L102  </w:t>
+      </w:r>
+      <w:r>
+        <w:rPr>
+          <w:rFonts w:ascii="Consolas" w:hAnsi="Consolas"/>
+          <w:b/>
+          <w:color w:val="1F3A5F"/>
+          <w:sz w:val="20"/>
+        </w:rPr>
+        <w:t>a = m.sample()</w:t>
+      </w:r>
+    </w:p>
+    <w:p>
+      <w:pPr>
+        <w:spacing w:before="0" w:after="120"/>
+        <w:ind w:left="454"/>
+      </w:pPr>
+      <w:r>
+        <w:rPr>
+          <w:rFonts w:ascii="Microsoft YaHei" w:hAnsi="Microsoft YaHei"/>
+          <w:sz w:val="21"/>
+        </w:rPr>
+        <w:t>采样动作。</w:t>
+      </w:r>
+    </w:p>
+    <w:p>
+      <w:pPr>
+        <w:spacing w:before="120" w:after="40"/>
+      </w:pPr>
+      <w:r>
+        <w:rPr>
+          <w:color w:val="999999"/>
+          <w:sz w:val="16"/>
+        </w:rPr>
+        <w:t xml:space="preserve">  L104  </w:t>
+      </w:r>
+      <w:r>
+        <w:rPr>
+          <w:rFonts w:ascii="Consolas" w:hAnsi="Consolas"/>
+          <w:b/>
+          <w:color w:val="1F3A5F"/>
+          <w:sz w:val="20"/>
+        </w:rPr>
+        <w:t>log_prob = m.log_prob(a)</w:t>
+      </w:r>
+    </w:p>
+    <w:p>
+      <w:pPr>
+        <w:spacing w:before="0" w:after="120"/>
+        <w:ind w:left="454"/>
+      </w:pPr>
+      <w:r>
+        <w:rPr>
+          <w:rFonts w:ascii="Microsoft YaHei" w:hAnsi="Microsoft YaHei"/>
+          <w:sz w:val="21"/>
+        </w:rPr>
+        <w:t>★ 记录该动作在"当前（旧）策略"下的对数概率——这是 PPO 独有的需求。</w:t>
+      </w:r>
+    </w:p>
+    <w:p>
+      <w:pPr>
+        <w:spacing w:before="120" w:after="40"/>
+      </w:pPr>
+      <w:r>
+        <w:rPr>
+          <w:color w:val="999999"/>
+          <w:sz w:val="16"/>
+        </w:rPr>
+        <w:t xml:space="preserve">  L105  </w:t>
+      </w:r>
+      <w:r>
+        <w:rPr>
+          <w:rFonts w:ascii="Consolas" w:hAnsi="Consolas"/>
+          <w:b/>
+          <w:color w:val="1F3A5F"/>
+          <w:sz w:val="20"/>
+        </w:rPr>
+        <w:t>a = a.clamp(0, 1)</w:t>
+      </w:r>
+    </w:p>
+    <w:p>
+      <w:pPr>
+        <w:spacing w:before="0" w:after="120"/>
+        <w:ind w:left="454"/>
+      </w:pPr>
+      <w:r>
+        <w:rPr>
+          <w:rFonts w:ascii="Microsoft YaHei" w:hAnsi="Microsoft YaHei"/>
+          <w:sz w:val="21"/>
+        </w:rPr>
+        <w:t>夹到 [0,1]。</w:t>
+      </w:r>
+    </w:p>
+    <w:p>
+      <w:pPr>
+        <w:spacing w:before="120" w:after="40"/>
+      </w:pPr>
+      <w:r>
+        <w:rPr>
+          <w:color w:val="999999"/>
+          <w:sz w:val="16"/>
+        </w:rPr>
+        <w:t xml:space="preserve">  L106  </w:t>
+      </w:r>
+      <w:r>
+        <w:rPr>
+          <w:rFonts w:ascii="Consolas" w:hAnsi="Consolas"/>
+          <w:b/>
+          <w:color w:val="1F3A5F"/>
+          <w:sz w:val="20"/>
+        </w:rPr>
+        <w:t>return a.item(), log_prob.item()</w:t>
+      </w:r>
+    </w:p>
+    <w:p>
+      <w:pPr>
+        <w:spacing w:before="0" w:after="120"/>
+        <w:ind w:left="454"/>
+      </w:pPr>
+      <w:r>
+        <w:rPr>
+          <w:rFonts w:ascii="Microsoft YaHei" w:hAnsi="Microsoft YaHei"/>
+          <w:sz w:val="21"/>
+        </w:rPr>
+        <w:t>★ 返回 (动作值, 旧 log_prob) 二元组。log_prob 将被存入 log_probs_old 列表。</w:t>
+      </w:r>
+    </w:p>
+    <w:p>
+      <w:pPr>
+        <w:spacing w:before="120" w:after="40"/>
+      </w:pPr>
+      <w:r>
+        <w:rPr>
+          <w:color w:val="999999"/>
+          <w:sz w:val="16"/>
+        </w:rPr>
+        <w:t xml:space="preserve">  L108  </w:t>
+      </w:r>
+      <w:r>
+        <w:rPr>
+          <w:rFonts w:ascii="Consolas" w:hAnsi="Consolas"/>
+          <w:b/>
+          <w:color w:val="1F3A5F"/>
+          <w:sz w:val="20"/>
+        </w:rPr>
+        <w:t>def evaluate(self, state, action):</w:t>
+      </w:r>
+    </w:p>
+    <w:p>
+      <w:pPr>
+        <w:spacing w:before="0" w:after="120"/>
+        <w:ind w:left="454"/>
+      </w:pPr>
+      <w:r>
+        <w:rPr>
+          <w:rFonts w:ascii="Microsoft YaHei" w:hAnsi="Microsoft YaHei"/>
+          <w:sz w:val="21"/>
+        </w:rPr>
+        <w:t>★ 训练用：返回 log_prob **和熵**（带梯度）。比 AC 多返回熵——PPO 用熵做奖励。</w:t>
+      </w:r>
+    </w:p>
+    <w:p>
+      <w:pPr>
+        <w:spacing w:before="120" w:after="40"/>
+      </w:pPr>
+      <w:r>
+        <w:rPr>
+          <w:color w:val="999999"/>
+          <w:sz w:val="16"/>
+        </w:rPr>
+        <w:t xml:space="preserve">  L109  </w:t>
+      </w:r>
+      <w:r>
+        <w:rPr>
+          <w:rFonts w:ascii="Consolas" w:hAnsi="Consolas"/>
+          <w:b/>
+          <w:color w:val="1F3A5F"/>
+          <w:sz w:val="20"/>
+        </w:rPr>
+        <w:t>"""返回 log_prob 和熵（带梯度）"""</w:t>
+      </w:r>
+    </w:p>
+    <w:p>
+      <w:pPr>
+        <w:spacing w:before="0" w:after="120"/>
+        <w:ind w:left="454"/>
+      </w:pPr>
+      <w:r>
+        <w:rPr>
+          <w:rFonts w:ascii="Microsoft YaHei" w:hAnsi="Microsoft YaHei"/>
+          <w:sz w:val="21"/>
+        </w:rPr>
+        <w:t>docstring。</w:t>
+      </w:r>
+    </w:p>
+    <w:p>
+      <w:pPr>
+        <w:spacing w:before="120" w:after="40"/>
+      </w:pPr>
+      <w:r>
+        <w:rPr>
+          <w:color w:val="999999"/>
+          <w:sz w:val="16"/>
+        </w:rPr>
+        <w:t xml:space="preserve">  L112  </w:t>
+      </w:r>
+      <w:r>
+        <w:rPr>
+          <w:rFonts w:ascii="Consolas" w:hAnsi="Consolas"/>
+          <w:b/>
+          <w:color w:val="1F3A5F"/>
+          <w:sz w:val="20"/>
+        </w:rPr>
+        <w:t>log_prob = m.log_prob(action)</w:t>
+      </w:r>
+    </w:p>
+    <w:p>
+      <w:pPr>
+        <w:spacing w:before="0" w:after="120"/>
+        <w:ind w:left="454"/>
+      </w:pPr>
+      <w:r>
+        <w:rPr>
+          <w:rFonts w:ascii="Microsoft YaHei" w:hAnsi="Microsoft YaHei"/>
+          <w:sz w:val="21"/>
+        </w:rPr>
+        <w:t>对数概率。</w:t>
+      </w:r>
+    </w:p>
+    <w:p>
+      <w:pPr>
+        <w:spacing w:before="120" w:after="40"/>
+      </w:pPr>
+      <w:r>
+        <w:rPr>
+          <w:color w:val="999999"/>
+          <w:sz w:val="16"/>
+        </w:rPr>
+        <w:t xml:space="preserve">  L113  </w:t>
+      </w:r>
+      <w:r>
+        <w:rPr>
+          <w:rFonts w:ascii="Consolas" w:hAnsi="Consolas"/>
+          <w:b/>
+          <w:color w:val="1F3A5F"/>
+          <w:sz w:val="20"/>
+        </w:rPr>
+        <w:t>entropy = m.entropy()</w:t>
+      </w:r>
+    </w:p>
+    <w:p>
+      <w:pPr>
+        <w:spacing w:before="0" w:after="120"/>
+        <w:ind w:left="454"/>
+      </w:pPr>
+      <w:r>
+        <w:rPr>
+          <w:rFonts w:ascii="Microsoft YaHei" w:hAnsi="Microsoft YaHei"/>
+          <w:sz w:val="21"/>
+        </w:rPr>
+        <w:t>★ 计算高斯分布的熵。熵衡量分布"有多乱"：熵高=分布均匀（探索强），熵低=分布集中（利用强）。</w:t>
+      </w:r>
+    </w:p>
+    <w:p>
+      <w:pPr>
+        <w:spacing w:before="120" w:after="40"/>
+      </w:pPr>
+      <w:r>
+        <w:rPr>
+          <w:color w:val="999999"/>
+          <w:sz w:val="16"/>
+        </w:rPr>
+        <w:t xml:space="preserve">  L114  </w:t>
+      </w:r>
+      <w:r>
+        <w:rPr>
+          <w:rFonts w:ascii="Consolas" w:hAnsi="Consolas"/>
+          <w:b/>
+          <w:color w:val="1F3A5F"/>
+          <w:sz w:val="20"/>
+        </w:rPr>
+        <w:t>return log_prob, entropy</w:t>
+      </w:r>
+    </w:p>
+    <w:p>
+      <w:pPr>
+        <w:spacing w:before="0" w:after="120"/>
+        <w:ind w:left="454"/>
+      </w:pPr>
+      <w:r>
+        <w:rPr>
+          <w:rFonts w:ascii="Microsoft YaHei" w:hAnsi="Microsoft YaHei"/>
+          <w:sz w:val="21"/>
+        </w:rPr>
+        <w:t>返回二元组。</w:t>
+      </w:r>
+    </w:p>
+    <w:p>
+      <w:pPr>
+        <w:pStyle w:val="Heading2"/>
+      </w:pPr>
+      <w:r>
+        <w:rPr>
+          <w:color w:val="1F3A5F"/>
+        </w:rPr>
+        <w:t>3.2 Critic（117-129 行）</w:t>
+      </w:r>
+    </w:p>
+    <w:p>
+      <w:pPr>
+        <w:spacing w:before="120" w:after="40"/>
+      </w:pPr>
+      <w:r>
+        <w:rPr>
+          <w:color w:val="999999"/>
+          <w:sz w:val="16"/>
+        </w:rPr>
+        <w:t xml:space="preserve">  L117  </w:t>
+      </w:r>
+      <w:r>
+        <w:rPr>
+          <w:rFonts w:ascii="Consolas" w:hAnsi="Consolas"/>
+          <w:b/>
+          <w:color w:val="1F3A5F"/>
+          <w:sz w:val="20"/>
+        </w:rPr>
+        <w:t>class Critic(nn.Module):</w:t>
+      </w:r>
+    </w:p>
+    <w:p>
+      <w:pPr>
+        <w:spacing w:before="0" w:after="120"/>
+        <w:ind w:left="454"/>
+      </w:pPr>
+      <w:r>
+        <w:rPr>
+          <w:rFonts w:ascii="Microsoft YaHei" w:hAnsi="Microsoft YaHei"/>
+          <w:sz w:val="21"/>
+        </w:rPr>
+        <w:t>Critic 网络，与 AC 完全相同。</w:t>
+      </w:r>
+    </w:p>
+    <w:p>
+      <w:pPr>
+        <w:spacing w:before="120" w:after="40"/>
+      </w:pPr>
+      <w:r>
+        <w:rPr>
+          <w:color w:val="999999"/>
+          <w:sz w:val="16"/>
+        </w:rPr>
+        <w:t xml:space="preserve">  L118  </w:t>
+      </w:r>
+      <w:r>
+        <w:rPr>
+          <w:rFonts w:ascii="Consolas" w:hAnsi="Consolas"/>
+          <w:b/>
+          <w:color w:val="1F3A5F"/>
+          <w:sz w:val="20"/>
+        </w:rPr>
+        <w:t>def __init__(self, state_dim=2, hidden=64):</w:t>
+      </w:r>
+    </w:p>
+    <w:p>
+      <w:pPr>
+        <w:spacing w:before="0" w:after="120"/>
+        <w:ind w:left="454"/>
+      </w:pPr>
+      <w:r>
+        <w:rPr>
+          <w:rFonts w:ascii="Microsoft YaHei" w:hAnsi="Microsoft YaHei"/>
+          <w:sz w:val="21"/>
+        </w:rPr>
+        <w:t>构造函数。</w:t>
+      </w:r>
+    </w:p>
+    <w:p>
+      <w:pPr>
+        <w:spacing w:before="120" w:after="40"/>
+      </w:pPr>
+      <w:r>
+        <w:rPr>
+          <w:color w:val="999999"/>
+          <w:sz w:val="16"/>
+        </w:rPr>
+        <w:t xml:space="preserve">  L120  </w:t>
+      </w:r>
+      <w:r>
+        <w:rPr>
+          <w:rFonts w:ascii="Consolas" w:hAnsi="Consolas"/>
+          <w:b/>
+          <w:color w:val="1F3A5F"/>
+          <w:sz w:val="20"/>
+        </w:rPr>
+        <w:t>self.net = nn.Sequential(</w:t>
+      </w:r>
+    </w:p>
+    <w:p>
+      <w:pPr>
+        <w:spacing w:before="0" w:after="120"/>
+        <w:ind w:left="454"/>
+      </w:pPr>
+      <w:r>
+        <w:rPr>
+          <w:rFonts w:ascii="Microsoft YaHei" w:hAnsi="Microsoft YaHei"/>
+          <w:sz w:val="21"/>
+        </w:rPr>
+        <w:t>顺序网络。</w:t>
+      </w:r>
+    </w:p>
+    <w:p>
+      <w:pPr>
+        <w:spacing w:before="120" w:after="40"/>
+      </w:pPr>
+      <w:r>
+        <w:rPr>
+          <w:color w:val="999999"/>
+          <w:sz w:val="16"/>
+        </w:rPr>
+        <w:t xml:space="preserve">  L121  </w:t>
+      </w:r>
+      <w:r>
+        <w:rPr>
+          <w:rFonts w:ascii="Consolas" w:hAnsi="Consolas"/>
+          <w:b/>
+          <w:color w:val="1F3A5F"/>
+          <w:sz w:val="20"/>
+        </w:rPr>
+        <w:t>nn.Linear(state_dim, hidden),</w:t>
+      </w:r>
+    </w:p>
+    <w:p>
+      <w:pPr>
+        <w:spacing w:before="0" w:after="120"/>
+        <w:ind w:left="454"/>
+      </w:pPr>
+      <w:r>
+        <w:rPr>
+          <w:rFonts w:ascii="Microsoft YaHei" w:hAnsi="Microsoft YaHei"/>
+          <w:sz w:val="21"/>
+        </w:rPr>
+        <w:t>输入层。</w:t>
+      </w:r>
+    </w:p>
+    <w:p>
+      <w:pPr>
+        <w:spacing w:before="120" w:after="40"/>
+      </w:pPr>
+      <w:r>
+        <w:rPr>
+          <w:color w:val="999999"/>
+          <w:sz w:val="16"/>
+        </w:rPr>
+        <w:t xml:space="preserve">  L122  </w:t>
+      </w:r>
+      <w:r>
+        <w:rPr>
+          <w:rFonts w:ascii="Consolas" w:hAnsi="Consolas"/>
+          <w:b/>
+          <w:color w:val="1F3A5F"/>
+          <w:sz w:val="20"/>
+        </w:rPr>
+        <w:t>nn.ReLU(),</w:t>
+      </w:r>
+    </w:p>
+    <w:p>
+      <w:pPr>
+        <w:spacing w:before="0" w:after="120"/>
+        <w:ind w:left="454"/>
+      </w:pPr>
+      <w:r>
+        <w:rPr>
+          <w:rFonts w:ascii="Microsoft YaHei" w:hAnsi="Microsoft YaHei"/>
+          <w:sz w:val="21"/>
+        </w:rPr>
+        <w:t>激活。</w:t>
+      </w:r>
+    </w:p>
+    <w:p>
+      <w:pPr>
+        <w:spacing w:before="120" w:after="40"/>
+      </w:pPr>
+      <w:r>
+        <w:rPr>
+          <w:color w:val="999999"/>
+          <w:sz w:val="16"/>
+        </w:rPr>
+        <w:t xml:space="preserve">  L123  </w:t>
+      </w:r>
+      <w:r>
+        <w:rPr>
+          <w:rFonts w:ascii="Consolas" w:hAnsi="Consolas"/>
+          <w:b/>
+          <w:color w:val="1F3A5F"/>
+          <w:sz w:val="20"/>
+        </w:rPr>
+        <w:t>nn.Linear(hidden, hidden),</w:t>
+      </w:r>
+    </w:p>
+    <w:p>
+      <w:pPr>
+        <w:spacing w:before="0" w:after="120"/>
+        <w:ind w:left="454"/>
+      </w:pPr>
+      <w:r>
+        <w:rPr>
+          <w:rFonts w:ascii="Microsoft YaHei" w:hAnsi="Microsoft YaHei"/>
+          <w:sz w:val="21"/>
+        </w:rPr>
+        <w:t>隐藏层。</w:t>
+      </w:r>
+    </w:p>
+    <w:p>
+      <w:pPr>
+        <w:spacing w:before="120" w:after="40"/>
+      </w:pPr>
+      <w:r>
+        <w:rPr>
+          <w:color w:val="999999"/>
+          <w:sz w:val="16"/>
+        </w:rPr>
+        <w:t xml:space="preserve">  L124  </w:t>
+      </w:r>
+      <w:r>
+        <w:rPr>
+          <w:rFonts w:ascii="Consolas" w:hAnsi="Consolas"/>
+          <w:b/>
+          <w:color w:val="1F3A5F"/>
+          <w:sz w:val="20"/>
+        </w:rPr>
+        <w:t>nn.ReLU(),</w:t>
+      </w:r>
+    </w:p>
+    <w:p>
+      <w:pPr>
+        <w:spacing w:before="0" w:after="120"/>
+        <w:ind w:left="454"/>
+      </w:pPr>
+      <w:r>
+        <w:rPr>
+          <w:rFonts w:ascii="Microsoft YaHei" w:hAnsi="Microsoft YaHei"/>
+          <w:sz w:val="21"/>
+        </w:rPr>
+        <w:t>激活。</w:t>
+      </w:r>
+    </w:p>
+    <w:p>
+      <w:pPr>
+        <w:spacing w:before="120" w:after="40"/>
+      </w:pPr>
+      <w:r>
+        <w:rPr>
+          <w:color w:val="999999"/>
+          <w:sz w:val="16"/>
+        </w:rPr>
+        <w:t xml:space="preserve">  L125  </w:t>
+      </w:r>
+      <w:r>
+        <w:rPr>
+          <w:rFonts w:ascii="Consolas" w:hAnsi="Consolas"/>
+          <w:b/>
+          <w:color w:val="1F3A5F"/>
+          <w:sz w:val="20"/>
+        </w:rPr>
+        <w:t>nn.Linear(hidden, 1)</w:t>
+      </w:r>
+    </w:p>
+    <w:p>
+      <w:pPr>
+        <w:spacing w:before="0" w:after="120"/>
+        <w:ind w:left="454"/>
+      </w:pPr>
+      <w:r>
+        <w:rPr>
+          <w:rFonts w:ascii="Microsoft YaHei" w:hAnsi="Microsoft YaHei"/>
+          <w:sz w:val="21"/>
+        </w:rPr>
+        <w:t>输出标量 V(s)。</w:t>
+      </w:r>
+    </w:p>
+    <w:p>
+      <w:pPr>
+        <w:spacing w:before="120" w:after="40"/>
+      </w:pPr>
+      <w:r>
+        <w:rPr>
+          <w:color w:val="999999"/>
+          <w:sz w:val="16"/>
+        </w:rPr>
+        <w:t xml:space="preserve">  L128  </w:t>
+      </w:r>
+      <w:r>
+        <w:rPr>
+          <w:rFonts w:ascii="Consolas" w:hAnsi="Consolas"/>
+          <w:b/>
+          <w:color w:val="1F3A5F"/>
+          <w:sz w:val="20"/>
+        </w:rPr>
+        <w:t>def forward(self, x):</w:t>
+      </w:r>
+    </w:p>
+    <w:p>
+      <w:pPr>
+        <w:spacing w:before="0" w:after="120"/>
+        <w:ind w:left="454"/>
+      </w:pPr>
+      <w:r>
+        <w:rPr>
+          <w:rFonts w:ascii="Microsoft YaHei" w:hAnsi="Microsoft YaHei"/>
+          <w:sz w:val="21"/>
+        </w:rPr>
+        <w:t>前向。</w:t>
+      </w:r>
+    </w:p>
+    <w:p>
+      <w:pPr>
+        <w:spacing w:before="120" w:after="40"/>
+      </w:pPr>
+      <w:r>
+        <w:rPr>
+          <w:color w:val="999999"/>
+          <w:sz w:val="16"/>
+        </w:rPr>
+        <w:t xml:space="preserve">  L129  </w:t>
+      </w:r>
+      <w:r>
+        <w:rPr>
+          <w:rFonts w:ascii="Consolas" w:hAnsi="Consolas"/>
+          <w:b/>
+          <w:color w:val="1F3A5F"/>
+          <w:sz w:val="20"/>
+        </w:rPr>
+        <w:t>return self.net(x)</w:t>
+      </w:r>
+    </w:p>
+    <w:p>
+      <w:pPr>
+        <w:spacing w:before="0" w:after="120"/>
+        <w:ind w:left="454"/>
+      </w:pPr>
+      <w:r>
+        <w:rPr>
+          <w:rFonts w:ascii="Microsoft YaHei" w:hAnsi="Microsoft YaHei"/>
+          <w:sz w:val="21"/>
+        </w:rPr>
+        <w:t>返回 V(s)。</w:t>
+      </w:r>
+    </w:p>
+    <w:p>
+      <w:r>
+        <w:br w:type="page"/>
+      </w:r>
+    </w:p>
+    <w:p>
+      <w:pPr>
+        <w:pStyle w:val="Heading1"/>
+      </w:pPr>
+      <w:r>
+        <w:rPr>
+          <w:color w:val="1F3A5F"/>
+        </w:rPr>
+        <w:t>四、ppo() 算法逐行精讲（133-277 行）</w:t>
+      </w:r>
+    </w:p>
+    <w:p>
+      <w:pPr>
+        <w:pStyle w:val="Heading2"/>
+      </w:pPr>
+      <w:r>
+        <w:rPr>
+          <w:color w:val="1F3A5F"/>
+        </w:rPr>
+        <w:t>4.1 参数与初始化（133-165 行）</w:t>
+      </w:r>
+    </w:p>
+    <w:p>
+      <w:pPr>
+        <w:spacing w:before="120" w:after="40"/>
+      </w:pPr>
+      <w:r>
+        <w:rPr>
+          <w:color w:val="999999"/>
+          <w:sz w:val="16"/>
+        </w:rPr>
+        <w:t xml:space="preserve">  L133  </w:t>
+      </w:r>
+      <w:r>
+        <w:rPr>
+          <w:rFonts w:ascii="Consolas" w:hAnsi="Consolas"/>
+          <w:b/>
+          <w:color w:val="1F3A5F"/>
+          <w:sz w:val="20"/>
+        </w:rPr>
+        <w:t>def ppo(episodes=500, lr=0.0003, clip_eps=0.2, epochs=10, batch_size=64):</w:t>
+      </w:r>
+    </w:p>
+    <w:p>
+      <w:pPr>
+        <w:spacing w:before="0" w:after="120"/>
+        <w:ind w:left="454"/>
+      </w:pPr>
+      <w:r>
+        <w:rPr>
+          <w:rFonts w:ascii="Microsoft YaHei" w:hAnsi="Microsoft YaHei"/>
+          <w:sz w:val="21"/>
+        </w:rPr>
+        <w:t>★ 主函数签名，5 个参数：episodes（局数）、lr=0.0003（★ 学习率比 AC 的 0.001 还小——PPO 更新更保守，宁慢勿崩）、clip_eps=0.2（裁剪范围 ±0.2）、epochs=10（★ 同一批数据重用 10 次）、batch_size=64（mini-batch 大小）。</w:t>
+      </w:r>
+    </w:p>
+    <w:p>
+      <w:pPr>
+        <w:spacing w:before="120" w:after="40"/>
+      </w:pPr>
+      <w:r>
+        <w:rPr>
+          <w:color w:val="999999"/>
+          <w:sz w:val="16"/>
+        </w:rPr>
+        <w:t xml:space="preserve">  L147  </w:t>
+      </w:r>
+      <w:r>
+        <w:rPr>
+          <w:rFonts w:ascii="Consolas" w:hAnsi="Consolas"/>
+          <w:b/>
+          <w:color w:val="1F3A5F"/>
+          <w:sz w:val="20"/>
+        </w:rPr>
+        <w:t>env = EMSEnv()</w:t>
+      </w:r>
+    </w:p>
+    <w:p>
+      <w:pPr>
+        <w:spacing w:before="0" w:after="120"/>
+        <w:ind w:left="454"/>
+      </w:pPr>
+      <w:r>
+        <w:rPr>
+          <w:rFonts w:ascii="Microsoft YaHei" w:hAnsi="Microsoft YaHei"/>
+          <w:sz w:val="21"/>
+        </w:rPr>
+        <w:t>创建宽松版环境。</w:t>
+      </w:r>
+    </w:p>
+    <w:p>
+      <w:pPr>
+        <w:spacing w:before="120" w:after="40"/>
+      </w:pPr>
+      <w:r>
+        <w:rPr>
+          <w:color w:val="999999"/>
+          <w:sz w:val="16"/>
+        </w:rPr>
+        <w:t xml:space="preserve">  L148  </w:t>
+      </w:r>
+      <w:r>
+        <w:rPr>
+          <w:rFonts w:ascii="Consolas" w:hAnsi="Consolas"/>
+          <w:b/>
+          <w:color w:val="1F3A5F"/>
+          <w:sz w:val="20"/>
+        </w:rPr>
+        <w:t>actor = Actor()</w:t>
+      </w:r>
+    </w:p>
+    <w:p>
+      <w:pPr>
+        <w:spacing w:before="0" w:after="120"/>
+        <w:ind w:left="454"/>
+      </w:pPr>
+      <w:r>
+        <w:rPr>
+          <w:rFonts w:ascii="Microsoft YaHei" w:hAnsi="Microsoft YaHei"/>
+          <w:sz w:val="21"/>
+        </w:rPr>
+        <w:t>Actor 网络。</w:t>
+      </w:r>
+    </w:p>
+    <w:p>
+      <w:pPr>
+        <w:spacing w:before="120" w:after="40"/>
+      </w:pPr>
+      <w:r>
+        <w:rPr>
+          <w:color w:val="999999"/>
+          <w:sz w:val="16"/>
+        </w:rPr>
+        <w:t xml:space="preserve">  L149  </w:t>
+      </w:r>
+      <w:r>
+        <w:rPr>
+          <w:rFonts w:ascii="Consolas" w:hAnsi="Consolas"/>
+          <w:b/>
+          <w:color w:val="1F3A5F"/>
+          <w:sz w:val="20"/>
+        </w:rPr>
+        <w:t>critic = Critic()</w:t>
+      </w:r>
+    </w:p>
+    <w:p>
+      <w:pPr>
+        <w:spacing w:before="0" w:after="120"/>
+        <w:ind w:left="454"/>
+      </w:pPr>
+      <w:r>
+        <w:rPr>
+          <w:rFonts w:ascii="Microsoft YaHei" w:hAnsi="Microsoft YaHei"/>
+          <w:sz w:val="21"/>
+        </w:rPr>
+        <w:t>Critic 网络。</w:t>
+      </w:r>
+    </w:p>
+    <w:p>
+      <w:pPr>
+        <w:spacing w:before="120" w:after="40"/>
+      </w:pPr>
+      <w:r>
+        <w:rPr>
+          <w:color w:val="999999"/>
+          <w:sz w:val="16"/>
+        </w:rPr>
+        <w:t xml:space="preserve">  L150  </w:t>
+      </w:r>
+      <w:r>
+        <w:rPr>
+          <w:rFonts w:ascii="Consolas" w:hAnsi="Consolas"/>
+          <w:b/>
+          <w:color w:val="1F3A5F"/>
+          <w:sz w:val="20"/>
+        </w:rPr>
+        <w:t>actor_opt = optim.Adam(actor.parameters(), lr=lr)</w:t>
+      </w:r>
+    </w:p>
+    <w:p>
+      <w:pPr>
+        <w:spacing w:before="0" w:after="120"/>
+        <w:ind w:left="454"/>
+      </w:pPr>
+      <w:r>
+        <w:rPr>
+          <w:rFonts w:ascii="Microsoft YaHei" w:hAnsi="Microsoft YaHei"/>
+          <w:sz w:val="21"/>
+        </w:rPr>
+        <w:t>Actor 优化器。</w:t>
+      </w:r>
+    </w:p>
+    <w:p>
+      <w:pPr>
+        <w:spacing w:before="120" w:after="40"/>
+      </w:pPr>
+      <w:r>
+        <w:rPr>
+          <w:color w:val="999999"/>
+          <w:sz w:val="16"/>
+        </w:rPr>
+        <w:t xml:space="preserve">  L151  </w:t>
+      </w:r>
+      <w:r>
+        <w:rPr>
+          <w:rFonts w:ascii="Consolas" w:hAnsi="Consolas"/>
+          <w:b/>
+          <w:color w:val="1F3A5F"/>
+          <w:sz w:val="20"/>
+        </w:rPr>
+        <w:t>critic_opt = optim.Adam(critic.parameters(), lr=lr)</w:t>
+      </w:r>
+    </w:p>
+    <w:p>
+      <w:pPr>
+        <w:spacing w:before="0" w:after="120"/>
+        <w:ind w:left="454"/>
+      </w:pPr>
+      <w:r>
+        <w:rPr>
+          <w:rFonts w:ascii="Microsoft YaHei" w:hAnsi="Microsoft YaHei"/>
+          <w:sz w:val="21"/>
+        </w:rPr>
+        <w:t>★ Critic 优化器：和 Actor 相同学习率（AC 里是 lr×2，这里不设差异，说明学习率策略不是铁律，可灵活调）。</w:t>
+      </w:r>
+    </w:p>
+    <w:p>
+      <w:pPr>
+        <w:spacing w:before="120" w:after="40"/>
+      </w:pPr>
+      <w:r>
+        <w:rPr>
+          <w:color w:val="999999"/>
+          <w:sz w:val="16"/>
+        </w:rPr>
+        <w:t xml:space="preserve">  L156  </w:t>
+      </w:r>
+      <w:r>
+        <w:rPr>
+          <w:rFonts w:ascii="Consolas" w:hAnsi="Consolas"/>
+          <w:b/>
+          <w:color w:val="1F3A5F"/>
+          <w:sz w:val="20"/>
+        </w:rPr>
+        <w:t>print(f"  clip_eps = {clip_eps}")</w:t>
+      </w:r>
+    </w:p>
+    <w:p>
+      <w:pPr>
+        <w:spacing w:before="0" w:after="120"/>
+        <w:ind w:left="454"/>
+      </w:pPr>
+      <w:r>
+        <w:rPr>
+          <w:rFonts w:ascii="Microsoft YaHei" w:hAnsi="Microsoft YaHei"/>
+          <w:sz w:val="21"/>
+        </w:rPr>
+        <w:t>打印裁剪参数。</w:t>
+      </w:r>
+    </w:p>
+    <w:p>
+      <w:pPr>
+        <w:spacing w:before="120" w:after="40"/>
+      </w:pPr>
+      <w:r>
+        <w:rPr>
+          <w:color w:val="999999"/>
+          <w:sz w:val="16"/>
+        </w:rPr>
+        <w:t xml:space="preserve">  L158  </w:t>
+      </w:r>
+      <w:r>
+        <w:rPr>
+          <w:rFonts w:ascii="Consolas" w:hAnsi="Consolas"/>
+          <w:b/>
+          <w:color w:val="1F3A5F"/>
+          <w:sz w:val="20"/>
+        </w:rPr>
+        <w:t>print(f"  batch_size = {batch_size}")</w:t>
+      </w:r>
+    </w:p>
+    <w:p>
+      <w:pPr>
+        <w:spacing w:before="0" w:after="120"/>
+        <w:ind w:left="454"/>
+      </w:pPr>
+      <w:r>
+        <w:rPr>
+          <w:rFonts w:ascii="Microsoft YaHei" w:hAnsi="Microsoft YaHei"/>
+          <w:sz w:val="21"/>
+        </w:rPr>
+        <w:t>打印 batch 大小。</w:t>
+      </w:r>
+    </w:p>
+    <w:p>
+      <w:pPr>
+        <w:spacing w:before="120" w:after="40"/>
+      </w:pPr>
+      <w:r>
+        <w:rPr>
+          <w:color w:val="999999"/>
+          <w:sz w:val="16"/>
+        </w:rPr>
+        <w:t xml:space="preserve">  L163  </w:t>
+      </w:r>
+      <w:r>
+        <w:rPr>
+          <w:rFonts w:ascii="Consolas" w:hAnsi="Consolas"/>
+          <w:b/>
+          <w:color w:val="1F3A5F"/>
+          <w:sz w:val="20"/>
+        </w:rPr>
+        <w:t>gamma = 0.99</w:t>
+      </w:r>
+    </w:p>
+    <w:p>
+      <w:pPr>
+        <w:spacing w:before="0" w:after="120"/>
+        <w:ind w:left="454"/>
+      </w:pPr>
+      <w:r>
+        <w:rPr>
+          <w:rFonts w:ascii="Microsoft YaHei" w:hAnsi="Microsoft YaHei"/>
+          <w:sz w:val="21"/>
+        </w:rPr>
+        <w:t>折扣因子。</w:t>
+      </w:r>
+    </w:p>
+    <w:p>
+      <w:pPr>
+        <w:spacing w:before="120" w:after="40"/>
+      </w:pPr>
+      <w:r>
+        <w:rPr>
+          <w:color w:val="999999"/>
+          <w:sz w:val="16"/>
+        </w:rPr>
+        <w:t xml:space="preserve">  L164  </w:t>
+      </w:r>
+      <w:r>
+        <w:rPr>
+          <w:rFonts w:ascii="Consolas" w:hAnsi="Consolas"/>
+          <w:b/>
+          <w:color w:val="1F3A5F"/>
+          <w:sz w:val="20"/>
+        </w:rPr>
+        <w:t>gae_lambda = 0.95  # GAE 平滑系数</w:t>
+      </w:r>
+    </w:p>
+    <w:p>
+      <w:pPr>
+        <w:spacing w:before="0" w:after="120"/>
+        <w:ind w:left="454"/>
+      </w:pPr>
+      <w:r>
+        <w:rPr>
+          <w:rFonts w:ascii="Microsoft YaHei" w:hAnsi="Microsoft YaHei"/>
+          <w:sz w:val="21"/>
+        </w:rPr>
+        <w:t>★ GAE 参数 λ=0.95。AC 用单步 TD（λ=0），PPO 用 GAE（λ=0.95）在"单步"和"整局 MC"之间折中——既压低方差又少丢远期信息。</w:t>
+      </w:r>
+    </w:p>
+    <w:p>
+      <w:pPr>
+        <w:spacing w:before="120" w:after="40"/>
+      </w:pPr>
+      <w:r>
+        <w:rPr>
+          <w:color w:val="999999"/>
+          <w:sz w:val="16"/>
+        </w:rPr>
+        <w:t xml:space="preserve">  L165  </w:t>
+      </w:r>
+      <w:r>
+        <w:rPr>
+          <w:rFonts w:ascii="Consolas" w:hAnsi="Consolas"/>
+          <w:b/>
+          <w:color w:val="1F3A5F"/>
+          <w:sz w:val="20"/>
+        </w:rPr>
+        <w:t>entropy_coef = 0.01  # 熵奖励系数</w:t>
+      </w:r>
+    </w:p>
+    <w:p>
+      <w:pPr>
+        <w:spacing w:before="0" w:after="120"/>
+        <w:ind w:left="454"/>
+      </w:pPr>
+      <w:r>
+        <w:rPr>
+          <w:rFonts w:ascii="Microsoft YaHei" w:hAnsi="Microsoft YaHei"/>
+          <w:sz w:val="21"/>
+        </w:rPr>
+        <w:t>★ 熵奖励系数 0.01。控制"探索奖励"的强度。</w:t>
+      </w:r>
+    </w:p>
+    <w:p>
+      <w:pPr>
+        <w:pStyle w:val="Heading2"/>
+      </w:pPr>
+      <w:r>
+        <w:rPr>
+          <w:color w:val="1F3A5F"/>
+        </w:rPr>
+        <w:t>4.2 第 1 步：跑一局收集数据（167-187 行）</w:t>
+      </w:r>
+    </w:p>
+    <w:p>
+      <w:pPr>
+        <w:spacing w:before="120" w:after="40"/>
+      </w:pPr>
+      <w:r>
+        <w:rPr>
+          <w:color w:val="999999"/>
+          <w:sz w:val="16"/>
+        </w:rPr>
+        <w:t xml:space="preserve">  L167  </w:t>
+      </w:r>
+      <w:r>
+        <w:rPr>
+          <w:rFonts w:ascii="Consolas" w:hAnsi="Consolas"/>
+          <w:b/>
+          <w:color w:val="1F3A5F"/>
+          <w:sz w:val="20"/>
+        </w:rPr>
+        <w:t>for ep in range(1, episodes + 1):</w:t>
+      </w:r>
+    </w:p>
+    <w:p>
+      <w:pPr>
+        <w:spacing w:before="0" w:after="120"/>
+        <w:ind w:left="454"/>
+      </w:pPr>
+      <w:r>
+        <w:rPr>
+          <w:rFonts w:ascii="Microsoft YaHei" w:hAnsi="Microsoft YaHei"/>
+          <w:sz w:val="21"/>
+        </w:rPr>
+        <w:t>训练局循环。</w:t>
+      </w:r>
+    </w:p>
+    <w:p>
+      <w:pPr>
+        <w:spacing w:before="120" w:after="40"/>
+      </w:pPr>
+      <w:r>
+        <w:rPr>
+          <w:color w:val="999999"/>
+          <w:sz w:val="16"/>
+        </w:rPr>
+        <w:t xml:space="preserve">  L169  </w:t>
+      </w:r>
+      <w:r>
+        <w:rPr>
+          <w:rFonts w:ascii="Consolas" w:hAnsi="Consolas"/>
+          <w:b/>
+          <w:color w:val="1F3A5F"/>
+          <w:sz w:val="20"/>
+        </w:rPr>
+        <w:t>s = env.reset()</w:t>
+      </w:r>
+    </w:p>
+    <w:p>
+      <w:pPr>
+        <w:spacing w:before="0" w:after="120"/>
+        <w:ind w:left="454"/>
+      </w:pPr>
+      <w:r>
+        <w:rPr>
+          <w:rFonts w:ascii="Microsoft YaHei" w:hAnsi="Microsoft YaHei"/>
+          <w:sz w:val="21"/>
+        </w:rPr>
+        <w:t>重置环境。</w:t>
+      </w:r>
+    </w:p>
+    <w:p>
+      <w:pPr>
+        <w:spacing w:before="120" w:after="40"/>
+      </w:pPr>
+      <w:r>
+        <w:rPr>
+          <w:color w:val="999999"/>
+          <w:sz w:val="16"/>
+        </w:rPr>
+        <w:t xml:space="preserve">  L170  </w:t>
+      </w:r>
+      <w:r>
+        <w:rPr>
+          <w:rFonts w:ascii="Consolas" w:hAnsi="Consolas"/>
+          <w:b/>
+          <w:color w:val="1F3A5F"/>
+          <w:sz w:val="20"/>
+        </w:rPr>
+        <w:t>states, actions, rewards, dones, log_probs_old = [], [], [], [], []</w:t>
+      </w:r>
+    </w:p>
+    <w:p>
+      <w:pPr>
+        <w:spacing w:before="0" w:after="120"/>
+        <w:ind w:left="454"/>
+      </w:pPr>
+      <w:r>
+        <w:rPr>
+          <w:rFonts w:ascii="Microsoft YaHei" w:hAnsi="Microsoft YaHei"/>
+          <w:sz w:val="21"/>
+        </w:rPr>
+        <w:t>★ 五个列表收集一局的全部数据。相比 AC 每步立即更新，PPO 是**攒一局再批量更新**（on-policy 的 batch 训练）。log_probs_old 是 PPO 独有——旧策略下的 log_prob。</w:t>
+      </w:r>
+    </w:p>
+    <w:p>
+      <w:pPr>
+        <w:spacing w:before="120" w:after="40"/>
+      </w:pPr>
+      <w:r>
+        <w:rPr>
+          <w:color w:val="999999"/>
+          <w:sz w:val="16"/>
+        </w:rPr>
+        <w:t xml:space="preserve">  L172  </w:t>
+      </w:r>
+      <w:r>
+        <w:rPr>
+          <w:rFonts w:ascii="Consolas" w:hAnsi="Consolas"/>
+          <w:b/>
+          <w:color w:val="1F3A5F"/>
+          <w:sz w:val="20"/>
+        </w:rPr>
+        <w:t>while True:</w:t>
+      </w:r>
+    </w:p>
+    <w:p>
+      <w:pPr>
+        <w:spacing w:before="0" w:after="120"/>
+        <w:ind w:left="454"/>
+      </w:pPr>
+      <w:r>
+        <w:rPr>
+          <w:rFonts w:ascii="Microsoft YaHei" w:hAnsi="Microsoft YaHei"/>
+          <w:sz w:val="21"/>
+        </w:rPr>
+        <w:t>内层循环。</w:t>
+      </w:r>
+    </w:p>
+    <w:p>
+      <w:pPr>
+        <w:spacing w:before="120" w:after="40"/>
+      </w:pPr>
+      <w:r>
+        <w:rPr>
+          <w:color w:val="999999"/>
+          <w:sz w:val="16"/>
+        </w:rPr>
+        <w:t xml:space="preserve">  L173  </w:t>
+      </w:r>
+      <w:r>
+        <w:rPr>
+          <w:rFonts w:ascii="Consolas" w:hAnsi="Consolas"/>
+          <w:b/>
+          <w:color w:val="1F3A5F"/>
+          <w:sz w:val="20"/>
+        </w:rPr>
+        <w:t>a, lp = actor.get_action(s)</w:t>
+      </w:r>
+    </w:p>
+    <w:p>
+      <w:pPr>
+        <w:spacing w:before="0" w:after="120"/>
+        <w:ind w:left="454"/>
+      </w:pPr>
+      <w:r>
+        <w:rPr>
+          <w:rFonts w:ascii="Microsoft YaHei" w:hAnsi="Microsoft YaHei"/>
+          <w:sz w:val="21"/>
+        </w:rPr>
+        <w:t>★ Actor 选动作 + 旧 log_prob（这是本文件 get_action 多返回的）。</w:t>
+      </w:r>
+    </w:p>
+    <w:p>
+      <w:pPr>
+        <w:spacing w:before="120" w:after="40"/>
+      </w:pPr>
+      <w:r>
+        <w:rPr>
+          <w:color w:val="999999"/>
+          <w:sz w:val="16"/>
+        </w:rPr>
+        <w:t xml:space="preserve">  L174  </w:t>
+      </w:r>
+      <w:r>
+        <w:rPr>
+          <w:rFonts w:ascii="Consolas" w:hAnsi="Consolas"/>
+          <w:b/>
+          <w:color w:val="1F3A5F"/>
+          <w:sz w:val="20"/>
+        </w:rPr>
+        <w:t>sp, r, done, _ = env.step(a)</w:t>
+      </w:r>
+    </w:p>
+    <w:p>
+      <w:pPr>
+        <w:spacing w:before="0" w:after="120"/>
+        <w:ind w:left="454"/>
+      </w:pPr>
+      <w:r>
+        <w:rPr>
+          <w:rFonts w:ascii="Microsoft YaHei" w:hAnsi="Microsoft YaHei"/>
+          <w:sz w:val="21"/>
+        </w:rPr>
+        <w:t>执行动作。</w:t>
+      </w:r>
+    </w:p>
+    <w:p>
+      <w:pPr>
+        <w:spacing w:before="120" w:after="40"/>
+      </w:pPr>
+      <w:r>
+        <w:rPr>
+          <w:color w:val="999999"/>
+          <w:sz w:val="16"/>
+        </w:rPr>
+        <w:t xml:space="preserve">  L176  </w:t>
+      </w:r>
+      <w:r>
+        <w:rPr>
+          <w:rFonts w:ascii="Consolas" w:hAnsi="Consolas"/>
+          <w:b/>
+          <w:color w:val="1F3A5F"/>
+          <w:sz w:val="20"/>
+        </w:rPr>
+        <w:t>states.append(s)</w:t>
+      </w:r>
+    </w:p>
+    <w:p>
+      <w:pPr>
+        <w:spacing w:before="0" w:after="120"/>
+        <w:ind w:left="454"/>
+      </w:pPr>
+      <w:r>
+        <w:rPr>
+          <w:rFonts w:ascii="Microsoft YaHei" w:hAnsi="Microsoft YaHei"/>
+          <w:sz w:val="21"/>
+        </w:rPr>
+        <w:t>收集状态。</w:t>
+      </w:r>
+    </w:p>
+    <w:p>
+      <w:pPr>
+        <w:spacing w:before="120" w:after="40"/>
+      </w:pPr>
+      <w:r>
+        <w:rPr>
+          <w:color w:val="999999"/>
+          <w:sz w:val="16"/>
+        </w:rPr>
+        <w:t xml:space="preserve">  L177  </w:t>
+      </w:r>
+      <w:r>
+        <w:rPr>
+          <w:rFonts w:ascii="Consolas" w:hAnsi="Consolas"/>
+          <w:b/>
+          <w:color w:val="1F3A5F"/>
+          <w:sz w:val="20"/>
+        </w:rPr>
+        <w:t>actions.append(a)</w:t>
+      </w:r>
+    </w:p>
+    <w:p>
+      <w:pPr>
+        <w:spacing w:before="0" w:after="120"/>
+        <w:ind w:left="454"/>
+      </w:pPr>
+      <w:r>
+        <w:rPr>
+          <w:rFonts w:ascii="Microsoft YaHei" w:hAnsi="Microsoft YaHei"/>
+          <w:sz w:val="21"/>
+        </w:rPr>
+        <w:t>收集动作。</w:t>
+      </w:r>
+    </w:p>
+    <w:p>
+      <w:pPr>
+        <w:spacing w:before="120" w:after="40"/>
+      </w:pPr>
+      <w:r>
+        <w:rPr>
+          <w:color w:val="999999"/>
+          <w:sz w:val="16"/>
+        </w:rPr>
+        <w:t xml:space="preserve">  L178  </w:t>
+      </w:r>
+      <w:r>
+        <w:rPr>
+          <w:rFonts w:ascii="Consolas" w:hAnsi="Consolas"/>
+          <w:b/>
+          <w:color w:val="1F3A5F"/>
+          <w:sz w:val="20"/>
+        </w:rPr>
+        <w:t>rewards.append(r)</w:t>
+      </w:r>
+    </w:p>
+    <w:p>
+      <w:pPr>
+        <w:spacing w:before="0" w:after="120"/>
+        <w:ind w:left="454"/>
+      </w:pPr>
+      <w:r>
+        <w:rPr>
+          <w:rFonts w:ascii="Microsoft YaHei" w:hAnsi="Microsoft YaHei"/>
+          <w:sz w:val="21"/>
+        </w:rPr>
+        <w:t>收集奖励。</w:t>
+      </w:r>
+    </w:p>
+    <w:p>
+      <w:pPr>
+        <w:spacing w:before="120" w:after="40"/>
+      </w:pPr>
+      <w:r>
+        <w:rPr>
+          <w:color w:val="999999"/>
+          <w:sz w:val="16"/>
+        </w:rPr>
+        <w:t xml:space="preserve">  L179  </w:t>
+      </w:r>
+      <w:r>
+        <w:rPr>
+          <w:rFonts w:ascii="Consolas" w:hAnsi="Consolas"/>
+          <w:b/>
+          <w:color w:val="1F3A5F"/>
+          <w:sz w:val="20"/>
+        </w:rPr>
+        <w:t>dones.append(done)</w:t>
+      </w:r>
+    </w:p>
+    <w:p>
+      <w:pPr>
+        <w:spacing w:before="0" w:after="120"/>
+        <w:ind w:left="454"/>
+      </w:pPr>
+      <w:r>
+        <w:rPr>
+          <w:rFonts w:ascii="Microsoft YaHei" w:hAnsi="Microsoft YaHei"/>
+          <w:sz w:val="21"/>
+        </w:rPr>
+        <w:t>收集终止标志。</w:t>
+      </w:r>
+    </w:p>
+    <w:p>
+      <w:pPr>
+        <w:spacing w:before="120" w:after="40"/>
+      </w:pPr>
+      <w:r>
+        <w:rPr>
+          <w:color w:val="999999"/>
+          <w:sz w:val="16"/>
+        </w:rPr>
+        <w:t xml:space="preserve">  L180  </w:t>
+      </w:r>
+      <w:r>
+        <w:rPr>
+          <w:rFonts w:ascii="Consolas" w:hAnsi="Consolas"/>
+          <w:b/>
+          <w:color w:val="1F3A5F"/>
+          <w:sz w:val="20"/>
+        </w:rPr>
+        <w:t>log_probs_old.append(lp)</w:t>
+      </w:r>
+    </w:p>
+    <w:p>
+      <w:pPr>
+        <w:spacing w:before="0" w:after="120"/>
+        <w:ind w:left="454"/>
+      </w:pPr>
+      <w:r>
+        <w:rPr>
+          <w:rFonts w:ascii="Microsoft YaHei" w:hAnsi="Microsoft YaHei"/>
+          <w:sz w:val="21"/>
+        </w:rPr>
+        <w:t>★ 收集旧 log_prob——后面 ratio 的"分母"。</w:t>
+      </w:r>
+    </w:p>
+    <w:p>
+      <w:pPr>
+        <w:spacing w:before="120" w:after="40"/>
+      </w:pPr>
+      <w:r>
+        <w:rPr>
+          <w:color w:val="999999"/>
+          <w:sz w:val="16"/>
+        </w:rPr>
+        <w:t xml:space="preserve">  L182  </w:t>
+      </w:r>
+      <w:r>
+        <w:rPr>
+          <w:rFonts w:ascii="Consolas" w:hAnsi="Consolas"/>
+          <w:b/>
+          <w:color w:val="1F3A5F"/>
+          <w:sz w:val="20"/>
+        </w:rPr>
+        <w:t>s = sp</w:t>
+      </w:r>
+    </w:p>
+    <w:p>
+      <w:pPr>
+        <w:spacing w:before="0" w:after="120"/>
+        <w:ind w:left="454"/>
+      </w:pPr>
+      <w:r>
+        <w:rPr>
+          <w:rFonts w:ascii="Microsoft YaHei" w:hAnsi="Microsoft YaHei"/>
+          <w:sz w:val="21"/>
+        </w:rPr>
+        <w:t>状态推进。</w:t>
+      </w:r>
+    </w:p>
+    <w:p>
+      <w:pPr>
+        <w:spacing w:before="120" w:after="40"/>
+      </w:pPr>
+      <w:r>
+        <w:rPr>
+          <w:color w:val="999999"/>
+          <w:sz w:val="16"/>
+        </w:rPr>
+        <w:t xml:space="preserve">  L183  </w:t>
+      </w:r>
+      <w:r>
+        <w:rPr>
+          <w:rFonts w:ascii="Consolas" w:hAnsi="Consolas"/>
+          <w:b/>
+          <w:color w:val="1F3A5F"/>
+          <w:sz w:val="20"/>
+        </w:rPr>
+        <w:t>if done:</w:t>
+      </w:r>
+    </w:p>
+    <w:p>
+      <w:pPr>
+        <w:spacing w:before="0" w:after="120"/>
+        <w:ind w:left="454"/>
+      </w:pPr>
+      <w:r>
+        <w:rPr>
+          <w:rFonts w:ascii="Microsoft YaHei" w:hAnsi="Microsoft YaHei"/>
+          <w:sz w:val="21"/>
+        </w:rPr>
+        <w:t>若终止。</w:t>
+      </w:r>
+    </w:p>
+    <w:p>
+      <w:pPr>
+        <w:spacing w:before="120" w:after="40"/>
+      </w:pPr>
+      <w:r>
+        <w:rPr>
+          <w:color w:val="999999"/>
+          <w:sz w:val="16"/>
+        </w:rPr>
+        <w:t xml:space="preserve">  L184  </w:t>
+      </w:r>
+      <w:r>
+        <w:rPr>
+          <w:rFonts w:ascii="Consolas" w:hAnsi="Consolas"/>
+          <w:b/>
+          <w:color w:val="1F3A5F"/>
+          <w:sz w:val="20"/>
+        </w:rPr>
+        <w:t>break</w:t>
+      </w:r>
+    </w:p>
+    <w:p>
+      <w:pPr>
+        <w:spacing w:before="0" w:after="120"/>
+        <w:ind w:left="454"/>
+      </w:pPr>
+      <w:r>
+        <w:rPr>
+          <w:rFonts w:ascii="Microsoft YaHei" w:hAnsi="Microsoft YaHei"/>
+          <w:sz w:val="21"/>
+        </w:rPr>
+        <w:t>退出本局。</w:t>
+      </w:r>
+    </w:p>
+    <w:p>
+      <w:pPr>
+        <w:spacing w:before="120" w:after="40"/>
+      </w:pPr>
+      <w:r>
+        <w:rPr>
+          <w:color w:val="999999"/>
+          <w:sz w:val="16"/>
+        </w:rPr>
+        <w:t xml:space="preserve">  L186  </w:t>
+      </w:r>
+      <w:r>
+        <w:rPr>
+          <w:rFonts w:ascii="Consolas" w:hAnsi="Consolas"/>
+          <w:b/>
+          <w:color w:val="1F3A5F"/>
+          <w:sz w:val="20"/>
+        </w:rPr>
+        <w:t>episode_rewards.append(sum(rewards))</w:t>
+      </w:r>
+    </w:p>
+    <w:p>
+      <w:pPr>
+        <w:spacing w:before="0" w:after="120"/>
+        <w:ind w:left="454"/>
+      </w:pPr>
+      <w:r>
+        <w:rPr>
+          <w:rFonts w:ascii="Microsoft YaHei" w:hAnsi="Microsoft YaHei"/>
+          <w:sz w:val="21"/>
+        </w:rPr>
+        <w:t>记录本局总奖励。</w:t>
+      </w:r>
+    </w:p>
+    <w:p>
+      <w:pPr>
+        <w:spacing w:before="120" w:after="40"/>
+      </w:pPr>
+      <w:r>
+        <w:rPr>
+          <w:color w:val="999999"/>
+          <w:sz w:val="16"/>
+        </w:rPr>
+        <w:t xml:space="preserve">  L187  </w:t>
+      </w:r>
+      <w:r>
+        <w:rPr>
+          <w:rFonts w:ascii="Consolas" w:hAnsi="Consolas"/>
+          <w:b/>
+          <w:color w:val="1F3A5F"/>
+          <w:sz w:val="20"/>
+        </w:rPr>
+        <w:t>episode_lengths.append(len(rewards))</w:t>
+      </w:r>
+    </w:p>
+    <w:p>
+      <w:pPr>
+        <w:spacing w:before="0" w:after="120"/>
+        <w:ind w:left="454"/>
+      </w:pPr>
+      <w:r>
+        <w:rPr>
+          <w:rFonts w:ascii="Microsoft YaHei" w:hAnsi="Microsoft YaHei"/>
+          <w:sz w:val="21"/>
+        </w:rPr>
+        <w:t>记录本局步数。</w:t>
+      </w:r>
+    </w:p>
+    <w:p>
+      <w:pPr>
+        <w:pStyle w:val="Heading2"/>
+      </w:pPr>
+      <w:r>
+        <w:rPr>
+          <w:color w:val="1F3A5F"/>
+        </w:rPr>
+        <w:t>4.3 第 2 步：算 GAE（189-217 行）—— PPO 相比 AC 的升级点</w:t>
+      </w:r>
+    </w:p>
+    <w:p>
+      <w:pPr>
+        <w:spacing w:after="60"/>
+      </w:pPr>
+      <w:r>
+        <w:rPr>
+          <w:rFonts w:ascii="Microsoft YaHei" w:hAnsi="Microsoft YaHei"/>
+          <w:b/>
+          <w:sz w:val="24"/>
+        </w:rPr>
+        <w:t>GAE（Generalized Advantage Estimation）用递推把多步 TD error 加权融合，比 AC 的单步 Advantage 更平滑。</w:t>
+      </w:r>
+    </w:p>
+    <w:p>
+      <w:pPr>
+        <w:spacing w:before="120" w:after="40"/>
+      </w:pPr>
+      <w:r>
+        <w:rPr>
+          <w:color w:val="999999"/>
+          <w:sz w:val="16"/>
+        </w:rPr>
+        <w:t xml:space="preserve">  L191  </w:t>
+      </w:r>
+      <w:r>
+        <w:rPr>
+          <w:rFonts w:ascii="Consolas" w:hAnsi="Consolas"/>
+          <w:b/>
+          <w:color w:val="1F3A5F"/>
+          <w:sz w:val="20"/>
+        </w:rPr>
+        <w:t>states_t = torch.FloatTensor(np.array(states))</w:t>
+      </w:r>
+    </w:p>
+    <w:p>
+      <w:pPr>
+        <w:spacing w:before="0" w:after="120"/>
+        <w:ind w:left="454"/>
+      </w:pPr>
+      <w:r>
+        <w:rPr>
+          <w:rFonts w:ascii="Microsoft YaHei" w:hAnsi="Microsoft YaHei"/>
+          <w:sz w:val="21"/>
+        </w:rPr>
+        <w:t>状态列表 → 张量，shape [n, 2]（n=本局步数）。</w:t>
+      </w:r>
+    </w:p>
+    <w:p>
+      <w:pPr>
+        <w:spacing w:before="120" w:after="40"/>
+      </w:pPr>
+      <w:r>
+        <w:rPr>
+          <w:color w:val="999999"/>
+          <w:sz w:val="16"/>
+        </w:rPr>
+        <w:t xml:space="preserve">  L192  </w:t>
+      </w:r>
+      <w:r>
+        <w:rPr>
+          <w:rFonts w:ascii="Consolas" w:hAnsi="Consolas"/>
+          <w:b/>
+          <w:color w:val="1F3A5F"/>
+          <w:sz w:val="20"/>
+        </w:rPr>
+        <w:t>actions_t = torch.FloatTensor(actions).unsqueeze(1)</w:t>
+      </w:r>
+    </w:p>
+    <w:p>
+      <w:pPr>
+        <w:spacing w:before="0" w:after="120"/>
+        <w:ind w:left="454"/>
+      </w:pPr>
+      <w:r>
+        <w:rPr>
+          <w:rFonts w:ascii="Microsoft YaHei" w:hAnsi="Microsoft YaHei"/>
+          <w:sz w:val="21"/>
+        </w:rPr>
+        <w:t>动作 → 张量 [n] → unsqueeze 成 [n,1]。</w:t>
+      </w:r>
+    </w:p>
+    <w:p>
+      <w:pPr>
+        <w:spacing w:before="120" w:after="40"/>
+      </w:pPr>
+      <w:r>
+        <w:rPr>
+          <w:color w:val="999999"/>
+          <w:sz w:val="16"/>
+        </w:rPr>
+        <w:t xml:space="preserve">  L193  </w:t>
+      </w:r>
+      <w:r>
+        <w:rPr>
+          <w:rFonts w:ascii="Consolas" w:hAnsi="Consolas"/>
+          <w:b/>
+          <w:color w:val="1F3A5F"/>
+          <w:sz w:val="20"/>
+        </w:rPr>
+        <w:t>rewards_t = torch.FloatTensor(rewards)</w:t>
+      </w:r>
+    </w:p>
+    <w:p>
+      <w:pPr>
+        <w:spacing w:before="0" w:after="120"/>
+        <w:ind w:left="454"/>
+      </w:pPr>
+      <w:r>
+        <w:rPr>
+          <w:rFonts w:ascii="Microsoft YaHei" w:hAnsi="Microsoft YaHei"/>
+          <w:sz w:val="21"/>
+        </w:rPr>
+        <w:t>奖励 → 张量 [n]。</w:t>
+      </w:r>
+    </w:p>
+    <w:p>
+      <w:pPr>
+        <w:spacing w:before="120" w:after="40"/>
+      </w:pPr>
+      <w:r>
+        <w:rPr>
+          <w:color w:val="999999"/>
+          <w:sz w:val="16"/>
+        </w:rPr>
+        <w:t xml:space="preserve">  L194  </w:t>
+      </w:r>
+      <w:r>
+        <w:rPr>
+          <w:rFonts w:ascii="Consolas" w:hAnsi="Consolas"/>
+          <w:b/>
+          <w:color w:val="1F3A5F"/>
+          <w:sz w:val="20"/>
+        </w:rPr>
+        <w:t>dones_t = torch.FloatTensor(dones)</w:t>
+      </w:r>
+    </w:p>
+    <w:p>
+      <w:pPr>
+        <w:spacing w:before="0" w:after="120"/>
+        <w:ind w:left="454"/>
+      </w:pPr>
+      <w:r>
+        <w:rPr>
+          <w:rFonts w:ascii="Microsoft YaHei" w:hAnsi="Microsoft YaHei"/>
+          <w:sz w:val="21"/>
+        </w:rPr>
+        <w:t>终止标志 → 张量 [n]。</w:t>
+      </w:r>
+    </w:p>
+    <w:p>
+      <w:pPr>
+        <w:spacing w:before="120" w:after="40"/>
+      </w:pPr>
+      <w:r>
+        <w:rPr>
+          <w:color w:val="999999"/>
+          <w:sz w:val="16"/>
+        </w:rPr>
+        <w:t xml:space="preserve">  L195  </w:t>
+      </w:r>
+      <w:r>
+        <w:rPr>
+          <w:rFonts w:ascii="Consolas" w:hAnsi="Consolas"/>
+          <w:b/>
+          <w:color w:val="1F3A5F"/>
+          <w:sz w:val="20"/>
+        </w:rPr>
+        <w:t>old_log_probs_t = torch.FloatTensor(log_probs_old).unsqueeze(1)</w:t>
+      </w:r>
+    </w:p>
+    <w:p>
+      <w:pPr>
+        <w:spacing w:before="0" w:after="120"/>
+        <w:ind w:left="454"/>
+      </w:pPr>
+      <w:r>
+        <w:rPr>
+          <w:rFonts w:ascii="Microsoft YaHei" w:hAnsi="Microsoft YaHei"/>
+          <w:sz w:val="21"/>
+        </w:rPr>
+        <w:t>旧 log_prob → 张量 [n,1]。</w:t>
+      </w:r>
+    </w:p>
+    <w:p>
+      <w:pPr>
+        <w:spacing w:before="120" w:after="40"/>
+      </w:pPr>
+      <w:r>
+        <w:rPr>
+          <w:color w:val="999999"/>
+          <w:sz w:val="16"/>
+        </w:rPr>
+        <w:t xml:space="preserve">  L197  </w:t>
+      </w:r>
+      <w:r>
+        <w:rPr>
+          <w:rFonts w:ascii="Consolas" w:hAnsi="Consolas"/>
+          <w:b/>
+          <w:color w:val="1F3A5F"/>
+          <w:sz w:val="20"/>
+        </w:rPr>
+        <w:t>with torch.no_grad():</w:t>
+      </w:r>
+    </w:p>
+    <w:p>
+      <w:pPr>
+        <w:spacing w:before="0" w:after="120"/>
+        <w:ind w:left="454"/>
+      </w:pPr>
+      <w:r>
+        <w:rPr>
+          <w:rFonts w:ascii="Microsoft YaHei" w:hAnsi="Microsoft YaHei"/>
+          <w:sz w:val="21"/>
+        </w:rPr>
+        <w:t>★ GAE 计算全程不更新 Critic，只是"估值"，故关闭梯度。</w:t>
+      </w:r>
+    </w:p>
+    <w:p>
+      <w:pPr>
+        <w:spacing w:before="120" w:after="40"/>
+      </w:pPr>
+      <w:r>
+        <w:rPr>
+          <w:color w:val="999999"/>
+          <w:sz w:val="16"/>
+        </w:rPr>
+        <w:t xml:space="preserve">  L198  </w:t>
+      </w:r>
+      <w:r>
+        <w:rPr>
+          <w:rFonts w:ascii="Consolas" w:hAnsi="Consolas"/>
+          <w:b/>
+          <w:color w:val="1F3A5F"/>
+          <w:sz w:val="20"/>
+        </w:rPr>
+        <w:t>values = critic(states_t).squeeze()</w:t>
+      </w:r>
+    </w:p>
+    <w:p>
+      <w:pPr>
+        <w:spacing w:before="0" w:after="120"/>
+        <w:ind w:left="454"/>
+      </w:pPr>
+      <w:r>
+        <w:rPr>
+          <w:rFonts w:ascii="Microsoft YaHei" w:hAnsi="Microsoft YaHei"/>
+          <w:sz w:val="21"/>
+        </w:rPr>
+        <w:t>★ 一次前向得到所有状态的 V(s)。squeeze() 把 [n,1] 压成 [n]，方便逐元素操作。</w:t>
+      </w:r>
+    </w:p>
+    <w:p>
+      <w:pPr>
+        <w:spacing w:before="120" w:after="40"/>
+      </w:pPr>
+      <w:r>
+        <w:rPr>
+          <w:color w:val="999999"/>
+          <w:sz w:val="16"/>
+        </w:rPr>
+        <w:t xml:space="preserve">  L200  </w:t>
+      </w:r>
+      <w:r>
+        <w:rPr>
+          <w:rFonts w:ascii="Consolas" w:hAnsi="Consolas"/>
+          <w:b/>
+          <w:color w:val="1F3A5F"/>
+          <w:sz w:val="20"/>
+        </w:rPr>
+        <w:t>advantages = []</w:t>
+      </w:r>
+    </w:p>
+    <w:p>
+      <w:pPr>
+        <w:spacing w:before="0" w:after="120"/>
+        <w:ind w:left="454"/>
+      </w:pPr>
+      <w:r>
+        <w:rPr>
+          <w:rFonts w:ascii="Microsoft YaHei" w:hAnsi="Microsoft YaHei"/>
+          <w:sz w:val="21"/>
+        </w:rPr>
+        <w:t>存 GAE 结果。</w:t>
+      </w:r>
+    </w:p>
+    <w:p>
+      <w:pPr>
+        <w:spacing w:before="120" w:after="40"/>
+      </w:pPr>
+      <w:r>
+        <w:rPr>
+          <w:color w:val="999999"/>
+          <w:sz w:val="16"/>
+        </w:rPr>
+        <w:t xml:space="preserve">  L201  </w:t>
+      </w:r>
+      <w:r>
+        <w:rPr>
+          <w:rFonts w:ascii="Consolas" w:hAnsi="Consolas"/>
+          <w:b/>
+          <w:color w:val="1F3A5F"/>
+          <w:sz w:val="20"/>
+        </w:rPr>
+        <w:t>gae = 0</w:t>
+      </w:r>
+    </w:p>
+    <w:p>
+      <w:pPr>
+        <w:spacing w:before="0" w:after="120"/>
+        <w:ind w:left="454"/>
+      </w:pPr>
+      <w:r>
+        <w:rPr>
+          <w:rFonts w:ascii="Microsoft YaHei" w:hAnsi="Microsoft YaHei"/>
+          <w:sz w:val="21"/>
+        </w:rPr>
+        <w:t>递推累加器。</w:t>
+      </w:r>
+    </w:p>
+    <w:p>
+      <w:pPr>
+        <w:spacing w:before="120" w:after="40"/>
+      </w:pPr>
+      <w:r>
+        <w:rPr>
+          <w:color w:val="999999"/>
+          <w:sz w:val="16"/>
+        </w:rPr>
+        <w:t xml:space="preserve">  L202  </w:t>
+      </w:r>
+      <w:r>
+        <w:rPr>
+          <w:rFonts w:ascii="Consolas" w:hAnsi="Consolas"/>
+          <w:b/>
+          <w:color w:val="1F3A5F"/>
+          <w:sz w:val="20"/>
+        </w:rPr>
+        <w:t>next_value = 0</w:t>
+      </w:r>
+    </w:p>
+    <w:p>
+      <w:pPr>
+        <w:spacing w:before="0" w:after="120"/>
+        <w:ind w:left="454"/>
+      </w:pPr>
+      <w:r>
+        <w:rPr>
+          <w:rFonts w:ascii="Microsoft YaHei" w:hAnsi="Microsoft YaHei"/>
+          <w:sz w:val="21"/>
+        </w:rPr>
+        <w:t>下一状态价值（初始化 0）。</w:t>
+      </w:r>
+    </w:p>
+    <w:p>
+      <w:pPr>
+        <w:spacing w:before="120" w:after="40"/>
+      </w:pPr>
+      <w:r>
+        <w:rPr>
+          <w:color w:val="999999"/>
+          <w:sz w:val="16"/>
+        </w:rPr>
+        <w:t xml:space="preserve">  L203  </w:t>
+      </w:r>
+      <w:r>
+        <w:rPr>
+          <w:rFonts w:ascii="Consolas" w:hAnsi="Consolas"/>
+          <w:b/>
+          <w:color w:val="1F3A5F"/>
+          <w:sz w:val="20"/>
+        </w:rPr>
+        <w:t>for t in reversed(range(len(rewards))):</w:t>
+      </w:r>
+    </w:p>
+    <w:p>
+      <w:pPr>
+        <w:spacing w:before="0" w:after="120"/>
+        <w:ind w:left="454"/>
+      </w:pPr>
+      <w:r>
+        <w:rPr>
+          <w:rFonts w:ascii="Microsoft YaHei" w:hAnsi="Microsoft YaHei"/>
+          <w:sz w:val="21"/>
+        </w:rPr>
+        <w:t>★ 从最后一步反向遍历（和 REINFORCE 算 G_t 同理，反向递推）。</w:t>
+      </w:r>
+    </w:p>
+    <w:p>
+      <w:pPr>
+        <w:spacing w:before="120" w:after="40"/>
+      </w:pPr>
+      <w:r>
+        <w:rPr>
+          <w:color w:val="999999"/>
+          <w:sz w:val="16"/>
+        </w:rPr>
+        <w:t xml:space="preserve">  L204  </w:t>
+      </w:r>
+      <w:r>
+        <w:rPr>
+          <w:rFonts w:ascii="Consolas" w:hAnsi="Consolas"/>
+          <w:b/>
+          <w:color w:val="1F3A5F"/>
+          <w:sz w:val="20"/>
+        </w:rPr>
+        <w:t>if t == len(rewards) - 1:</w:t>
+      </w:r>
+    </w:p>
+    <w:p>
+      <w:pPr>
+        <w:spacing w:before="0" w:after="120"/>
+        <w:ind w:left="454"/>
+      </w:pPr>
+      <w:r>
+        <w:rPr>
+          <w:rFonts w:ascii="Microsoft YaHei" w:hAnsi="Microsoft YaHei"/>
+          <w:sz w:val="21"/>
+        </w:rPr>
+        <w:t>若 t 是最后一步。</w:t>
+      </w:r>
+    </w:p>
+    <w:p>
+      <w:pPr>
+        <w:spacing w:before="120" w:after="40"/>
+      </w:pPr>
+      <w:r>
+        <w:rPr>
+          <w:color w:val="999999"/>
+          <w:sz w:val="16"/>
+        </w:rPr>
+        <w:t xml:space="preserve">  L205  </w:t>
+      </w:r>
+      <w:r>
+        <w:rPr>
+          <w:rFonts w:ascii="Consolas" w:hAnsi="Consolas"/>
+          <w:b/>
+          <w:color w:val="1F3A5F"/>
+          <w:sz w:val="20"/>
+        </w:rPr>
+        <w:t>next_value = 0  # 终点后的 V=0</w:t>
+      </w:r>
+    </w:p>
+    <w:p>
+      <w:pPr>
+        <w:spacing w:before="0" w:after="120"/>
+        <w:ind w:left="454"/>
+      </w:pPr>
+      <w:r>
+        <w:rPr>
+          <w:rFonts w:ascii="Microsoft YaHei" w:hAnsi="Microsoft YaHei"/>
+          <w:sz w:val="21"/>
+        </w:rPr>
+        <w:t>终点之后没有未来回报，V=0（等价于 AC 的 (not done) 处理）。</w:t>
+      </w:r>
+    </w:p>
+    <w:p>
+      <w:pPr>
+        <w:spacing w:before="120" w:after="40"/>
+      </w:pPr>
+      <w:r>
+        <w:rPr>
+          <w:color w:val="999999"/>
+          <w:sz w:val="16"/>
+        </w:rPr>
+        <w:t xml:space="preserve">  L206  </w:t>
+      </w:r>
+      <w:r>
+        <w:rPr>
+          <w:rFonts w:ascii="Consolas" w:hAnsi="Consolas"/>
+          <w:b/>
+          <w:color w:val="1F3A5F"/>
+          <w:sz w:val="20"/>
+        </w:rPr>
+        <w:t>else:</w:t>
+      </w:r>
+    </w:p>
+    <w:p>
+      <w:pPr>
+        <w:spacing w:before="0" w:after="120"/>
+        <w:ind w:left="454"/>
+      </w:pPr>
+      <w:r>
+        <w:rPr>
+          <w:rFonts w:ascii="Microsoft YaHei" w:hAnsi="Microsoft YaHei"/>
+          <w:sz w:val="21"/>
+        </w:rPr>
+        <w:t>否则。</w:t>
+      </w:r>
+    </w:p>
+    <w:p>
+      <w:pPr>
+        <w:spacing w:before="120" w:after="40"/>
+      </w:pPr>
+      <w:r>
+        <w:rPr>
+          <w:color w:val="999999"/>
+          <w:sz w:val="16"/>
+        </w:rPr>
+        <w:t xml:space="preserve">  L207  </w:t>
+      </w:r>
+      <w:r>
+        <w:rPr>
+          <w:rFonts w:ascii="Consolas" w:hAnsi="Consolas"/>
+          <w:b/>
+          <w:color w:val="1F3A5F"/>
+          <w:sz w:val="20"/>
+        </w:rPr>
+        <w:t>next_value = values[t + 1].item()</w:t>
+      </w:r>
+    </w:p>
+    <w:p>
+      <w:pPr>
+        <w:spacing w:before="0" w:after="120"/>
+        <w:ind w:left="454"/>
+      </w:pPr>
+      <w:r>
+        <w:rPr>
+          <w:rFonts w:ascii="Microsoft YaHei" w:hAnsi="Microsoft YaHei"/>
+          <w:sz w:val="21"/>
+        </w:rPr>
+        <w:t>取下一步的 Critic 估值（.item() 转 Python 数）。</w:t>
+      </w:r>
+    </w:p>
+    <w:p>
+      <w:pPr>
+        <w:spacing w:before="120" w:after="40"/>
+      </w:pPr>
+      <w:r>
+        <w:rPr>
+          <w:color w:val="999999"/>
+          <w:sz w:val="16"/>
+        </w:rPr>
+        <w:t xml:space="preserve">  L208  </w:t>
+      </w:r>
+      <w:r>
+        <w:rPr>
+          <w:rFonts w:ascii="Consolas" w:hAnsi="Consolas"/>
+          <w:b/>
+          <w:color w:val="1F3A5F"/>
+          <w:sz w:val="20"/>
+        </w:rPr>
+        <w:t>delta = rewards[t] + gamma * next_value * (1 - dones[t]) - values[t].item()</w:t>
+      </w:r>
+    </w:p>
+    <w:p>
+      <w:pPr>
+        <w:spacing w:before="0" w:after="120"/>
+        <w:ind w:left="454"/>
+      </w:pPr>
+      <w:r>
+        <w:rPr>
+          <w:rFonts w:ascii="Microsoft YaHei" w:hAnsi="Microsoft YaHei"/>
+          <w:sz w:val="21"/>
+        </w:rPr>
+        <w:t>★ 单步 TD error：δ = r + γ·V(s')·(1-done) - V(s)。和 AC 的 Advantage 一样。</w:t>
+      </w:r>
+    </w:p>
+    <w:p>
+      <w:pPr>
+        <w:spacing w:before="120" w:after="40"/>
+      </w:pPr>
+      <w:r>
+        <w:rPr>
+          <w:color w:val="999999"/>
+          <w:sz w:val="16"/>
+        </w:rPr>
+        <w:t xml:space="preserve">  L209  </w:t>
+      </w:r>
+      <w:r>
+        <w:rPr>
+          <w:rFonts w:ascii="Consolas" w:hAnsi="Consolas"/>
+          <w:b/>
+          <w:color w:val="1F3A5F"/>
+          <w:sz w:val="20"/>
+        </w:rPr>
+        <w:t>gae = delta + gamma * gae_lambda * (1 - dones[t]) * gae</w:t>
+      </w:r>
+    </w:p>
+    <w:p>
+      <w:pPr>
+        <w:spacing w:before="0" w:after="120"/>
+        <w:ind w:left="454"/>
+      </w:pPr>
+      <w:r>
+        <w:rPr>
+          <w:rFonts w:ascii="Microsoft YaHei" w:hAnsi="Microsoft YaHei"/>
+          <w:sz w:val="21"/>
+        </w:rPr>
+        <w:t>★★ GAE 核心递推：GAE_t = δ_t + γλ·(1-done)·GAE_{t+1}。当前步的 GAE 包含当前 δ 加"折扣后的后续 GAE"。λ=0.95 意味着约 1/(1-0.95)≈20 步后的信息权重衰减到约 e⁻¹。这样 GAE 既用上了多步信息（比单步准），又不会像 MC 那样方差爆表。</w:t>
+      </w:r>
+    </w:p>
+    <w:p>
+      <w:pPr>
+        <w:spacing w:before="120" w:after="40"/>
+      </w:pPr>
+      <w:r>
+        <w:rPr>
+          <w:color w:val="999999"/>
+          <w:sz w:val="16"/>
+        </w:rPr>
+        <w:t xml:space="preserve">  L210  </w:t>
+      </w:r>
+      <w:r>
+        <w:rPr>
+          <w:rFonts w:ascii="Consolas" w:hAnsi="Consolas"/>
+          <w:b/>
+          <w:color w:val="1F3A5F"/>
+          <w:sz w:val="20"/>
+        </w:rPr>
+        <w:t>advantages.insert(0, gae)</w:t>
+      </w:r>
+    </w:p>
+    <w:p>
+      <w:pPr>
+        <w:spacing w:before="0" w:after="120"/>
+        <w:ind w:left="454"/>
+      </w:pPr>
+      <w:r>
+        <w:rPr>
+          <w:rFonts w:ascii="Microsoft YaHei" w:hAnsi="Microsoft YaHei"/>
+          <w:sz w:val="21"/>
+        </w:rPr>
+        <w:t>逆序插入，让索引对齐。</w:t>
+      </w:r>
+    </w:p>
+    <w:p>
+      <w:pPr>
+        <w:spacing w:before="120" w:after="40"/>
+      </w:pPr>
+      <w:r>
+        <w:rPr>
+          <w:color w:val="999999"/>
+          <w:sz w:val="16"/>
+        </w:rPr>
+        <w:t xml:space="preserve">  L212  </w:t>
+      </w:r>
+      <w:r>
+        <w:rPr>
+          <w:rFonts w:ascii="Consolas" w:hAnsi="Consolas"/>
+          <w:b/>
+          <w:color w:val="1F3A5F"/>
+          <w:sz w:val="20"/>
+        </w:rPr>
+        <w:t>advantages_t = torch.FloatTensor(advantages)</w:t>
+      </w:r>
+    </w:p>
+    <w:p>
+      <w:pPr>
+        <w:spacing w:before="0" w:after="120"/>
+        <w:ind w:left="454"/>
+      </w:pPr>
+      <w:r>
+        <w:rPr>
+          <w:rFonts w:ascii="Microsoft YaHei" w:hAnsi="Microsoft YaHei"/>
+          <w:sz w:val="21"/>
+        </w:rPr>
+        <w:t>GAE → 张量。</w:t>
+      </w:r>
+    </w:p>
+    <w:p>
+      <w:pPr>
+        <w:spacing w:before="120" w:after="40"/>
+      </w:pPr>
+      <w:r>
+        <w:rPr>
+          <w:color w:val="999999"/>
+          <w:sz w:val="16"/>
+        </w:rPr>
+        <w:t xml:space="preserve">  L213  </w:t>
+      </w:r>
+      <w:r>
+        <w:rPr>
+          <w:rFonts w:ascii="Consolas" w:hAnsi="Consolas"/>
+          <w:b/>
+          <w:color w:val="1F3A5F"/>
+          <w:sz w:val="20"/>
+        </w:rPr>
+        <w:t>returns_t = advantages_t + values  # returns = advantage + V(s)</w:t>
+      </w:r>
+    </w:p>
+    <w:p>
+      <w:pPr>
+        <w:spacing w:before="0" w:after="120"/>
+        <w:ind w:left="454"/>
+      </w:pPr>
+      <w:r>
+        <w:rPr>
+          <w:rFonts w:ascii="Microsoft YaHei" w:hAnsi="Microsoft YaHei"/>
+          <w:sz w:val="21"/>
+        </w:rPr>
+        <w:t>★ returns = A + V(s)。为什么？Critic 的训练目标是"状态价值"V(s)，其 TD target 正是"回报"= Advantage + V(s)（因为 A = G - V(s)，所以 G = A + V(s)）。这行直接构造出 Critic 的训练标签。</w:t>
+      </w:r>
+    </w:p>
+    <w:p>
+      <w:pPr>
+        <w:spacing w:before="120" w:after="40"/>
+      </w:pPr>
+      <w:r>
+        <w:rPr>
+          <w:color w:val="999999"/>
+          <w:sz w:val="16"/>
+        </w:rPr>
+        <w:t xml:space="preserve">  L216  </w:t>
+      </w:r>
+      <w:r>
+        <w:rPr>
+          <w:rFonts w:ascii="Consolas" w:hAnsi="Consolas"/>
+          <w:b/>
+          <w:color w:val="1F3A5F"/>
+          <w:sz w:val="20"/>
+        </w:rPr>
+        <w:t>if len(advantages_t) &gt; 1:</w:t>
+      </w:r>
+    </w:p>
+    <w:p>
+      <w:pPr>
+        <w:spacing w:before="0" w:after="120"/>
+        <w:ind w:left="454"/>
+      </w:pPr>
+      <w:r>
+        <w:rPr>
+          <w:rFonts w:ascii="Microsoft YaHei" w:hAnsi="Microsoft YaHei"/>
+          <w:sz w:val="21"/>
+        </w:rPr>
+        <w:t>标准化前检查。</w:t>
+      </w:r>
+    </w:p>
+    <w:p>
+      <w:pPr>
+        <w:spacing w:before="120" w:after="40"/>
+      </w:pPr>
+      <w:r>
+        <w:rPr>
+          <w:color w:val="999999"/>
+          <w:sz w:val="16"/>
+        </w:rPr>
+        <w:t xml:space="preserve">  L217  </w:t>
+      </w:r>
+      <w:r>
+        <w:rPr>
+          <w:rFonts w:ascii="Consolas" w:hAnsi="Consolas"/>
+          <w:b/>
+          <w:color w:val="1F3A5F"/>
+          <w:sz w:val="20"/>
+        </w:rPr>
+        <w:t>advantages_t = (advantages_t - advantages_t.mean()) / (advantages_t.std() + 1e-8)</w:t>
+      </w:r>
+    </w:p>
+    <w:p>
+      <w:pPr>
+        <w:spacing w:before="0" w:after="120"/>
+        <w:ind w:left="454"/>
+      </w:pPr>
+      <w:r>
+        <w:rPr>
+          <w:rFonts w:ascii="Microsoft YaHei" w:hAnsi="Microsoft YaHei"/>
+          <w:sz w:val="21"/>
+        </w:rPr>
+        <w:t>★ 标准化 Advantage（同 REINFORCE 标准化 G 的理由，稳定训练）。</w:t>
+      </w:r>
+    </w:p>
+    <w:p>
+      <w:pPr>
+        <w:pStyle w:val="Heading2"/>
+      </w:pPr>
+      <w:r>
+        <w:rPr>
+          <w:color w:val="1F3A5F"/>
+        </w:rPr>
+        <w:t>4.4 第 3 步：PPO 核心——多轮 clip 更新（219-268 行）</w:t>
+      </w:r>
+    </w:p>
+    <w:p>
+      <w:pPr>
+        <w:spacing w:after="60"/>
+      </w:pPr>
+      <w:r>
+        <w:rPr>
+          <w:rFonts w:ascii="Microsoft YaHei" w:hAnsi="Microsoft YaHei"/>
+          <w:b/>
+          <w:sz w:val="24"/>
+        </w:rPr>
+        <w:t>这是 PPO 的招牌部分，面试高频。核心是"同一批数据多轮复用 + importance ratio 校正 + clip 防突变"。</w:t>
+      </w:r>
+    </w:p>
+    <w:p>
+      <w:pPr>
+        <w:spacing w:before="120" w:after="40"/>
+      </w:pPr>
+      <w:r>
+        <w:rPr>
+          <w:color w:val="999999"/>
+          <w:sz w:val="16"/>
+        </w:rPr>
+        <w:t xml:space="preserve">  L220  </w:t>
+      </w:r>
+      <w:r>
+        <w:rPr>
+          <w:rFonts w:ascii="Consolas" w:hAnsi="Consolas"/>
+          <w:b/>
+          <w:color w:val="1F3A5F"/>
+          <w:sz w:val="20"/>
+        </w:rPr>
+        <w:t>n = len(states)</w:t>
+      </w:r>
+    </w:p>
+    <w:p>
+      <w:pPr>
+        <w:spacing w:before="0" w:after="120"/>
+        <w:ind w:left="454"/>
+      </w:pPr>
+      <w:r>
+        <w:rPr>
+          <w:rFonts w:ascii="Microsoft YaHei" w:hAnsi="Microsoft YaHei"/>
+          <w:sz w:val="21"/>
+        </w:rPr>
+        <w:t>本局步数（数据条数）。</w:t>
+      </w:r>
+    </w:p>
+    <w:p>
+      <w:pPr>
+        <w:spacing w:before="120" w:after="40"/>
+      </w:pPr>
+      <w:r>
+        <w:rPr>
+          <w:color w:val="999999"/>
+          <w:sz w:val="16"/>
+        </w:rPr>
+        <w:t xml:space="preserve">  L222  </w:t>
+      </w:r>
+      <w:r>
+        <w:rPr>
+          <w:rFonts w:ascii="Consolas" w:hAnsi="Consolas"/>
+          <w:b/>
+          <w:color w:val="1F3A5F"/>
+          <w:sz w:val="20"/>
+        </w:rPr>
+        <w:t>for _ in range(epochs):</w:t>
+      </w:r>
+    </w:p>
+    <w:p>
+      <w:pPr>
+        <w:spacing w:before="0" w:after="120"/>
+        <w:ind w:left="454"/>
+      </w:pPr>
+      <w:r>
+        <w:rPr>
+          <w:rFonts w:ascii="Microsoft YaHei" w:hAnsi="Microsoft YaHei"/>
+          <w:sz w:val="21"/>
+        </w:rPr>
+        <w:t>★ 多轮更新循环：同一局数据重复用 epochs=10 次。AC 是"来一条学一条、用完即弃"；PPO 批量攒好反复学，样本效率高。这就是 on-policy 也能复用的关键——靠 importance ratio 校正。</w:t>
+      </w:r>
+    </w:p>
+    <w:p>
+      <w:pPr>
+        <w:spacing w:before="120" w:after="40"/>
+      </w:pPr>
+      <w:r>
+        <w:rPr>
+          <w:color w:val="999999"/>
+          <w:sz w:val="16"/>
+        </w:rPr>
+        <w:t xml:space="preserve">  L224  </w:t>
+      </w:r>
+      <w:r>
+        <w:rPr>
+          <w:rFonts w:ascii="Consolas" w:hAnsi="Consolas"/>
+          <w:b/>
+          <w:color w:val="1F3A5F"/>
+          <w:sz w:val="20"/>
+        </w:rPr>
+        <w:t>indices = np.random.permutation(n)</w:t>
+      </w:r>
+    </w:p>
+    <w:p>
+      <w:pPr>
+        <w:spacing w:before="0" w:after="120"/>
+        <w:ind w:left="454"/>
+      </w:pPr>
+      <w:r>
+        <w:rPr>
+          <w:rFonts w:ascii="Microsoft YaHei" w:hAnsi="Microsoft YaHei"/>
+          <w:sz w:val="21"/>
+        </w:rPr>
+        <w:t>★ 打乱索引（shuffle），打破数据顺序相关性，让 mini-batch 更随机。</w:t>
+      </w:r>
+    </w:p>
+    <w:p>
+      <w:pPr>
+        <w:spacing w:before="120" w:after="40"/>
+      </w:pPr>
+      <w:r>
+        <w:rPr>
+          <w:color w:val="999999"/>
+          <w:sz w:val="16"/>
+        </w:rPr>
+        <w:t xml:space="preserve">  L226  </w:t>
+      </w:r>
+      <w:r>
+        <w:rPr>
+          <w:rFonts w:ascii="Consolas" w:hAnsi="Consolas"/>
+          <w:b/>
+          <w:color w:val="1F3A5F"/>
+          <w:sz w:val="20"/>
+        </w:rPr>
+        <w:t>for start in range(0, n, batch_size):</w:t>
+      </w:r>
+    </w:p>
+    <w:p>
+      <w:pPr>
+        <w:spacing w:before="0" w:after="120"/>
+        <w:ind w:left="454"/>
+      </w:pPr>
+      <w:r>
+        <w:rPr>
+          <w:rFonts w:ascii="Microsoft YaHei" w:hAnsi="Microsoft YaHei"/>
+          <w:sz w:val="21"/>
+        </w:rPr>
+        <w:t>把 n 条数据切成长度 batch_size 的 mini-batch 依次处理。</w:t>
+      </w:r>
+    </w:p>
+    <w:p>
+      <w:pPr>
+        <w:spacing w:before="120" w:after="40"/>
+      </w:pPr>
+      <w:r>
+        <w:rPr>
+          <w:color w:val="999999"/>
+          <w:sz w:val="16"/>
+        </w:rPr>
+        <w:t xml:space="preserve">  L227  </w:t>
+      </w:r>
+      <w:r>
+        <w:rPr>
+          <w:rFonts w:ascii="Consolas" w:hAnsi="Consolas"/>
+          <w:b/>
+          <w:color w:val="1F3A5F"/>
+          <w:sz w:val="20"/>
+        </w:rPr>
+        <w:t>idx = indices[start:start + batch_size]</w:t>
+      </w:r>
+    </w:p>
+    <w:p>
+      <w:pPr>
+        <w:spacing w:before="0" w:after="120"/>
+        <w:ind w:left="454"/>
+      </w:pPr>
+      <w:r>
+        <w:rPr>
+          <w:rFonts w:ascii="Microsoft YaHei" w:hAnsi="Microsoft YaHei"/>
+          <w:sz w:val="21"/>
+        </w:rPr>
+        <w:t>取本批索引。</w:t>
+      </w:r>
+    </w:p>
+    <w:p>
+      <w:pPr>
+        <w:spacing w:before="120" w:after="40"/>
+      </w:pPr>
+      <w:r>
+        <w:rPr>
+          <w:color w:val="999999"/>
+          <w:sz w:val="16"/>
+        </w:rPr>
+        <w:t xml:space="preserve">  L229  </w:t>
+      </w:r>
+      <w:r>
+        <w:rPr>
+          <w:rFonts w:ascii="Consolas" w:hAnsi="Consolas"/>
+          <w:b/>
+          <w:color w:val="1F3A5F"/>
+          <w:sz w:val="20"/>
+        </w:rPr>
+        <w:t>batch_s = states_t[idx]</w:t>
+      </w:r>
+    </w:p>
+    <w:p>
+      <w:pPr>
+        <w:spacing w:before="0" w:after="120"/>
+        <w:ind w:left="454"/>
+      </w:pPr>
+      <w:r>
+        <w:rPr>
+          <w:rFonts w:ascii="Microsoft YaHei" w:hAnsi="Microsoft YaHei"/>
+          <w:sz w:val="21"/>
+        </w:rPr>
+        <w:t>本批状态。</w:t>
+      </w:r>
+    </w:p>
+    <w:p>
+      <w:pPr>
+        <w:spacing w:before="120" w:after="40"/>
+      </w:pPr>
+      <w:r>
+        <w:rPr>
+          <w:color w:val="999999"/>
+          <w:sz w:val="16"/>
+        </w:rPr>
+        <w:t xml:space="preserve">  L230  </w:t>
+      </w:r>
+      <w:r>
+        <w:rPr>
+          <w:rFonts w:ascii="Consolas" w:hAnsi="Consolas"/>
+          <w:b/>
+          <w:color w:val="1F3A5F"/>
+          <w:sz w:val="20"/>
+        </w:rPr>
+        <w:t>batch_a = actions_t[idx]</w:t>
+      </w:r>
+    </w:p>
+    <w:p>
+      <w:pPr>
+        <w:spacing w:before="0" w:after="120"/>
+        <w:ind w:left="454"/>
+      </w:pPr>
+      <w:r>
+        <w:rPr>
+          <w:rFonts w:ascii="Microsoft YaHei" w:hAnsi="Microsoft YaHei"/>
+          <w:sz w:val="21"/>
+        </w:rPr>
+        <w:t>本批动作。</w:t>
+      </w:r>
+    </w:p>
+    <w:p>
+      <w:pPr>
+        <w:spacing w:before="120" w:after="40"/>
+      </w:pPr>
+      <w:r>
+        <w:rPr>
+          <w:color w:val="999999"/>
+          <w:sz w:val="16"/>
+        </w:rPr>
+        <w:t xml:space="preserve">  L231  </w:t>
+      </w:r>
+      <w:r>
+        <w:rPr>
+          <w:rFonts w:ascii="Consolas" w:hAnsi="Consolas"/>
+          <w:b/>
+          <w:color w:val="1F3A5F"/>
+          <w:sz w:val="20"/>
+        </w:rPr>
+        <w:t>batch_adv = advantages_t[idx]</w:t>
+      </w:r>
+    </w:p>
+    <w:p>
+      <w:pPr>
+        <w:spacing w:before="0" w:after="120"/>
+        <w:ind w:left="454"/>
+      </w:pPr>
+      <w:r>
+        <w:rPr>
+          <w:rFonts w:ascii="Microsoft YaHei" w:hAnsi="Microsoft YaHei"/>
+          <w:sz w:val="21"/>
+        </w:rPr>
+        <w:t>本批 Advantage。</w:t>
+      </w:r>
+    </w:p>
+    <w:p>
+      <w:pPr>
+        <w:spacing w:before="120" w:after="40"/>
+      </w:pPr>
+      <w:r>
+        <w:rPr>
+          <w:color w:val="999999"/>
+          <w:sz w:val="16"/>
+        </w:rPr>
+        <w:t xml:space="preserve">  L232  </w:t>
+      </w:r>
+      <w:r>
+        <w:rPr>
+          <w:rFonts w:ascii="Consolas" w:hAnsi="Consolas"/>
+          <w:b/>
+          <w:color w:val="1F3A5F"/>
+          <w:sz w:val="20"/>
+        </w:rPr>
+        <w:t>batch_ret = returns_t[idx]</w:t>
+      </w:r>
+    </w:p>
+    <w:p>
+      <w:pPr>
+        <w:spacing w:before="0" w:after="120"/>
+        <w:ind w:left="454"/>
+      </w:pPr>
+      <w:r>
+        <w:rPr>
+          <w:rFonts w:ascii="Microsoft YaHei" w:hAnsi="Microsoft YaHei"/>
+          <w:sz w:val="21"/>
+        </w:rPr>
+        <w:t>本批 Critic 目标。</w:t>
+      </w:r>
+    </w:p>
+    <w:p>
+      <w:pPr>
+        <w:spacing w:before="120" w:after="40"/>
+      </w:pPr>
+      <w:r>
+        <w:rPr>
+          <w:color w:val="999999"/>
+          <w:sz w:val="16"/>
+        </w:rPr>
+        <w:t xml:space="preserve">  L233  </w:t>
+      </w:r>
+      <w:r>
+        <w:rPr>
+          <w:rFonts w:ascii="Consolas" w:hAnsi="Consolas"/>
+          <w:b/>
+          <w:color w:val="1F3A5F"/>
+          <w:sz w:val="20"/>
+        </w:rPr>
+        <w:t>batch_old_lp = old_log_probs_t[idx]</w:t>
+      </w:r>
+    </w:p>
+    <w:p>
+      <w:pPr>
+        <w:spacing w:before="0" w:after="120"/>
+        <w:ind w:left="454"/>
+      </w:pPr>
+      <w:r>
+        <w:rPr>
+          <w:rFonts w:ascii="Microsoft YaHei" w:hAnsi="Microsoft YaHei"/>
+          <w:sz w:val="21"/>
+        </w:rPr>
+        <w:t>本批旧 log_prob。</w:t>
+      </w:r>
+    </w:p>
+    <w:p>
+      <w:pPr>
+        <w:spacing w:before="120" w:after="40"/>
+      </w:pPr>
+      <w:r>
+        <w:rPr>
+          <w:color w:val="999999"/>
+          <w:sz w:val="16"/>
+        </w:rPr>
+        <w:t xml:space="preserve">  L236  </w:t>
+      </w:r>
+      <w:r>
+        <w:rPr>
+          <w:rFonts w:ascii="Consolas" w:hAnsi="Consolas"/>
+          <w:b/>
+          <w:color w:val="1F3A5F"/>
+          <w:sz w:val="20"/>
+        </w:rPr>
+        <w:t>log_probs_new, entropy = actor.evaluate(batch_s, batch_a)</w:t>
+      </w:r>
+    </w:p>
+    <w:p>
+      <w:pPr>
+        <w:spacing w:before="0" w:after="120"/>
+        <w:ind w:left="454"/>
+      </w:pPr>
+      <w:r>
+        <w:rPr>
+          <w:rFonts w:ascii="Microsoft YaHei" w:hAnsi="Microsoft YaHei"/>
+          <w:sz w:val="21"/>
+        </w:rPr>
+        <w:t>★ 用**当前**策略（已经更新了几轮）重新算 log_prob。注意：这与 batch_old_lp（训练开始时存的）可能不同了——差值正是"策略变化了多少"的度量。</w:t>
+      </w:r>
+    </w:p>
+    <w:p>
+      <w:pPr>
+        <w:spacing w:before="120" w:after="40"/>
+      </w:pPr>
+      <w:r>
+        <w:rPr>
+          <w:color w:val="999999"/>
+          <w:sz w:val="16"/>
+        </w:rPr>
+        <w:t xml:space="preserve">  L242  </w:t>
+      </w:r>
+      <w:r>
+        <w:rPr>
+          <w:rFonts w:ascii="Consolas" w:hAnsi="Consolas"/>
+          <w:b/>
+          <w:color w:val="1F3A5F"/>
+          <w:sz w:val="20"/>
+        </w:rPr>
+        <w:t>ratio = torch.exp(log_probs_new - batch_old_lp)</w:t>
+      </w:r>
+    </w:p>
+    <w:p>
+      <w:pPr>
+        <w:spacing w:before="0" w:after="120"/>
+        <w:ind w:left="454"/>
+      </w:pPr>
+      <w:r>
+        <w:rPr>
+          <w:rFonts w:ascii="Microsoft YaHei" w:hAnsi="Microsoft YaHei"/>
+          <w:sz w:val="21"/>
+        </w:rPr>
+        <w:t>★★ importance ratio = π_new(a|s)/π_old(a|s) = e^(logπ_new - logπ_old)。含义：**同一个动作，在新策略下比旧策略下"可能"了多少倍**。ratio&gt;1 概率增大了，ratio&lt;1 概率减小了，ratio=1 没变。例：ratio=1.5 → 概率增大 50%；ratio=0.5 → 概率减半。</w:t>
+      </w:r>
+    </w:p>
+    <w:p>
+      <w:pPr>
+        <w:spacing w:before="120" w:after="40"/>
+      </w:pPr>
+      <w:r>
+        <w:rPr>
+          <w:color w:val="999999"/>
+          <w:sz w:val="16"/>
+        </w:rPr>
+        <w:t xml:space="preserve">  L244  </w:t>
+      </w:r>
+      <w:r>
+        <w:rPr>
+          <w:rFonts w:ascii="Consolas" w:hAnsi="Consolas"/>
+          <w:b/>
+          <w:color w:val="1F3A5F"/>
+          <w:sz w:val="20"/>
+        </w:rPr>
+        <w:t># 3c. PPO clip 核心公式</w:t>
+      </w:r>
+    </w:p>
+    <w:p>
+      <w:pPr>
+        <w:spacing w:before="0" w:after="120"/>
+        <w:ind w:left="454"/>
+      </w:pPr>
+      <w:r>
+        <w:rPr>
+          <w:rFonts w:ascii="Microsoft YaHei" w:hAnsi="Microsoft YaHei"/>
+          <w:sz w:val="21"/>
+        </w:rPr>
+        <w:t>注释：进入 clip。</w:t>
+      </w:r>
+    </w:p>
+    <w:p>
+      <w:pPr>
+        <w:spacing w:before="120" w:after="40"/>
+      </w:pPr>
+      <w:r>
+        <w:rPr>
+          <w:color w:val="999999"/>
+          <w:sz w:val="16"/>
+        </w:rPr>
+        <w:t xml:space="preserve">  L245  </w:t>
+      </w:r>
+      <w:r>
+        <w:rPr>
+          <w:rFonts w:ascii="Consolas" w:hAnsi="Consolas"/>
+          <w:b/>
+          <w:color w:val="1F3A5F"/>
+          <w:sz w:val="20"/>
+        </w:rPr>
+        <w:t># L_clip = min(ratio × A, clip(ratio, 1-ε, 1+ε) × A)</w:t>
+      </w:r>
+    </w:p>
+    <w:p>
+      <w:pPr>
+        <w:spacing w:before="0" w:after="120"/>
+        <w:ind w:left="454"/>
+      </w:pPr>
+      <w:r>
+        <w:rPr>
+          <w:rFonts w:ascii="Microsoft YaHei" w:hAnsi="Microsoft YaHei"/>
+          <w:sz w:val="21"/>
+        </w:rPr>
+        <w:t>★ 公式原型：对两个候选目标取 min。</w:t>
+      </w:r>
+    </w:p>
+    <w:p>
+      <w:pPr>
+        <w:spacing w:before="120" w:after="40"/>
+      </w:pPr>
+      <w:r>
+        <w:rPr>
+          <w:color w:val="999999"/>
+          <w:sz w:val="16"/>
+        </w:rPr>
+        <w:t xml:space="preserve">  L246  </w:t>
+      </w:r>
+      <w:r>
+        <w:rPr>
+          <w:rFonts w:ascii="Consolas" w:hAnsi="Consolas"/>
+          <w:b/>
+          <w:color w:val="1F3A5F"/>
+          <w:sz w:val="20"/>
+        </w:rPr>
+        <w:t>surr1 = ratio * batch_adv</w:t>
+      </w:r>
+    </w:p>
+    <w:p>
+      <w:pPr>
+        <w:spacing w:before="0" w:after="120"/>
+        <w:ind w:left="454"/>
+      </w:pPr>
+      <w:r>
+        <w:rPr>
+          <w:rFonts w:ascii="Microsoft YaHei" w:hAnsi="Microsoft YaHei"/>
+          <w:sz w:val="21"/>
+        </w:rPr>
+        <w:t>★ 未裁剪目标（surrogate 1）：和普通策略梯度一样 ratio×A。</w:t>
+      </w:r>
+    </w:p>
+    <w:p>
+      <w:pPr>
+        <w:spacing w:before="120" w:after="40"/>
+      </w:pPr>
+      <w:r>
+        <w:rPr>
+          <w:color w:val="999999"/>
+          <w:sz w:val="16"/>
+        </w:rPr>
+        <w:t xml:space="preserve">  L247  </w:t>
+      </w:r>
+      <w:r>
+        <w:rPr>
+          <w:rFonts w:ascii="Consolas" w:hAnsi="Consolas"/>
+          <w:b/>
+          <w:color w:val="1F3A5F"/>
+          <w:sz w:val="20"/>
+        </w:rPr>
+        <w:t>surr2 = torch.clamp(ratio, 1 - clip_eps, 1 + clip_eps) * batch_adv</w:t>
+      </w:r>
+    </w:p>
+    <w:p>
+      <w:pPr>
+        <w:spacing w:before="0" w:after="120"/>
+        <w:ind w:left="454"/>
+      </w:pPr>
+      <w:r>
+        <w:rPr>
+          <w:rFonts w:ascii="Microsoft YaHei" w:hAnsi="Microsoft YaHei"/>
+          <w:sz w:val="21"/>
+        </w:rPr>
+        <w:t>★★ 裁剪目标（surrogate 2）：把 ratio 夹到 [1-0.2, 1+0.2]=[0.8,1.2]，再乘 A。这行就是 PPO 的全部创新——**一行 clamp 阻止策略突变**。若 ratio=2.0（概率翻倍），被砍到 1.2；ratio=0.3 被抬到 0.8。</w:t>
+      </w:r>
+    </w:p>
+    <w:p>
+      <w:pPr>
+        <w:spacing w:before="120" w:after="40"/>
+      </w:pPr>
+      <w:r>
+        <w:rPr>
+          <w:color w:val="999999"/>
+          <w:sz w:val="16"/>
+        </w:rPr>
+        <w:t xml:space="preserve">  L248  </w:t>
+      </w:r>
+      <w:r>
+        <w:rPr>
+          <w:rFonts w:ascii="Consolas" w:hAnsi="Consolas"/>
+          <w:b/>
+          <w:color w:val="1F3A5F"/>
+          <w:sz w:val="20"/>
+        </w:rPr>
+        <w:t>actor_loss = -torch.min(surr1, surr2).mean()</w:t>
+      </w:r>
+    </w:p>
+    <w:p>
+      <w:pPr>
+        <w:spacing w:before="0" w:after="120"/>
+        <w:ind w:left="454"/>
+      </w:pPr>
+      <w:r>
+        <w:rPr>
+          <w:rFonts w:ascii="Microsoft YaHei" w:hAnsi="Microsoft YaHei"/>
+          <w:sz w:val="21"/>
+        </w:rPr>
+        <w:t>★★★ 最终目标：-min(surr1, surr2) 取平均、取负（PyTorch 做梯度下降）。展开解释：当 ratio 在安全区间 [0.8,1.2] 内时，surr1=surr2，正常更新；当 ratio 超界时，min 选中被裁剪的 surr2，梯度不再随 ratio 增长（被打平为 0），策略被"按住"——这就是"近端（Proximal）"的含义：**不让策略走太远**。</w:t>
+      </w:r>
+    </w:p>
+    <w:p>
+      <w:pPr>
+        <w:spacing w:before="120" w:after="40"/>
+      </w:pPr>
+      <w:r>
+        <w:rPr>
+          <w:color w:val="999999"/>
+          <w:sz w:val="16"/>
+        </w:rPr>
+        <w:t xml:space="preserve">  L249  </w:t>
+      </w:r>
+      <w:r>
+        <w:rPr>
+          <w:rFonts w:ascii="Consolas" w:hAnsi="Consolas"/>
+          <w:b/>
+          <w:color w:val="1F3A5F"/>
+          <w:sz w:val="20"/>
+        </w:rPr>
+        <w:t>#   ↑ 负号是因为我们要最大化，但 PyTorch 是做梯度下降</w:t>
+      </w:r>
+    </w:p>
+    <w:p>
+      <w:pPr>
+        <w:spacing w:before="0" w:after="120"/>
+        <w:ind w:left="454"/>
+      </w:pPr>
+      <w:r>
+        <w:rPr>
+          <w:rFonts w:ascii="Microsoft YaHei" w:hAnsi="Microsoft YaHei"/>
+          <w:sz w:val="21"/>
+        </w:rPr>
+        <w:t>注释：取负号的原因。</w:t>
+      </w:r>
+    </w:p>
+    <w:p>
+      <w:pPr>
+        <w:spacing w:before="120" w:after="40"/>
+      </w:pPr>
+      <w:r>
+        <w:rPr>
+          <w:color w:val="999999"/>
+          <w:sz w:val="16"/>
+        </w:rPr>
+        <w:t xml:space="preserve">  L252  </w:t>
+      </w:r>
+      <w:r>
+        <w:rPr>
+          <w:rFonts w:ascii="Consolas" w:hAnsi="Consolas"/>
+          <w:b/>
+          <w:color w:val="1F3A5F"/>
+          <w:sz w:val="20"/>
+        </w:rPr>
+        <w:t>entropy_loss = -entropy_coef * entropy.mean()</w:t>
+      </w:r>
+    </w:p>
+    <w:p>
+      <w:pPr>
+        <w:spacing w:before="0" w:after="120"/>
+        <w:ind w:left="454"/>
+      </w:pPr>
+      <w:r>
+        <w:rPr>
+          <w:rFonts w:ascii="Microsoft YaHei" w:hAnsi="Microsoft YaHei"/>
+          <w:sz w:val="21"/>
+        </w:rPr>
+        <w:t>★ 熵奖励：-0.01 × 平均熵。最大化熵 = 保持随机性/探索。策略若过早变确定（std→0），熵→0，这个奖励会阻止它——相当于一种"探索保险"，防过早陷入局部最优。</w:t>
+      </w:r>
+    </w:p>
+    <w:p>
+      <w:pPr>
+        <w:spacing w:before="120" w:after="40"/>
+      </w:pPr>
+      <w:r>
+        <w:rPr>
+          <w:color w:val="999999"/>
+          <w:sz w:val="16"/>
+        </w:rPr>
+        <w:t xml:space="preserve">  L254  </w:t>
+      </w:r>
+      <w:r>
+        <w:rPr>
+          <w:rFonts w:ascii="Consolas" w:hAnsi="Consolas"/>
+          <w:b/>
+          <w:color w:val="1F3A5F"/>
+          <w:sz w:val="20"/>
+        </w:rPr>
+        <w:t>actor_total = actor_loss + entropy_loss</w:t>
+      </w:r>
+    </w:p>
+    <w:p>
+      <w:pPr>
+        <w:spacing w:before="0" w:after="120"/>
+        <w:ind w:left="454"/>
+      </w:pPr>
+      <w:r>
+        <w:rPr>
+          <w:rFonts w:ascii="Microsoft YaHei" w:hAnsi="Microsoft YaHei"/>
+          <w:sz w:val="21"/>
+        </w:rPr>
+        <w:t>★ 总 Actor 损失 = clip 损失 + 熵奖励。</w:t>
+      </w:r>
+    </w:p>
+    <w:p>
+      <w:pPr>
+        <w:spacing w:before="120" w:after="40"/>
+      </w:pPr>
+      <w:r>
+        <w:rPr>
+          <w:color w:val="999999"/>
+          <w:sz w:val="16"/>
+        </w:rPr>
+        <w:t xml:space="preserve">  L256  </w:t>
+      </w:r>
+      <w:r>
+        <w:rPr>
+          <w:rFonts w:ascii="Consolas" w:hAnsi="Consolas"/>
+          <w:b/>
+          <w:color w:val="1F3A5F"/>
+          <w:sz w:val="20"/>
+        </w:rPr>
+        <w:t>actor_opt.zero_grad()</w:t>
+      </w:r>
+    </w:p>
+    <w:p>
+      <w:pPr>
+        <w:spacing w:before="0" w:after="120"/>
+        <w:ind w:left="454"/>
+      </w:pPr>
+      <w:r>
+        <w:rPr>
+          <w:rFonts w:ascii="Microsoft YaHei" w:hAnsi="Microsoft YaHei"/>
+          <w:sz w:val="21"/>
+        </w:rPr>
+        <w:t>清梯度。</w:t>
+      </w:r>
+    </w:p>
+    <w:p>
+      <w:pPr>
+        <w:spacing w:before="120" w:after="40"/>
+      </w:pPr>
+      <w:r>
+        <w:rPr>
+          <w:color w:val="999999"/>
+          <w:sz w:val="16"/>
+        </w:rPr>
+        <w:t xml:space="preserve">  L257  </w:t>
+      </w:r>
+      <w:r>
+        <w:rPr>
+          <w:rFonts w:ascii="Consolas" w:hAnsi="Consolas"/>
+          <w:b/>
+          <w:color w:val="1F3A5F"/>
+          <w:sz w:val="20"/>
+        </w:rPr>
+        <w:t>actor_total.backward()</w:t>
+      </w:r>
+    </w:p>
+    <w:p>
+      <w:pPr>
+        <w:spacing w:before="0" w:after="120"/>
+        <w:ind w:left="454"/>
+      </w:pPr>
+      <w:r>
+        <w:rPr>
+          <w:rFonts w:ascii="Microsoft YaHei" w:hAnsi="Microsoft YaHei"/>
+          <w:sz w:val="21"/>
+        </w:rPr>
+        <w:t>反向传播。</w:t>
+      </w:r>
+    </w:p>
+    <w:p>
+      <w:pPr>
+        <w:spacing w:before="120" w:after="40"/>
+      </w:pPr>
+      <w:r>
+        <w:rPr>
+          <w:color w:val="999999"/>
+          <w:sz w:val="16"/>
+        </w:rPr>
+        <w:t xml:space="preserve">  L258  </w:t>
+      </w:r>
+      <w:r>
+        <w:rPr>
+          <w:rFonts w:ascii="Consolas" w:hAnsi="Consolas"/>
+          <w:b/>
+          <w:color w:val="1F3A5F"/>
+          <w:sz w:val="20"/>
+        </w:rPr>
+        <w:t># 梯度裁剪：防止梯度爆炸</w:t>
+      </w:r>
+    </w:p>
+    <w:p>
+      <w:pPr>
+        <w:spacing w:before="0" w:after="120"/>
+        <w:ind w:left="454"/>
+      </w:pPr>
+      <w:r>
+        <w:rPr>
+          <w:rFonts w:ascii="Microsoft YaHei" w:hAnsi="Microsoft YaHei"/>
+          <w:sz w:val="21"/>
+        </w:rPr>
+        <w:t>注释。</w:t>
+      </w:r>
+    </w:p>
+    <w:p>
+      <w:pPr>
+        <w:spacing w:before="120" w:after="40"/>
+      </w:pPr>
+      <w:r>
+        <w:rPr>
+          <w:color w:val="999999"/>
+          <w:sz w:val="16"/>
+        </w:rPr>
+        <w:t xml:space="preserve">  L259  </w:t>
+      </w:r>
+      <w:r>
+        <w:rPr>
+          <w:rFonts w:ascii="Consolas" w:hAnsi="Consolas"/>
+          <w:b/>
+          <w:color w:val="1F3A5F"/>
+          <w:sz w:val="20"/>
+        </w:rPr>
+        <w:t>torch.nn.utils.clip_grad_norm_(actor.parameters(), 0.5)</w:t>
+      </w:r>
+    </w:p>
+    <w:p>
+      <w:pPr>
+        <w:spacing w:before="0" w:after="120"/>
+        <w:ind w:left="454"/>
+      </w:pPr>
+      <w:r>
+        <w:rPr>
+          <w:rFonts w:ascii="Microsoft YaHei" w:hAnsi="Microsoft YaHei"/>
+          <w:sz w:val="21"/>
+        </w:rPr>
+        <w:t>★ 梯度裁剪：把所有参数梯度的范数限制在 ≤0.5。若梯度范数超过 0.5 就按比例缩放。又一个"安全保险"——PPO 有多重保险机制，这是它训练稳定的原因。</w:t>
+      </w:r>
+    </w:p>
+    <w:p>
+      <w:pPr>
+        <w:spacing w:before="120" w:after="40"/>
+      </w:pPr>
+      <w:r>
+        <w:rPr>
+          <w:color w:val="999999"/>
+          <w:sz w:val="16"/>
+        </w:rPr>
+        <w:t xml:space="preserve">  L260  </w:t>
+      </w:r>
+      <w:r>
+        <w:rPr>
+          <w:rFonts w:ascii="Consolas" w:hAnsi="Consolas"/>
+          <w:b/>
+          <w:color w:val="1F3A5F"/>
+          <w:sz w:val="20"/>
+        </w:rPr>
+        <w:t>actor_opt.step()</w:t>
+      </w:r>
+    </w:p>
+    <w:p>
+      <w:pPr>
+        <w:spacing w:before="0" w:after="120"/>
+        <w:ind w:left="454"/>
+      </w:pPr>
+      <w:r>
+        <w:rPr>
+          <w:rFonts w:ascii="Microsoft YaHei" w:hAnsi="Microsoft YaHei"/>
+          <w:sz w:val="21"/>
+        </w:rPr>
+        <w:t>更新 Actor。</w:t>
+      </w:r>
+    </w:p>
+    <w:p>
+      <w:pPr>
+        <w:spacing w:before="120" w:after="40"/>
+      </w:pPr>
+      <w:r>
+        <w:rPr>
+          <w:color w:val="999999"/>
+          <w:sz w:val="16"/>
+        </w:rPr>
+        <w:t xml:space="preserve">  L263  </w:t>
+      </w:r>
+      <w:r>
+        <w:rPr>
+          <w:rFonts w:ascii="Consolas" w:hAnsi="Consolas"/>
+          <w:b/>
+          <w:color w:val="1F3A5F"/>
+          <w:sz w:val="20"/>
+        </w:rPr>
+        <w:t>V_pred = critic(batch_s).squeeze()</w:t>
+      </w:r>
+    </w:p>
+    <w:p>
+      <w:pPr>
+        <w:spacing w:before="0" w:after="120"/>
+        <w:ind w:left="454"/>
+      </w:pPr>
+      <w:r>
+        <w:rPr>
+          <w:rFonts w:ascii="Microsoft YaHei" w:hAnsi="Microsoft YaHei"/>
+          <w:sz w:val="21"/>
+        </w:rPr>
+        <w:t>★ Critic 对这批状态的预测 V(s)，squeeze 掉 [n,1]→[n]。</w:t>
+      </w:r>
+    </w:p>
+    <w:p>
+      <w:pPr>
+        <w:spacing w:before="120" w:after="40"/>
+      </w:pPr>
+      <w:r>
+        <w:rPr>
+          <w:color w:val="999999"/>
+          <w:sz w:val="16"/>
+        </w:rPr>
+        <w:t xml:space="preserve">  L264  </w:t>
+      </w:r>
+      <w:r>
+        <w:rPr>
+          <w:rFonts w:ascii="Consolas" w:hAnsi="Consolas"/>
+          <w:b/>
+          <w:color w:val="1F3A5F"/>
+          <w:sz w:val="20"/>
+        </w:rPr>
+        <w:t>critic_loss = nn.MSELoss()(V_pred, batch_ret)</w:t>
+      </w:r>
+    </w:p>
+    <w:p>
+      <w:pPr>
+        <w:spacing w:before="0" w:after="120"/>
+        <w:ind w:left="454"/>
+      </w:pPr>
+      <w:r>
+        <w:rPr>
+          <w:rFonts w:ascii="Microsoft YaHei" w:hAnsi="Microsoft YaHei"/>
+          <w:sz w:val="21"/>
+        </w:rPr>
+        <w:t>★ Critic loss = MSE(V(s), returns)。returns 是在 4.3 步算好的"优势+价值"标签（等价于 TD 目标）。</w:t>
+      </w:r>
+    </w:p>
+    <w:p>
+      <w:pPr>
+        <w:spacing w:before="120" w:after="40"/>
+      </w:pPr>
+      <w:r>
+        <w:rPr>
+          <w:color w:val="999999"/>
+          <w:sz w:val="16"/>
+        </w:rPr>
+        <w:t xml:space="preserve">  L265  </w:t>
+      </w:r>
+      <w:r>
+        <w:rPr>
+          <w:rFonts w:ascii="Consolas" w:hAnsi="Consolas"/>
+          <w:b/>
+          <w:color w:val="1F3A5F"/>
+          <w:sz w:val="20"/>
+        </w:rPr>
+        <w:t>critic_opt.zero_grad()</w:t>
+      </w:r>
+    </w:p>
+    <w:p>
+      <w:pPr>
+        <w:spacing w:before="0" w:after="120"/>
+        <w:ind w:left="454"/>
+      </w:pPr>
+      <w:r>
+        <w:rPr>
+          <w:rFonts w:ascii="Microsoft YaHei" w:hAnsi="Microsoft YaHei"/>
+          <w:sz w:val="21"/>
+        </w:rPr>
+        <w:t>清梯度。</w:t>
+      </w:r>
+    </w:p>
+    <w:p>
+      <w:pPr>
+        <w:spacing w:before="120" w:after="40"/>
+      </w:pPr>
+      <w:r>
+        <w:rPr>
+          <w:color w:val="999999"/>
+          <w:sz w:val="16"/>
+        </w:rPr>
+        <w:t xml:space="preserve">  L266  </w:t>
+      </w:r>
+      <w:r>
+        <w:rPr>
+          <w:rFonts w:ascii="Consolas" w:hAnsi="Consolas"/>
+          <w:b/>
+          <w:color w:val="1F3A5F"/>
+          <w:sz w:val="20"/>
+        </w:rPr>
+        <w:t>critic_loss.backward()</w:t>
+      </w:r>
+    </w:p>
+    <w:p>
+      <w:pPr>
+        <w:spacing w:before="0" w:after="120"/>
+        <w:ind w:left="454"/>
+      </w:pPr>
+      <w:r>
+        <w:rPr>
+          <w:rFonts w:ascii="Microsoft YaHei" w:hAnsi="Microsoft YaHei"/>
+          <w:sz w:val="21"/>
+        </w:rPr>
+        <w:t>反向传播。</w:t>
+      </w:r>
+    </w:p>
+    <w:p>
+      <w:pPr>
+        <w:spacing w:before="120" w:after="40"/>
+      </w:pPr>
+      <w:r>
+        <w:rPr>
+          <w:color w:val="999999"/>
+          <w:sz w:val="16"/>
+        </w:rPr>
+        <w:t xml:space="preserve">  L267  </w:t>
+      </w:r>
+      <w:r>
+        <w:rPr>
+          <w:rFonts w:ascii="Consolas" w:hAnsi="Consolas"/>
+          <w:b/>
+          <w:color w:val="1F3A5F"/>
+          <w:sz w:val="20"/>
+        </w:rPr>
+        <w:t>torch.nn.utils.clip_grad_norm_(critic.parameters(), 0.5)</w:t>
+      </w:r>
+    </w:p>
+    <w:p>
+      <w:pPr>
+        <w:spacing w:before="0" w:after="120"/>
+        <w:ind w:left="454"/>
+      </w:pPr>
+      <w:r>
+        <w:rPr>
+          <w:rFonts w:ascii="Microsoft YaHei" w:hAnsi="Microsoft YaHei"/>
+          <w:sz w:val="21"/>
+        </w:rPr>
+        <w:t>Critic 也做梯度裁剪。</w:t>
+      </w:r>
+    </w:p>
+    <w:p>
+      <w:pPr>
+        <w:spacing w:before="120" w:after="40"/>
+      </w:pPr>
+      <w:r>
+        <w:rPr>
+          <w:color w:val="999999"/>
+          <w:sz w:val="16"/>
+        </w:rPr>
+        <w:t xml:space="preserve">  L268  </w:t>
+      </w:r>
+      <w:r>
+        <w:rPr>
+          <w:rFonts w:ascii="Consolas" w:hAnsi="Consolas"/>
+          <w:b/>
+          <w:color w:val="1F3A5F"/>
+          <w:sz w:val="20"/>
+        </w:rPr>
+        <w:t>critic_opt.step()</w:t>
+      </w:r>
+    </w:p>
+    <w:p>
+      <w:pPr>
+        <w:spacing w:before="0" w:after="120"/>
+        <w:ind w:left="454"/>
+      </w:pPr>
+      <w:r>
+        <w:rPr>
+          <w:rFonts w:ascii="Microsoft YaHei" w:hAnsi="Microsoft YaHei"/>
+          <w:sz w:val="21"/>
+        </w:rPr>
+        <w:t>更新 Critic。</w:t>
+      </w:r>
+    </w:p>
+    <w:p>
+      <w:pPr>
+        <w:spacing w:before="120" w:after="40"/>
+      </w:pPr>
+      <w:r>
+        <w:rPr>
+          <w:color w:val="999999"/>
+          <w:sz w:val="16"/>
+        </w:rPr>
+        <w:t xml:space="preserve">  L270  </w:t>
+      </w:r>
+      <w:r>
+        <w:rPr>
+          <w:rFonts w:ascii="Consolas" w:hAnsi="Consolas"/>
+          <w:b/>
+          <w:color w:val="1F3A5F"/>
+          <w:sz w:val="20"/>
+        </w:rPr>
+        <w:t>if ep % 50 == 0:</w:t>
+      </w:r>
+    </w:p>
+    <w:p>
+      <w:pPr>
+        <w:spacing w:before="0" w:after="120"/>
+        <w:ind w:left="454"/>
+      </w:pPr>
+      <w:r>
+        <w:rPr>
+          <w:rFonts w:ascii="Microsoft YaHei" w:hAnsi="Microsoft YaHei"/>
+          <w:sz w:val="21"/>
+        </w:rPr>
+        <w:t>每 50 局打印。</w:t>
+      </w:r>
+    </w:p>
+    <w:p>
+      <w:pPr>
+        <w:spacing w:before="120" w:after="40"/>
+      </w:pPr>
+      <w:r>
+        <w:rPr>
+          <w:color w:val="999999"/>
+          <w:sz w:val="16"/>
+        </w:rPr>
+        <w:t xml:space="preserve">  L273  </w:t>
+      </w:r>
+      <w:r>
+        <w:rPr>
+          <w:rFonts w:ascii="Consolas" w:hAnsi="Consolas"/>
+          <w:b/>
+          <w:color w:val="1F3A5F"/>
+          <w:sz w:val="20"/>
+        </w:rPr>
+        <w:t>avg_r = np.mean(episode_rewards[-50:])</w:t>
+      </w:r>
+    </w:p>
+    <w:p>
+      <w:pPr>
+        <w:spacing w:before="0" w:after="120"/>
+        <w:ind w:left="454"/>
+      </w:pPr>
+      <w:r>
+        <w:rPr>
+          <w:rFonts w:ascii="Microsoft YaHei" w:hAnsi="Microsoft YaHei"/>
+          <w:sz w:val="21"/>
+        </w:rPr>
+        <w:t>近 50 局平均奖励。</w:t>
+      </w:r>
+    </w:p>
+    <w:p>
+      <w:pPr>
+        <w:spacing w:before="120" w:after="40"/>
+      </w:pPr>
+      <w:r>
+        <w:rPr>
+          <w:color w:val="999999"/>
+          <w:sz w:val="16"/>
+        </w:rPr>
+        <w:t xml:space="preserve">  L275  </w:t>
+      </w:r>
+      <w:r>
+        <w:rPr>
+          <w:rFonts w:ascii="Consolas" w:hAnsi="Consolas"/>
+          <w:b/>
+          <w:color w:val="1F3A5F"/>
+          <w:sz w:val="20"/>
+        </w:rPr>
+        <w:t>f"log_std={actor.log_std.item():.3f}")</w:t>
+      </w:r>
+    </w:p>
+    <w:p>
+      <w:pPr>
+        <w:spacing w:before="0" w:after="120"/>
+        <w:ind w:left="454"/>
+      </w:pPr>
+      <w:r>
+        <w:rPr>
+          <w:rFonts w:ascii="Microsoft YaHei" w:hAnsi="Microsoft YaHei"/>
+          <w:sz w:val="21"/>
+        </w:rPr>
+        <w:t>打印探索参数。</w:t>
+      </w:r>
+    </w:p>
+    <w:p>
+      <w:pPr>
+        <w:spacing w:before="120" w:after="40"/>
+      </w:pPr>
+      <w:r>
+        <w:rPr>
+          <w:color w:val="999999"/>
+          <w:sz w:val="16"/>
+        </w:rPr>
+        <w:t xml:space="preserve">  L277  </w:t>
+      </w:r>
+      <w:r>
+        <w:rPr>
+          <w:rFonts w:ascii="Consolas" w:hAnsi="Consolas"/>
+          <w:b/>
+          <w:color w:val="1F3A5F"/>
+          <w:sz w:val="20"/>
+        </w:rPr>
+        <w:t>return actor, episode_rewards, episode_lengths</w:t>
+      </w:r>
+    </w:p>
+    <w:p>
+      <w:pPr>
+        <w:spacing w:before="0" w:after="120"/>
+        <w:ind w:left="454"/>
+      </w:pPr>
+      <w:r>
+        <w:rPr>
+          <w:rFonts w:ascii="Microsoft YaHei" w:hAnsi="Microsoft YaHei"/>
+          <w:sz w:val="21"/>
+        </w:rPr>
+        <w:t>返回结果。</w:t>
+      </w:r>
+    </w:p>
+    <w:p>
+      <w:r>
+        <w:br w:type="page"/>
+      </w:r>
+    </w:p>
+    <w:p>
+      <w:pPr>
+        <w:pStyle w:val="Heading1"/>
+      </w:pPr>
+      <w:r>
+        <w:rPr>
+          <w:color w:val="1F3A5F"/>
+        </w:rPr>
+        <w:t>五、测试与画图（281-330 行）</w:t>
+      </w:r>
+    </w:p>
+    <w:p>
+      <w:pPr>
+        <w:spacing w:before="120" w:after="40"/>
+      </w:pPr>
+      <w:r>
+        <w:rPr>
+          <w:color w:val="999999"/>
+          <w:sz w:val="16"/>
+        </w:rPr>
+        <w:t xml:space="preserve">  L281  </w:t>
+      </w:r>
+      <w:r>
+        <w:rPr>
+          <w:rFonts w:ascii="Consolas" w:hAnsi="Consolas"/>
+          <w:b/>
+          <w:color w:val="1F3A5F"/>
+          <w:sz w:val="20"/>
+        </w:rPr>
+        <w:t>def test_policy(actor, episodes=10):</w:t>
+      </w:r>
+    </w:p>
+    <w:p>
+      <w:pPr>
+        <w:spacing w:before="0" w:after="120"/>
+        <w:ind w:left="454"/>
+      </w:pPr>
+      <w:r>
+        <w:rPr>
+          <w:rFonts w:ascii="Microsoft YaHei" w:hAnsi="Microsoft YaHei"/>
+          <w:sz w:val="21"/>
+        </w:rPr>
+        <w:t>评估函数。</w:t>
+      </w:r>
+    </w:p>
+    <w:p>
+      <w:pPr>
+        <w:spacing w:before="120" w:after="40"/>
+      </w:pPr>
+      <w:r>
+        <w:rPr>
+          <w:color w:val="999999"/>
+          <w:sz w:val="16"/>
+        </w:rPr>
+        <w:t xml:space="preserve">  L289  </w:t>
+      </w:r>
+      <w:r>
+        <w:rPr>
+          <w:rFonts w:ascii="Consolas" w:hAnsi="Consolas"/>
+          <w:b/>
+          <w:color w:val="1F3A5F"/>
+          <w:sz w:val="20"/>
+        </w:rPr>
+        <w:t>for t in range(300):</w:t>
+      </w:r>
+    </w:p>
+    <w:p>
+      <w:pPr>
+        <w:spacing w:before="0" w:after="120"/>
+        <w:ind w:left="454"/>
+      </w:pPr>
+      <w:r>
+        <w:rPr>
+          <w:rFonts w:ascii="Microsoft YaHei" w:hAnsi="Microsoft YaHei"/>
+          <w:sz w:val="21"/>
+        </w:rPr>
+        <w:t>每局最多 300 步（对齐 max_steps=300）。</w:t>
+      </w:r>
+    </w:p>
+    <w:p>
+      <w:pPr>
+        <w:spacing w:before="120" w:after="40"/>
+      </w:pPr>
+      <w:r>
+        <w:rPr>
+          <w:color w:val="999999"/>
+          <w:sz w:val="16"/>
+        </w:rPr>
+        <w:t xml:space="preserve">  L290  </w:t>
+      </w:r>
+      <w:r>
+        <w:rPr>
+          <w:rFonts w:ascii="Consolas" w:hAnsi="Consolas"/>
+          <w:b/>
+          <w:color w:val="1F3A5F"/>
+          <w:sz w:val="20"/>
+        </w:rPr>
+        <w:t>a, _ = actor.get_action(s)</w:t>
+      </w:r>
+    </w:p>
+    <w:p>
+      <w:pPr>
+        <w:spacing w:before="0" w:after="120"/>
+        <w:ind w:left="454"/>
+      </w:pPr>
+      <w:r>
+        <w:rPr>
+          <w:rFonts w:ascii="Microsoft YaHei" w:hAnsi="Microsoft YaHei"/>
+          <w:sz w:val="21"/>
+        </w:rPr>
+        <w:t>取动作（丢弃 log_prob）。</w:t>
+      </w:r>
+    </w:p>
+    <w:p>
+      <w:pPr>
+        <w:spacing w:before="120" w:after="40"/>
+      </w:pPr>
+      <w:r>
+        <w:rPr>
+          <w:color w:val="999999"/>
+          <w:sz w:val="16"/>
+        </w:rPr>
+        <w:t xml:space="preserve">  L297  </w:t>
+      </w:r>
+      <w:r>
+        <w:rPr>
+          <w:rFonts w:ascii="Consolas" w:hAnsi="Consolas"/>
+          <w:b/>
+          <w:color w:val="1F3A5F"/>
+          <w:sz w:val="20"/>
+        </w:rPr>
+        <w:t>if ep &lt; 3:</w:t>
+      </w:r>
+    </w:p>
+    <w:p>
+      <w:pPr>
+        <w:spacing w:before="0" w:after="120"/>
+        <w:ind w:left="454"/>
+      </w:pPr>
+      <w:r>
+        <w:rPr>
+          <w:rFonts w:ascii="Microsoft YaHei" w:hAnsi="Microsoft YaHei"/>
+          <w:sz w:val="21"/>
+        </w:rPr>
+        <w:t>前 3 局打印详细。</w:t>
+      </w:r>
+    </w:p>
+    <w:p>
+      <w:pPr>
+        <w:spacing w:before="120" w:after="40"/>
+      </w:pPr>
+      <w:r>
+        <w:rPr>
+          <w:color w:val="999999"/>
+          <w:sz w:val="16"/>
+        </w:rPr>
+        <w:t xml:space="preserve">  L298  </w:t>
+      </w:r>
+      <w:r>
+        <w:rPr>
+          <w:rFonts w:ascii="Consolas" w:hAnsi="Consolas"/>
+          <w:b/>
+          <w:color w:val="1F3A5F"/>
+          <w:sz w:val="20"/>
+        </w:rPr>
+        <w:t>print(f"  第{ep+1}局: 总奖励={total_r:+.3f} ({t+1}步)")</w:t>
+      </w:r>
+    </w:p>
+    <w:p>
+      <w:pPr>
+        <w:spacing w:before="0" w:after="120"/>
+        <w:ind w:left="454"/>
+      </w:pPr>
+      <w:r>
+        <w:rPr>
+          <w:rFonts w:ascii="Microsoft YaHei" w:hAnsi="Microsoft YaHei"/>
+          <w:sz w:val="21"/>
+        </w:rPr>
+        <w:t>★ 多打印了步数——观察策略是否"活"得久（学到稳定策略 → 走满 300 步而不出界）。</w:t>
+      </w:r>
+    </w:p>
+    <w:p>
+      <w:pPr>
+        <w:spacing w:before="120" w:after="40"/>
+      </w:pPr>
+      <w:r>
+        <w:rPr>
+          <w:color w:val="999999"/>
+          <w:sz w:val="16"/>
+        </w:rPr>
+        <w:t xml:space="preserve">  L300  </w:t>
+      </w:r>
+      <w:r>
+        <w:rPr>
+          <w:rFonts w:ascii="Consolas" w:hAnsi="Consolas"/>
+          <w:b/>
+          <w:color w:val="1F3A5F"/>
+          <w:sz w:val="20"/>
+        </w:rPr>
+        <w:t>print(f"  平均总奖励: {np.mean(total_rewards):+.3f}")</w:t>
+      </w:r>
+    </w:p>
+    <w:p>
+      <w:pPr>
+        <w:spacing w:before="0" w:after="120"/>
+        <w:ind w:left="454"/>
+      </w:pPr>
+      <w:r>
+        <w:rPr>
+          <w:rFonts w:ascii="Microsoft YaHei" w:hAnsi="Microsoft YaHei"/>
+          <w:sz w:val="21"/>
+        </w:rPr>
+        <w:t>平均奖励。</w:t>
+      </w:r>
+    </w:p>
+    <w:p>
+      <w:pPr>
+        <w:spacing w:before="120" w:after="40"/>
+      </w:pPr>
+      <w:r>
+        <w:rPr>
+          <w:color w:val="999999"/>
+          <w:sz w:val="16"/>
+        </w:rPr>
+        <w:t xml:space="preserve">  L305  </w:t>
+      </w:r>
+      <w:r>
+        <w:rPr>
+          <w:rFonts w:ascii="Consolas" w:hAnsi="Consolas"/>
+          <w:b/>
+          <w:color w:val="1F3A5F"/>
+          <w:sz w:val="20"/>
+        </w:rPr>
+        <w:t>def plot_results(rewards, label='PPO', output_dir: str | Path | None = None):</w:t>
+      </w:r>
+    </w:p>
+    <w:p>
+      <w:pPr>
+        <w:spacing w:before="0" w:after="120"/>
+        <w:ind w:left="454"/>
+      </w:pPr>
+      <w:r>
+        <w:rPr>
+          <w:rFonts w:ascii="Microsoft YaHei" w:hAnsi="Microsoft YaHei"/>
+          <w:sz w:val="21"/>
+        </w:rPr>
+        <w:t>画图函数（红色系）。</w:t>
+      </w:r>
+    </w:p>
+    <w:p>
+      <w:pPr>
+        <w:spacing w:before="120" w:after="40"/>
+      </w:pPr>
+      <w:r>
+        <w:rPr>
+          <w:color w:val="999999"/>
+          <w:sz w:val="16"/>
+        </w:rPr>
+        <w:t xml:space="preserve">  L311  </w:t>
+      </w:r>
+      <w:r>
+        <w:rPr>
+          <w:rFonts w:ascii="Consolas" w:hAnsi="Consolas"/>
+          <w:b/>
+          <w:color w:val="1F3A5F"/>
+          <w:sz w:val="20"/>
+        </w:rPr>
+        <w:t>smoothed = np.convolve(rewards, np.ones(window)/window, mode='valid')</w:t>
+      </w:r>
+    </w:p>
+    <w:p>
+      <w:pPr>
+        <w:spacing w:before="0" w:after="120"/>
+        <w:ind w:left="454"/>
+      </w:pPr>
+      <w:r>
+        <w:rPr>
+          <w:rFonts w:ascii="Microsoft YaHei" w:hAnsi="Microsoft YaHei"/>
+          <w:sz w:val="21"/>
+        </w:rPr>
+        <w:t>滑动平均。</w:t>
+      </w:r>
+    </w:p>
+    <w:p>
+      <w:pPr>
+        <w:spacing w:before="120" w:after="40"/>
+      </w:pPr>
+      <w:r>
+        <w:rPr>
+          <w:color w:val="999999"/>
+          <w:sz w:val="16"/>
+        </w:rPr>
+        <w:t xml:space="preserve">  L327  </w:t>
+      </w:r>
+      <w:r>
+        <w:rPr>
+          <w:rFonts w:ascii="Consolas" w:hAnsi="Consolas"/>
+          <w:b/>
+          <w:color w:val="1F3A5F"/>
+          <w:sz w:val="20"/>
+        </w:rPr>
+        <w:t>path = ensure_results_dir(output_dir) / 'week11_ppo_training.png'</w:t>
+      </w:r>
+    </w:p>
+    <w:p>
+      <w:pPr>
+        <w:spacing w:before="0" w:after="120"/>
+        <w:ind w:left="454"/>
+      </w:pPr>
+      <w:r>
+        <w:rPr>
+          <w:rFonts w:ascii="Microsoft YaHei" w:hAnsi="Microsoft YaHei"/>
+          <w:sz w:val="21"/>
+        </w:rPr>
+        <w:t>输出 week11_ppo_training.png。</w:t>
+      </w:r>
+    </w:p>
+    <w:p>
+      <w:r>
+        <w:br w:type="page"/>
+      </w:r>
+    </w:p>
+    <w:p>
+      <w:pPr>
+        <w:pStyle w:val="Heading1"/>
+      </w:pPr>
+      <w:r>
+        <w:rPr>
+          <w:color w:val="1F3A5F"/>
+        </w:rPr>
+        <w:t>六、main() 主程序（334-376 行）</w:t>
+      </w:r>
+    </w:p>
+    <w:p>
+      <w:pPr>
+        <w:spacing w:before="120" w:after="40"/>
+      </w:pPr>
+      <w:r>
+        <w:rPr>
+          <w:color w:val="999999"/>
+          <w:sz w:val="16"/>
+        </w:rPr>
+        <w:t xml:space="preserve">  L336  </w:t>
+      </w:r>
+      <w:r>
+        <w:rPr>
+          <w:rFonts w:ascii="Consolas" w:hAnsi="Consolas"/>
+          <w:b/>
+          <w:color w:val="1F3A5F"/>
+          <w:sz w:val="20"/>
+        </w:rPr>
+        <w:t>parser = argparse.ArgumentParser(description='Week 11 PPO demo on a simplified continuous EMS environment')</w:t>
+      </w:r>
+    </w:p>
+    <w:p>
+      <w:pPr>
+        <w:spacing w:before="0" w:after="120"/>
+        <w:ind w:left="454"/>
+      </w:pPr>
+      <w:r>
+        <w:rPr>
+          <w:rFonts w:ascii="Microsoft YaHei" w:hAnsi="Microsoft YaHei"/>
+          <w:sz w:val="21"/>
+        </w:rPr>
+        <w:t>参数解析器。</w:t>
+      </w:r>
+    </w:p>
+    <w:p>
+      <w:pPr>
+        <w:spacing w:before="120" w:after="40"/>
+      </w:pPr>
+      <w:r>
+        <w:rPr>
+          <w:color w:val="999999"/>
+          <w:sz w:val="16"/>
+        </w:rPr>
+        <w:t xml:space="preserve">  L337  </w:t>
+      </w:r>
+      <w:r>
+        <w:rPr>
+          <w:rFonts w:ascii="Consolas" w:hAnsi="Consolas"/>
+          <w:b/>
+          <w:color w:val="1F3A5F"/>
+          <w:sz w:val="20"/>
+        </w:rPr>
+        <w:t>parser.add_argument('--episodes', type=int, default=500, help='Training episodes')</w:t>
+      </w:r>
+    </w:p>
+    <w:p>
+      <w:pPr>
+        <w:spacing w:before="0" w:after="120"/>
+        <w:ind w:left="454"/>
+      </w:pPr>
+      <w:r>
+        <w:rPr>
+          <w:rFonts w:ascii="Microsoft YaHei" w:hAnsi="Microsoft YaHei"/>
+          <w:sz w:val="21"/>
+        </w:rPr>
+        <w:t>局数。</w:t>
+      </w:r>
+    </w:p>
+    <w:p>
+      <w:pPr>
+        <w:spacing w:before="120" w:after="40"/>
+      </w:pPr>
+      <w:r>
+        <w:rPr>
+          <w:color w:val="999999"/>
+          <w:sz w:val="16"/>
+        </w:rPr>
+        <w:t xml:space="preserve">  L338  </w:t>
+      </w:r>
+      <w:r>
+        <w:rPr>
+          <w:rFonts w:ascii="Consolas" w:hAnsi="Consolas"/>
+          <w:b/>
+          <w:color w:val="1F3A5F"/>
+          <w:sz w:val="20"/>
+        </w:rPr>
+        <w:t>parser.add_argument('--lr', type=float, default=0.0003, help='Learning rate')</w:t>
+      </w:r>
+    </w:p>
+    <w:p>
+      <w:pPr>
+        <w:spacing w:before="0" w:after="120"/>
+        <w:ind w:left="454"/>
+      </w:pPr>
+      <w:r>
+        <w:rPr>
+          <w:rFonts w:ascii="Microsoft YaHei" w:hAnsi="Microsoft YaHei"/>
+          <w:sz w:val="21"/>
+        </w:rPr>
+        <w:t>学习率（默认 0.0003）。</w:t>
+      </w:r>
+    </w:p>
+    <w:p>
+      <w:pPr>
+        <w:spacing w:before="120" w:after="40"/>
+      </w:pPr>
+      <w:r>
+        <w:rPr>
+          <w:color w:val="999999"/>
+          <w:sz w:val="16"/>
+        </w:rPr>
+        <w:t xml:space="preserve">  L339  </w:t>
+      </w:r>
+      <w:r>
+        <w:rPr>
+          <w:rFonts w:ascii="Consolas" w:hAnsi="Consolas"/>
+          <w:b/>
+          <w:color w:val="1F3A5F"/>
+          <w:sz w:val="20"/>
+        </w:rPr>
+        <w:t>parser.add_argument('--seed', type=int, default=42, help='Random seed')</w:t>
+      </w:r>
+    </w:p>
+    <w:p>
+      <w:pPr>
+        <w:spacing w:before="0" w:after="120"/>
+        <w:ind w:left="454"/>
+      </w:pPr>
+      <w:r>
+        <w:rPr>
+          <w:rFonts w:ascii="Microsoft YaHei" w:hAnsi="Microsoft YaHei"/>
+          <w:sz w:val="21"/>
+        </w:rPr>
+        <w:t>种子。</w:t>
+      </w:r>
+    </w:p>
+    <w:p>
+      <w:pPr>
+        <w:spacing w:before="120" w:after="40"/>
+      </w:pPr>
+      <w:r>
+        <w:rPr>
+          <w:color w:val="999999"/>
+          <w:sz w:val="16"/>
+        </w:rPr>
+        <w:t xml:space="preserve">  L340  </w:t>
+      </w:r>
+      <w:r>
+        <w:rPr>
+          <w:rFonts w:ascii="Consolas" w:hAnsi="Consolas"/>
+          <w:b/>
+          <w:color w:val="1F3A5F"/>
+          <w:sz w:val="20"/>
+        </w:rPr>
+        <w:t>parser.add_argument('--output-dir', type=Path, default=None, help='Directory for generated figures')</w:t>
+      </w:r>
+    </w:p>
+    <w:p>
+      <w:pPr>
+        <w:spacing w:before="0" w:after="120"/>
+        <w:ind w:left="454"/>
+      </w:pPr>
+      <w:r>
+        <w:rPr>
+          <w:rFonts w:ascii="Microsoft YaHei" w:hAnsi="Microsoft YaHei"/>
+          <w:sz w:val="21"/>
+        </w:rPr>
+        <w:t>输出目录。</w:t>
+      </w:r>
+    </w:p>
+    <w:p>
+      <w:pPr>
+        <w:spacing w:before="120" w:after="40"/>
+      </w:pPr>
+      <w:r>
+        <w:rPr>
+          <w:color w:val="999999"/>
+          <w:sz w:val="16"/>
+        </w:rPr>
+        <w:t xml:space="preserve">  L351  </w:t>
+      </w:r>
+      <w:r>
+        <w:rPr>
+          <w:rFonts w:ascii="Consolas" w:hAnsi="Consolas"/>
+          <w:b/>
+          <w:color w:val="1F3A5F"/>
+          <w:sz w:val="20"/>
+        </w:rPr>
+        <w:t>actor, rewards, lengths = ppo(episodes=args.episodes, lr=args.lr)</w:t>
+      </w:r>
+    </w:p>
+    <w:p>
+      <w:pPr>
+        <w:spacing w:before="0" w:after="120"/>
+        <w:ind w:left="454"/>
+      </w:pPr>
+      <w:r>
+        <w:rPr>
+          <w:rFonts w:ascii="Microsoft YaHei" w:hAnsi="Microsoft YaHei"/>
+          <w:sz w:val="21"/>
+        </w:rPr>
+        <w:t>训练。</w:t>
+      </w:r>
+    </w:p>
+    <w:p>
+      <w:pPr>
+        <w:spacing w:before="120" w:after="40"/>
+      </w:pPr>
+      <w:r>
+        <w:rPr>
+          <w:color w:val="999999"/>
+          <w:sz w:val="16"/>
+        </w:rPr>
+        <w:t xml:space="preserve">  L353  </w:t>
+      </w:r>
+      <w:r>
+        <w:rPr>
+          <w:rFonts w:ascii="Consolas" w:hAnsi="Consolas"/>
+          <w:b/>
+          <w:color w:val="1F3A5F"/>
+          <w:sz w:val="20"/>
+        </w:rPr>
+        <w:t>test_policy(actor)</w:t>
+      </w:r>
+    </w:p>
+    <w:p>
+      <w:pPr>
+        <w:spacing w:before="0" w:after="120"/>
+        <w:ind w:left="454"/>
+      </w:pPr>
+      <w:r>
+        <w:rPr>
+          <w:rFonts w:ascii="Microsoft YaHei" w:hAnsi="Microsoft YaHei"/>
+          <w:sz w:val="21"/>
+        </w:rPr>
+        <w:t>评估。</w:t>
+      </w:r>
+    </w:p>
+    <w:p>
+      <w:pPr>
+        <w:spacing w:before="120" w:after="40"/>
+      </w:pPr>
+      <w:r>
+        <w:rPr>
+          <w:color w:val="999999"/>
+          <w:sz w:val="16"/>
+        </w:rPr>
+        <w:t xml:space="preserve">  L354  </w:t>
+      </w:r>
+      <w:r>
+        <w:rPr>
+          <w:rFonts w:ascii="Consolas" w:hAnsi="Consolas"/>
+          <w:b/>
+          <w:color w:val="1F3A5F"/>
+          <w:sz w:val="20"/>
+        </w:rPr>
+        <w:t>plot_results(rewards, output_dir=args.output_dir)</w:t>
+      </w:r>
+    </w:p>
+    <w:p>
+      <w:pPr>
+        <w:spacing w:before="0" w:after="120"/>
+        <w:ind w:left="454"/>
+      </w:pPr>
+      <w:r>
+        <w:rPr>
+          <w:rFonts w:ascii="Microsoft YaHei" w:hAnsi="Microsoft YaHei"/>
+          <w:sz w:val="21"/>
+        </w:rPr>
+        <w:t>画图。</w:t>
+      </w:r>
+    </w:p>
+    <w:p>
+      <w:pPr>
+        <w:spacing w:before="120" w:after="40"/>
+      </w:pPr>
+      <w:r>
+        <w:rPr>
+          <w:color w:val="999999"/>
+          <w:sz w:val="16"/>
+        </w:rPr>
+        <w:t xml:space="preserve">  L360  </w:t>
+      </w:r>
+      <w:r>
+        <w:rPr>
+          <w:rFonts w:ascii="Consolas" w:hAnsi="Consolas"/>
+          <w:b/>
+          <w:color w:val="1F3A5F"/>
+          <w:sz w:val="20"/>
+        </w:rPr>
+        <w:t>print(""""</w:t>
+      </w:r>
+    </w:p>
+    <w:p>
+      <w:pPr>
+        <w:spacing w:before="0" w:after="120"/>
+        <w:ind w:left="454"/>
+      </w:pPr>
+      <w:r>
+        <w:rPr>
+          <w:rFonts w:ascii="Microsoft YaHei" w:hAnsi="Microsoft YaHei"/>
+          <w:sz w:val="21"/>
+        </w:rPr>
+        <w:t>打印三种方法对比总结。</w:t>
+      </w:r>
+    </w:p>
+    <w:p>
+      <w:pPr>
+        <w:spacing w:before="120" w:after="40"/>
+      </w:pPr>
+      <w:r>
+        <w:rPr>
+          <w:color w:val="999999"/>
+          <w:sz w:val="16"/>
+        </w:rPr>
+        <w:t xml:space="preserve">  L361  </w:t>
+      </w:r>
+      <w:r>
+        <w:rPr>
+          <w:rFonts w:ascii="Consolas" w:hAnsi="Consolas"/>
+          <w:b/>
+          <w:color w:val="1F3A5F"/>
+          <w:sz w:val="20"/>
+        </w:rPr>
+        <w:t>REINFORCE:    π 直接走完 → Σr → 更新</w:t>
+      </w:r>
+    </w:p>
+    <w:p>
+      <w:pPr>
+        <w:spacing w:before="0" w:after="120"/>
+        <w:ind w:left="454"/>
+      </w:pPr>
+      <w:r>
+        <w:rPr>
+          <w:rFonts w:ascii="Microsoft YaHei" w:hAnsi="Microsoft YaHei"/>
+          <w:sz w:val="21"/>
+        </w:rPr>
+        <w:t>REINFORCE 路径。</w:t>
+      </w:r>
+    </w:p>
+    <w:p>
+      <w:pPr>
+        <w:spacing w:before="120" w:after="40"/>
+      </w:pPr>
+      <w:r>
+        <w:rPr>
+          <w:color w:val="999999"/>
+          <w:sz w:val="16"/>
+        </w:rPr>
+        <w:t xml:space="preserve">  L364  </w:t>
+      </w:r>
+      <w:r>
+        <w:rPr>
+          <w:rFonts w:ascii="Consolas" w:hAnsi="Consolas"/>
+          <w:b/>
+          <w:color w:val="1F3A5F"/>
+          <w:sz w:val="20"/>
+        </w:rPr>
+        <w:t>Actor-Critic: π 走一步 → Critic 当场评价 → 更新</w:t>
+      </w:r>
+    </w:p>
+    <w:p>
+      <w:pPr>
+        <w:spacing w:before="0" w:after="120"/>
+        <w:ind w:left="454"/>
+      </w:pPr>
+      <w:r>
+        <w:rPr>
+          <w:rFonts w:ascii="Microsoft YaHei" w:hAnsi="Microsoft YaHei"/>
+          <w:sz w:val="21"/>
+        </w:rPr>
+        <w:t>AC 路径。</w:t>
+      </w:r>
+    </w:p>
+    <w:p>
+      <w:pPr>
+        <w:spacing w:before="120" w:after="40"/>
+      </w:pPr>
+      <w:r>
+        <w:rPr>
+          <w:color w:val="999999"/>
+          <w:sz w:val="16"/>
+        </w:rPr>
+        <w:t xml:space="preserve">  L367  </w:t>
+      </w:r>
+      <w:r>
+        <w:rPr>
+          <w:rFonts w:ascii="Consolas" w:hAnsi="Consolas"/>
+          <w:b/>
+          <w:color w:val="1F3A5F"/>
+          <w:sz w:val="20"/>
+        </w:rPr>
+        <w:t>PPO:          π 走一步 → Critic 评价 → clip(ratio) → 更新</w:t>
+      </w:r>
+    </w:p>
+    <w:p>
+      <w:pPr>
+        <w:spacing w:before="0" w:after="120"/>
+        <w:ind w:left="454"/>
+      </w:pPr>
+      <w:r>
+        <w:rPr>
+          <w:rFonts w:ascii="Microsoft YaHei" w:hAnsi="Microsoft YaHei"/>
+          <w:sz w:val="21"/>
+        </w:rPr>
+        <w:t>PPO 路径。</w:t>
+      </w:r>
+    </w:p>
+    <w:p>
+      <w:pPr>
+        <w:spacing w:before="120" w:after="40"/>
+      </w:pPr>
+      <w:r>
+        <w:rPr>
+          <w:color w:val="999999"/>
+          <w:sz w:val="16"/>
+        </w:rPr>
+        <w:t xml:space="preserve">  L370  </w:t>
+      </w:r>
+      <w:r>
+        <w:rPr>
+          <w:rFonts w:ascii="Consolas" w:hAnsi="Consolas"/>
+          <w:b/>
+          <w:color w:val="1F3A5F"/>
+          <w:sz w:val="20"/>
+        </w:rPr>
+        <w:t>print("  PPO 是 EMS 项目最终选用的算法。")</w:t>
+      </w:r>
+    </w:p>
+    <w:p>
+      <w:pPr>
+        <w:spacing w:before="0" w:after="120"/>
+        <w:ind w:left="454"/>
+      </w:pPr>
+      <w:r>
+        <w:rPr>
+          <w:rFonts w:ascii="Microsoft YaHei" w:hAnsi="Microsoft YaHei"/>
+          <w:sz w:val="21"/>
+        </w:rPr>
+        <w:t>★ 项目结论。</w:t>
+      </w:r>
+    </w:p>
+    <w:p>
+      <w:pPr>
+        <w:spacing w:before="120" w:after="40"/>
+      </w:pPr>
+      <w:r>
+        <w:rPr>
+          <w:color w:val="999999"/>
+          <w:sz w:val="16"/>
+        </w:rPr>
+        <w:t xml:space="preserve">  L371  </w:t>
+      </w:r>
+      <w:r>
+        <w:rPr>
+          <w:rFonts w:ascii="Consolas" w:hAnsi="Consolas"/>
+          <w:b/>
+          <w:color w:val="1F3A5F"/>
+          <w:sz w:val="20"/>
+        </w:rPr>
+        <w:t>print("  原因：连续动作 + 训练稳定 + 实现复杂度适中")</w:t>
+      </w:r>
+    </w:p>
+    <w:p>
+      <w:pPr>
+        <w:spacing w:before="0" w:after="120"/>
+        <w:ind w:left="454"/>
+      </w:pPr>
+      <w:r>
+        <w:rPr>
+          <w:rFonts w:ascii="Microsoft YaHei" w:hAnsi="Microsoft YaHei"/>
+          <w:sz w:val="21"/>
+        </w:rPr>
+        <w:t>★ 选型三大理由：连续动作适配、clip 保证稳定、实现比 SAC（5 个网络）简单。</w:t>
+      </w:r>
+    </w:p>
+    <w:p>
+      <w:pPr>
+        <w:spacing w:before="120" w:after="40"/>
+      </w:pPr>
+      <w:r>
+        <w:rPr>
+          <w:color w:val="999999"/>
+          <w:sz w:val="16"/>
+        </w:rPr>
+        <w:t xml:space="preserve">  L375  </w:t>
+      </w:r>
+      <w:r>
+        <w:rPr>
+          <w:rFonts w:ascii="Consolas" w:hAnsi="Consolas"/>
+          <w:b/>
+          <w:color w:val="1F3A5F"/>
+          <w:sz w:val="20"/>
+        </w:rPr>
+        <w:t>if __name__ == '__main__':</w:t>
+      </w:r>
+    </w:p>
+    <w:p>
+      <w:pPr>
+        <w:spacing w:before="0" w:after="120"/>
+        <w:ind w:left="454"/>
+      </w:pPr>
+      <w:r>
+        <w:rPr>
+          <w:rFonts w:ascii="Microsoft YaHei" w:hAnsi="Microsoft YaHei"/>
+          <w:sz w:val="21"/>
+        </w:rPr>
+        <w:t>入口。</w:t>
+      </w:r>
+    </w:p>
+    <w:p>
+      <w:pPr>
+        <w:spacing w:before="120" w:after="40"/>
+      </w:pPr>
+      <w:r>
+        <w:rPr>
+          <w:color w:val="999999"/>
+          <w:sz w:val="16"/>
+        </w:rPr>
+        <w:t xml:space="preserve">  L376  </w:t>
+      </w:r>
+      <w:r>
+        <w:rPr>
+          <w:rFonts w:ascii="Consolas" w:hAnsi="Consolas"/>
+          <w:b/>
+          <w:color w:val="1F3A5F"/>
+          <w:sz w:val="20"/>
+        </w:rPr>
+        <w:t>main()</w:t>
+      </w:r>
+    </w:p>
+    <w:p>
+      <w:pPr>
+        <w:spacing w:before="0" w:after="120"/>
+        <w:ind w:left="454"/>
+      </w:pPr>
+      <w:r>
+        <w:rPr>
+          <w:rFonts w:ascii="Microsoft YaHei" w:hAnsi="Microsoft YaHei"/>
+          <w:sz w:val="21"/>
+        </w:rPr>
+        <w:t>启动。</w:t>
+      </w:r>
+    </w:p>
+    <w:p>
+      <w:r>
+        <w:br w:type="page"/>
+      </w:r>
+    </w:p>
+    <w:p>
+      <w:pPr>
+        <w:pStyle w:val="Heading1"/>
+      </w:pPr>
+      <w:r>
+        <w:rPr>
+          <w:color w:val="1F3A5F"/>
+        </w:rPr>
+        <w:t>七、机制专题</w:t>
+      </w:r>
+    </w:p>
+    <w:p>
+      <w:pPr>
+        <w:pStyle w:val="Heading2"/>
+      </w:pPr>
+      <w:r>
+        <w:rPr>
+          <w:color w:val="1F3A5F"/>
+        </w:rPr>
+        <w:t>7.1 clip 的三种情形</w:t>
+      </w:r>
+    </w:p>
+    <w:p>
+      <w:pPr>
+        <w:spacing w:before="0" w:after="20"/>
+        <w:ind w:left="567"/>
+      </w:pPr>
+      <w:r>
+        <w:rPr>
+          <w:rFonts w:ascii="Consolas" w:hAnsi="Consolas"/>
+          <w:color w:val="27AE60"/>
+          <w:sz w:val="18"/>
+        </w:rPr>
+        <w:t>设 clip_eps=0.2，Advantage A&gt;0（好动作）：</w:t>
+      </w:r>
+    </w:p>
+    <w:p>
+      <w:pPr>
+        <w:spacing w:before="0" w:after="20"/>
+        <w:ind w:left="567"/>
+      </w:pPr>
+      <w:r>
+        <w:rPr>
+          <w:rFonts w:ascii="Consolas" w:hAnsi="Consolas"/>
+          <w:color w:val="27AE60"/>
+          <w:sz w:val="18"/>
+        </w:rPr>
+        <w:t xml:space="preserve">  情形一  ratio=1.1（在[0.8,1.2]内）：</w:t>
+      </w:r>
+    </w:p>
+    <w:p>
+      <w:pPr>
+        <w:spacing w:before="0" w:after="20"/>
+        <w:ind w:left="567"/>
+      </w:pPr>
+      <w:r>
+        <w:rPr>
+          <w:rFonts w:ascii="Consolas" w:hAnsi="Consolas"/>
+          <w:color w:val="27AE60"/>
+          <w:sz w:val="18"/>
+        </w:rPr>
+        <w:t xml:space="preserve">         surr1=1.1A, surr2=1.1A → min 取 1.1A → 正常增大该动作概率 ✓</w:t>
+      </w:r>
+    </w:p>
+    <w:p>
+      <w:pPr>
+        <w:spacing w:before="0" w:after="20"/>
+        <w:ind w:left="567"/>
+      </w:pPr>
+      <w:r>
+        <w:rPr>
+          <w:rFonts w:ascii="Consolas" w:hAnsi="Consolas"/>
+          <w:color w:val="27AE60"/>
+          <w:sz w:val="18"/>
+        </w:rPr>
+        <w:t xml:space="preserve">  情形二  ratio=1.5（超上界）：</w:t>
+      </w:r>
+    </w:p>
+    <w:p>
+      <w:pPr>
+        <w:spacing w:before="0" w:after="20"/>
+        <w:ind w:left="567"/>
+      </w:pPr>
+      <w:r>
+        <w:rPr>
+          <w:rFonts w:ascii="Consolas" w:hAnsi="Consolas"/>
+          <w:color w:val="27AE60"/>
+          <w:sz w:val="18"/>
+        </w:rPr>
+        <w:t xml:space="preserve">         surr1=1.5A, surr2=1.2A → min 取 1.2A → 概率增长被"锁死"在 1.2 倍</w:t>
+      </w:r>
+    </w:p>
+    <w:p>
+      <w:pPr>
+        <w:spacing w:before="0" w:after="20"/>
+        <w:ind w:left="567"/>
+      </w:pPr>
+      <w:r>
+        <w:rPr>
+          <w:rFonts w:ascii="Consolas" w:hAnsi="Consolas"/>
+          <w:color w:val="27AE60"/>
+          <w:sz w:val="18"/>
+        </w:rPr>
+        <w:t xml:space="preserve">          → 即使再更新，奖励也不会进一步上升（梯度≈0）→ 防突变 ✓</w:t>
+      </w:r>
+    </w:p>
+    <w:p>
+      <w:pPr>
+        <w:spacing w:before="0" w:after="20"/>
+        <w:ind w:left="567"/>
+      </w:pPr>
+      <w:r>
+        <w:rPr>
+          <w:rFonts w:ascii="Consolas" w:hAnsi="Consolas"/>
+          <w:color w:val="27AE60"/>
+          <w:sz w:val="18"/>
+        </w:rPr>
+        <w:t xml:space="preserve">  情形三  ratio=0.9，但 A&lt;0（坏动作）：</w:t>
+      </w:r>
+    </w:p>
+    <w:p>
+      <w:pPr>
+        <w:spacing w:before="0" w:after="20"/>
+        <w:ind w:left="567"/>
+      </w:pPr>
+      <w:r>
+        <w:rPr>
+          <w:rFonts w:ascii="Consolas" w:hAnsi="Consolas"/>
+          <w:color w:val="27AE60"/>
+          <w:sz w:val="18"/>
+        </w:rPr>
+        <w:t xml:space="preserve">         surr1=0.9A, surr2=0.9A → 都在区间内，正常减小概率 ✓</w:t>
+      </w:r>
+    </w:p>
+    <w:p>
+      <w:pPr>
+        <w:spacing w:before="120" w:after="120"/>
+        <w:ind w:left="283" w:right="283"/>
+      </w:pPr>
+      <w:r>
+        <w:rPr>
+          <w:rFonts w:ascii="Microsoft YaHei" w:hAnsi="Microsoft YaHei"/>
+          <w:b/>
+          <w:color w:val="E67E22"/>
+          <w:sz w:val="22"/>
+        </w:rPr>
+        <w:t>💡 直观类比：clip 像"安全带"或"防呆设计"——策略可以进步，但每一步只准进步一点。这避免了"一步跨太大掉下悬崖（策略崩溃）"的悲剧。</w:t>
+      </w:r>
+    </w:p>
+    <w:p>
+      <w:pPr>
+        <w:pStyle w:val="Heading2"/>
+      </w:pPr>
+      <w:r>
+        <w:rPr>
+          <w:color w:val="1F3A5F"/>
+        </w:rPr>
+        <w:t>7.2 importance ratio 为什么能"复用旧数据"</w:t>
+      </w:r>
+    </w:p>
+    <w:p>
+      <w:pPr>
+        <w:spacing w:after="60"/>
+      </w:pPr>
+      <w:r>
+        <w:rPr>
+          <w:rFonts w:ascii="Microsoft YaHei" w:hAnsi="Microsoft YaHei"/>
+          <w:b w:val="0"/>
+          <w:sz w:val="22"/>
+        </w:rPr>
+        <w:t>on-policy 算法本应"数据用完即弃"。但 PPO 用重要性采样把"旧策略收集的数据"重新加权到"新策略"下使用：E_old[f(x)] ≈ E_new[f(x)·π_new/π_old]。ratio 就是这个权重。多轮更新时，虽然策略在变，但每次都用最新 ratio 校正，数据就不会"过时失真"——从而可以把同一批数据学 10 次。</w:t>
+      </w:r>
+    </w:p>
+    <w:p>
+      <w:pPr>
+        <w:pStyle w:val="Heading2"/>
+      </w:pPr>
+      <w:r>
+        <w:rPr>
+          <w:color w:val="1F3A5F"/>
+        </w:rPr>
+        <w:t>7.3 PPO vs AC vs REINFORCE 汇总</w:t>
       </w:r>
     </w:p>
     <w:tbl>
@@ -1103,8 +6834,9 @@
               <w:rPr>
                 <w:rFonts w:ascii="Microsoft YaHei" w:hAnsi="Microsoft YaHei"/>
                 <w:b/>
-                <w:sz w:val="20"/>
+                <w:sz w:val="19"/>
               </w:rPr>
+              <w:t>维度</w:t>
             </w:r>
           </w:p>
         </w:tc>
@@ -1117,7 +6849,7 @@
               <w:rPr>
                 <w:rFonts w:ascii="Microsoft YaHei" w:hAnsi="Microsoft YaHei"/>
                 <w:b/>
-                <w:sz w:val="20"/>
+                <w:sz w:val="19"/>
               </w:rPr>
               <w:t>REINFORCE</w:t>
             </w:r>
@@ -1132,7 +6864,7 @@
               <w:rPr>
                 <w:rFonts w:ascii="Microsoft YaHei" w:hAnsi="Microsoft YaHei"/>
                 <w:b/>
-                <w:sz w:val="20"/>
+                <w:sz w:val="19"/>
               </w:rPr>
               <w:t>Actor-Critic</w:t>
             </w:r>
@@ -1147,7 +6879,7 @@
               <w:rPr>
                 <w:rFonts w:ascii="Microsoft YaHei" w:hAnsi="Microsoft YaHei"/>
                 <w:b/>
-                <w:sz w:val="20"/>
+                <w:sz w:val="19"/>
               </w:rPr>
               <w:t>PPO</w:t>
             </w:r>
@@ -1163,9 +6895,9 @@
             <w:r>
               <w:rPr>
                 <w:rFonts w:ascii="Microsoft YaHei" w:hAnsi="Microsoft YaHei"/>
-                <w:sz w:val="20"/>
+                <w:sz w:val="19"/>
               </w:rPr>
-              <w:t>网络输出</w:t>
+              <w:t>策略网络</w:t>
             </w:r>
           </w:p>
         </w:tc>
@@ -1177,9 +6909,9 @@
             <w:r>
               <w:rPr>
                 <w:rFonts w:ascii="Microsoft YaHei" w:hAnsi="Microsoft YaHei"/>
-                <w:sz w:val="20"/>
+                <w:sz w:val="19"/>
               </w:rPr>
-              <w:t>π(s)→采样</w:t>
+              <w:t>PolicyNet</w:t>
             </w:r>
           </w:p>
         </w:tc>
@@ -1191,9 +6923,9 @@
             <w:r>
               <w:rPr>
                 <w:rFonts w:ascii="Microsoft YaHei" w:hAnsi="Microsoft YaHei"/>
-                <w:sz w:val="20"/>
+                <w:sz w:val="19"/>
               </w:rPr>
-              <w:t>π(s)→采样</w:t>
+              <w:t>Actor</w:t>
             </w:r>
           </w:p>
         </w:tc>
@@ -1205,9 +6937,9 @@
             <w:r>
               <w:rPr>
                 <w:rFonts w:ascii="Microsoft YaHei" w:hAnsi="Microsoft YaHei"/>
-                <w:sz w:val="20"/>
+                <w:sz w:val="19"/>
               </w:rPr>
-              <w:t>π(s)→采样</w:t>
+              <w:t>Actor</w:t>
             </w:r>
           </w:p>
         </w:tc>
@@ -1221,9 +6953,9 @@
             <w:r>
               <w:rPr>
                 <w:rFonts w:ascii="Microsoft YaHei" w:hAnsi="Microsoft YaHei"/>
-                <w:sz w:val="20"/>
+                <w:sz w:val="19"/>
               </w:rPr>
-              <w:t>价值估计</w:t>
+              <w:t>价值网络</w:t>
             </w:r>
           </w:p>
         </w:tc>
@@ -1235,9 +6967,9 @@
             <w:r>
               <w:rPr>
                 <w:rFonts w:ascii="Microsoft YaHei" w:hAnsi="Microsoft YaHei"/>
-                <w:sz w:val="20"/>
+                <w:sz w:val="19"/>
               </w:rPr>
-              <w:t>G_t = Σr（MC）</w:t>
+              <w:t>无</w:t>
             </w:r>
           </w:p>
         </w:tc>
@@ -1249,9 +6981,9 @@
             <w:r>
               <w:rPr>
                 <w:rFonts w:ascii="Microsoft YaHei" w:hAnsi="Microsoft YaHei"/>
-                <w:sz w:val="20"/>
+                <w:sz w:val="19"/>
               </w:rPr>
-              <w:t>A = r+γV-V'（TD）</w:t>
+              <w:t>Critic V(s)</w:t>
             </w:r>
           </w:p>
         </w:tc>
@@ -1263,9 +6995,9 @@
             <w:r>
               <w:rPr>
                 <w:rFonts w:ascii="Microsoft YaHei" w:hAnsi="Microsoft YaHei"/>
-                <w:sz w:val="20"/>
+                <w:sz w:val="19"/>
               </w:rPr>
-              <w:t>GAE（平滑版 TD）</w:t>
+              <w:t>Critic V(s)</w:t>
             </w:r>
           </w:p>
         </w:tc>
@@ -1279,7 +7011,65 @@
             <w:r>
               <w:rPr>
                 <w:rFonts w:ascii="Microsoft YaHei" w:hAnsi="Microsoft YaHei"/>
-                <w:sz w:val="20"/>
+                <w:sz w:val="19"/>
+              </w:rPr>
+              <w:t>评价信号</w:t>
+            </w:r>
+          </w:p>
+        </w:tc>
+        <w:tc>
+          <w:tcPr>
+            <w:tcW w:type="dxa" w:w="2160"/>
+          </w:tcPr>
+          <w:p>
+            <w:r>
+              <w:rPr>
+                <w:rFonts w:ascii="Microsoft YaHei" w:hAnsi="Microsoft YaHei"/>
+                <w:sz w:val="19"/>
+              </w:rPr>
+              <w:t>G_t（MC 整局回报）</w:t>
+            </w:r>
+          </w:p>
+        </w:tc>
+        <w:tc>
+          <w:tcPr>
+            <w:tcW w:type="dxa" w:w="2160"/>
+          </w:tcPr>
+          <w:p>
+            <w:r>
+              <w:rPr>
+                <w:rFonts w:ascii="Microsoft YaHei" w:hAnsi="Microsoft YaHei"/>
+                <w:sz w:val="19"/>
+              </w:rPr>
+              <w:t>A=r+γV'-V（单步 TD）</w:t>
+            </w:r>
+          </w:p>
+        </w:tc>
+        <w:tc>
+          <w:tcPr>
+            <w:tcW w:type="dxa" w:w="2160"/>
+          </w:tcPr>
+          <w:p>
+            <w:r>
+              <w:rPr>
+                <w:rFonts w:ascii="Microsoft YaHei" w:hAnsi="Microsoft YaHei"/>
+                <w:sz w:val="19"/>
+              </w:rPr>
+              <w:t>GAE（多步加权，λ=0.95）</w:t>
+            </w:r>
+          </w:p>
+        </w:tc>
+      </w:tr>
+      <w:tr>
+        <w:tc>
+          <w:tcPr>
+            <w:tcW w:type="dxa" w:w="2160"/>
+          </w:tcPr>
+          <w:p>
+            <w:r>
+              <w:rPr>
+                <w:rFonts w:ascii="Microsoft YaHei" w:hAnsi="Microsoft YaHei"/>
+                <w:sz w:val="19"/>
               </w:rPr>
               <w:t>更新时机</w:t>
             </w:r>
@@ -1293,9 +7083,9 @@
             <w:r>
               <w:rPr>
                 <w:rFonts w:ascii="Microsoft YaHei" w:hAnsi="Microsoft YaHei"/>
-                <w:sz w:val="20"/>
+                <w:sz w:val="19"/>
               </w:rPr>
-              <w:t>整局结束</w:t>
+              <w:t>整局结束一次</w:t>
             </w:r>
           </w:p>
         </w:tc>
@@ -1307,9 +7097,9 @@
             <w:r>
               <w:rPr>
                 <w:rFonts w:ascii="Microsoft YaHei" w:hAnsi="Microsoft YaHei"/>
-                <w:sz w:val="20"/>
+                <w:sz w:val="19"/>
               </w:rPr>
-              <w:t>每步</w:t>
+              <w:t>每步一次</w:t>
             </w:r>
           </w:p>
         </w:tc>
@@ -1321,9 +7111,9 @@
             <w:r>
               <w:rPr>
                 <w:rFonts w:ascii="Microsoft YaHei" w:hAnsi="Microsoft YaHei"/>
-                <w:sz w:val="20"/>
+                <w:sz w:val="19"/>
               </w:rPr>
-              <w:t>每局结束，多轮重复</w:t>
+              <w:t>整局攒批，多轮×mini-batch</w:t>
             </w:r>
           </w:p>
         </w:tc>
@@ -1337,65 +7127,7 @@
             <w:r>
               <w:rPr>
                 <w:rFonts w:ascii="Microsoft YaHei" w:hAnsi="Microsoft YaHei"/>
-                <w:sz w:val="20"/>
-              </w:rPr>
-              <w:t>核心 loss</w:t>
-            </w:r>
-          </w:p>
-        </w:tc>
-        <w:tc>
-          <w:tcPr>
-            <w:tcW w:type="dxa" w:w="2160"/>
-          </w:tcPr>
-          <w:p>
-            <w:r>
-              <w:rPr>
-                <w:rFonts w:ascii="Microsoft YaHei" w:hAnsi="Microsoft YaHei"/>
-                <w:sz w:val="20"/>
-              </w:rPr>
-              <w:t>-logπ×G</w:t>
-            </w:r>
-          </w:p>
-        </w:tc>
-        <w:tc>
-          <w:tcPr>
-            <w:tcW w:type="dxa" w:w="2160"/>
-          </w:tcPr>
-          <w:p>
-            <w:r>
-              <w:rPr>
-                <w:rFonts w:ascii="Microsoft YaHei" w:hAnsi="Microsoft YaHei"/>
-                <w:sz w:val="20"/>
-              </w:rPr>
-              <w:t>-logπ×A</w:t>
-            </w:r>
-          </w:p>
-        </w:tc>
-        <w:tc>
-          <w:tcPr>
-            <w:tcW w:type="dxa" w:w="2160"/>
-          </w:tcPr>
-          <w:p>
-            <w:r>
-              <w:rPr>
-                <w:rFonts w:ascii="Microsoft YaHei" w:hAnsi="Microsoft YaHei"/>
-                <w:sz w:val="20"/>
-              </w:rPr>
-              <w:t>-min(clip ratio×A)</w:t>
-            </w:r>
-          </w:p>
-        </w:tc>
-      </w:tr>
-      <w:tr>
-        <w:tc>
-          <w:tcPr>
-            <w:tcW w:type="dxa" w:w="2160"/>
-          </w:tcPr>
-          <w:p>
-            <w:r>
-              <w:rPr>
-                <w:rFonts w:ascii="Microsoft YaHei" w:hAnsi="Microsoft YaHei"/>
-                <w:sz w:val="20"/>
+                <w:sz w:val="19"/>
               </w:rPr>
               <w:t>安全机制</w:t>
             </w:r>
@@ -1409,7 +7141,7 @@
             <w:r>
               <w:rPr>
                 <w:rFonts w:ascii="Microsoft YaHei" w:hAnsi="Microsoft YaHei"/>
-                <w:sz w:val="20"/>
+                <w:sz w:val="19"/>
               </w:rPr>
               <w:t>无</w:t>
             </w:r>
@@ -1423,7 +7155,7 @@
             <w:r>
               <w:rPr>
                 <w:rFonts w:ascii="Microsoft YaHei" w:hAnsi="Microsoft YaHei"/>
-                <w:sz w:val="20"/>
+                <w:sz w:val="19"/>
               </w:rPr>
               <w:t>无</w:t>
             </w:r>
@@ -1437,7 +7169,7 @@
             <w:r>
               <w:rPr>
                 <w:rFonts w:ascii="Microsoft YaHei" w:hAnsi="Microsoft YaHei"/>
-                <w:sz w:val="20"/>
+                <w:sz w:val="19"/>
               </w:rPr>
               <w:t>clip + 梯度裁剪 + 熵奖励</w:t>
             </w:r>
@@ -1453,7 +7185,65 @@
             <w:r>
               <w:rPr>
                 <w:rFonts w:ascii="Microsoft YaHei" w:hAnsi="Microsoft YaHei"/>
-                <w:sz w:val="20"/>
+                <w:sz w:val="19"/>
+              </w:rPr>
+              <w:t>样本利用率</w:t>
+            </w:r>
+          </w:p>
+        </w:tc>
+        <w:tc>
+          <w:tcPr>
+            <w:tcW w:type="dxa" w:w="2160"/>
+          </w:tcPr>
+          <w:p>
+            <w:r>
+              <w:rPr>
+                <w:rFonts w:ascii="Microsoft YaHei" w:hAnsi="Microsoft YaHei"/>
+                <w:sz w:val="19"/>
+              </w:rPr>
+              <w:t>低</w:t>
+            </w:r>
+          </w:p>
+        </w:tc>
+        <w:tc>
+          <w:tcPr>
+            <w:tcW w:type="dxa" w:w="2160"/>
+          </w:tcPr>
+          <w:p>
+            <w:r>
+              <w:rPr>
+                <w:rFonts w:ascii="Microsoft YaHei" w:hAnsi="Microsoft YaHei"/>
+                <w:sz w:val="19"/>
+              </w:rPr>
+              <w:t>中</w:t>
+            </w:r>
+          </w:p>
+        </w:tc>
+        <w:tc>
+          <w:tcPr>
+            <w:tcW w:type="dxa" w:w="2160"/>
+          </w:tcPr>
+          <w:p>
+            <w:r>
+              <w:rPr>
+                <w:rFonts w:ascii="Microsoft YaHei" w:hAnsi="Microsoft YaHei"/>
+                <w:sz w:val="19"/>
+              </w:rPr>
+              <w:t>高（10 次复用）</w:t>
+            </w:r>
+          </w:p>
+        </w:tc>
+      </w:tr>
+      <w:tr>
+        <w:tc>
+          <w:tcPr>
+            <w:tcW w:type="dxa" w:w="2160"/>
+          </w:tcPr>
+          <w:p>
+            <w:r>
+              <w:rPr>
+                <w:rFonts w:ascii="Microsoft YaHei" w:hAnsi="Microsoft YaHei"/>
+                <w:sz w:val="19"/>
               </w:rPr>
               <w:t>方差</w:t>
             </w:r>
@@ -1467,7 +7257,7 @@
             <w:r>
               <w:rPr>
                 <w:rFonts w:ascii="Microsoft YaHei" w:hAnsi="Microsoft YaHei"/>
-                <w:sz w:val="20"/>
+                <w:sz w:val="19"/>
               </w:rPr>
               <w:t>很高</w:t>
             </w:r>
@@ -1481,9 +7271,9 @@
             <w:r>
               <w:rPr>
                 <w:rFonts w:ascii="Microsoft YaHei" w:hAnsi="Microsoft YaHei"/>
-                <w:sz w:val="20"/>
+                <w:sz w:val="19"/>
               </w:rPr>
-              <w:t>中等</w:t>
+              <w:t>中</w:t>
             </w:r>
           </w:p>
         </w:tc>
@@ -1495,7 +7285,7 @@
             <w:r>
               <w:rPr>
                 <w:rFonts w:ascii="Microsoft YaHei" w:hAnsi="Microsoft YaHei"/>
-                <w:sz w:val="20"/>
+                <w:sz w:val="19"/>
               </w:rPr>
               <w:t>低</w:t>
             </w:r>
@@ -1511,9 +7301,9 @@
             <w:r>
               <w:rPr>
                 <w:rFonts w:ascii="Microsoft YaHei" w:hAnsi="Microsoft YaHei"/>
-                <w:sz w:val="20"/>
+                <w:sz w:val="19"/>
               </w:rPr>
-              <w:t>训练速度</w:t>
+              <w:t>训练稳定性</w:t>
             </w:r>
           </w:p>
         </w:tc>
@@ -1525,9 +7315,9 @@
             <w:r>
               <w:rPr>
                 <w:rFonts w:ascii="Microsoft YaHei" w:hAnsi="Microsoft YaHei"/>
-                <w:sz w:val="20"/>
+                <w:sz w:val="19"/>
               </w:rPr>
-              <w:t>很慢</w:t>
+              <w:t>差（易崩）</w:t>
             </w:r>
           </w:p>
         </w:tc>
@@ -1539,9 +7329,9 @@
             <w:r>
               <w:rPr>
                 <w:rFonts w:ascii="Microsoft YaHei" w:hAnsi="Microsoft YaHei"/>
-                <w:sz w:val="20"/>
+                <w:sz w:val="19"/>
               </w:rPr>
-              <w:t>中等</w:t>
+              <w:t>中（可能一步突变）</w:t>
             </w:r>
           </w:p>
         </w:tc>
@@ -1553,26 +7343,350 @@
             <w:r>
               <w:rPr>
                 <w:rFonts w:ascii="Microsoft YaHei" w:hAnsi="Microsoft YaHei"/>
-                <w:sz w:val="20"/>
+                <w:sz w:val="19"/>
               </w:rPr>
-              <w:t>中等（但更稳）</w:t>
+              <w:t>好（多重保险）</w:t>
             </w:r>
           </w:p>
         </w:tc>
       </w:tr>
     </w:tbl>
     <w:p>
-      <w:pPr>
-        <w:spacing w:after="60"/>
-      </w:pPr>
-      <w:r>
-        <w:rPr>
-          <w:rFonts w:ascii="Microsoft YaHei" w:hAnsi="Microsoft YaHei"/>
-          <w:b/>
+      <w:r>
+        <w:br w:type="page"/>
+      </w:r>
+    </w:p>
+    <w:p>
+      <w:pPr>
+        <w:pStyle w:val="Heading1"/>
+      </w:pPr>
+      <w:r>
+        <w:rPr>
           <w:color w:val="1F3A5F"/>
-          <w:sz w:val="24"/>
-        </w:rPr>
-        <w:t>PPO 是 EMS 项目最终选用的算法。原因：连续动作 + 训练稳定（clip 防崩）+ 实现复杂度适中（比 SAC 的 5 个网络简单）+ 面试常考。</w:t>
+        </w:rPr>
+        <w:t>八、一局完整训练走查</w:t>
+      </w:r>
+    </w:p>
+    <w:p>
+      <w:pPr>
+        <w:spacing w:before="0" w:after="20"/>
+        <w:ind w:left="567"/>
+      </w:pPr>
+      <w:r>
+        <w:rPr>
+          <w:rFonts w:ascii="Consolas" w:hAnsi="Consolas"/>
+          <w:color w:val="27AE60"/>
+          <w:sz w:val="18"/>
+        </w:rPr>
+        <w:t>【第 ep 局】</w:t>
+      </w:r>
+    </w:p>
+    <w:p>
+      <w:pPr>
+        <w:spacing w:before="0" w:after="20"/>
+        <w:ind w:left="567"/>
+      </w:pPr>
+      <w:r>
+        <w:rPr>
+          <w:rFonts w:ascii="Consolas" w:hAnsi="Consolas"/>
+          <w:color w:val="27AE60"/>
+          <w:sz w:val="18"/>
+        </w:rPr>
+        <w:t xml:space="preserve">  ① 跑局收集：states/actions/rewards/dones/log_probs_old 各一列</w:t>
+      </w:r>
+    </w:p>
+    <w:p>
+      <w:pPr>
+        <w:spacing w:before="0" w:after="20"/>
+        <w:ind w:left="567"/>
+      </w:pPr>
+      <w:r>
+        <w:rPr>
+          <w:rFonts w:ascii="Consolas" w:hAnsi="Consolas"/>
+          <w:color w:val="27AE60"/>
+          <w:sz w:val="18"/>
+        </w:rPr>
+        <w:t xml:space="preserve">       while True: a, lp = actor.get_action(s); 收集; s=sp; until done</w:t>
+      </w:r>
+    </w:p>
+    <w:p>
+      <w:pPr>
+        <w:spacing w:before="0" w:after="20"/>
+        <w:ind w:left="567"/>
+      </w:pPr>
+      <w:r>
+        <w:rPr>
+          <w:rFonts w:ascii="Consolas" w:hAnsi="Consolas"/>
+          <w:color w:val="27AE60"/>
+          <w:sz w:val="18"/>
+        </w:rPr>
+        <w:t xml:space="preserve">  ② 算 GAE（反向递推）：</w:t>
+      </w:r>
+    </w:p>
+    <w:p>
+      <w:pPr>
+        <w:spacing w:before="0" w:after="20"/>
+        <w:ind w:left="567"/>
+      </w:pPr>
+      <w:r>
+        <w:rPr>
+          <w:rFonts w:ascii="Consolas" w:hAnsi="Consolas"/>
+          <w:color w:val="27AE60"/>
+          <w:sz w:val="18"/>
+        </w:rPr>
+        <w:t xml:space="preserve">       values = critic(所有 states)</w:t>
+      </w:r>
+    </w:p>
+    <w:p>
+      <w:pPr>
+        <w:spacing w:before="0" w:after="20"/>
+        <w:ind w:left="567"/>
+      </w:pPr>
+      <w:r>
+        <w:rPr>
+          <w:rFonts w:ascii="Consolas" w:hAnsi="Consolas"/>
+          <w:color w:val="27AE60"/>
+          <w:sz w:val="18"/>
+        </w:rPr>
+        <w:t xml:space="preserve">       for t in reversed: delta = r+γV'-V; gae = δ+γλ·gae</w:t>
+      </w:r>
+    </w:p>
+    <w:p>
+      <w:pPr>
+        <w:spacing w:before="0" w:after="20"/>
+        <w:ind w:left="567"/>
+      </w:pPr>
+      <w:r>
+        <w:rPr>
+          <w:rFonts w:ascii="Consolas" w:hAnsi="Consolas"/>
+          <w:color w:val="27AE60"/>
+          <w:sz w:val="18"/>
+        </w:rPr>
+        <w:t xml:space="preserve">       returns = advantage + V(s)      ← Critic 的训练标签</w:t>
+      </w:r>
+    </w:p>
+    <w:p>
+      <w:pPr>
+        <w:spacing w:before="0" w:after="20"/>
+        <w:ind w:left="567"/>
+      </w:pPr>
+      <w:r>
+        <w:rPr>
+          <w:rFonts w:ascii="Consolas" w:hAnsi="Consolas"/>
+          <w:color w:val="27AE60"/>
+          <w:sz w:val="18"/>
+        </w:rPr>
+        <w:t xml:space="preserve">       标准化 advantage</w:t>
+      </w:r>
+    </w:p>
+    <w:p>
+      <w:pPr>
+        <w:spacing w:before="0" w:after="20"/>
+        <w:ind w:left="567"/>
+      </w:pPr>
+      <w:r>
+        <w:rPr>
+          <w:rFonts w:ascii="Consolas" w:hAnsi="Consolas"/>
+          <w:color w:val="27AE60"/>
+          <w:sz w:val="18"/>
+        </w:rPr>
+        <w:t xml:space="preserve">  ③ 多轮 clip 更新（epochs=10 × mini-batch=64）：</w:t>
+      </w:r>
+    </w:p>
+    <w:p>
+      <w:pPr>
+        <w:spacing w:before="0" w:after="20"/>
+        <w:ind w:left="567"/>
+      </w:pPr>
+      <w:r>
+        <w:rPr>
+          <w:rFonts w:ascii="Consolas" w:hAnsi="Consolas"/>
+          <w:color w:val="27AE60"/>
+          <w:sz w:val="18"/>
+        </w:rPr>
+        <w:t xml:space="preserve">       ratio = exp(logπ_new - logπ_old)</w:t>
+      </w:r>
+    </w:p>
+    <w:p>
+      <w:pPr>
+        <w:spacing w:before="0" w:after="20"/>
+        <w:ind w:left="567"/>
+      </w:pPr>
+      <w:r>
+        <w:rPr>
+          <w:rFonts w:ascii="Consolas" w:hAnsi="Consolas"/>
+          <w:color w:val="27AE60"/>
+          <w:sz w:val="18"/>
+        </w:rPr>
+        <w:t xml:space="preserve">       L = -min(ratio·A, clip(ratio,0.8,1.2)·A) + 0.01·H</w:t>
+      </w:r>
+    </w:p>
+    <w:p>
+      <w:pPr>
+        <w:spacing w:before="0" w:after="20"/>
+        <w:ind w:left="567"/>
+      </w:pPr>
+      <w:r>
+        <w:rPr>
+          <w:rFonts w:ascii="Consolas" w:hAnsi="Consolas"/>
+          <w:color w:val="27AE60"/>
+          <w:sz w:val="18"/>
+        </w:rPr>
+        <w:t xml:space="preserve">       反向传播 + 梯度裁剪(≤0.5) → 更新 Actor</w:t>
+      </w:r>
+    </w:p>
+    <w:p>
+      <w:pPr>
+        <w:spacing w:before="0" w:after="20"/>
+        <w:ind w:left="567"/>
+      </w:pPr>
+      <w:r>
+        <w:rPr>
+          <w:rFonts w:ascii="Consolas" w:hAnsi="Consolas"/>
+          <w:color w:val="27AE60"/>
+          <w:sz w:val="18"/>
+        </w:rPr>
+        <w:t xml:space="preserve">       MSE(V(s), returns) → 更新 Critic</w:t>
+      </w:r>
+    </w:p>
+    <w:p>
+      <w:pPr>
+        <w:spacing w:before="0" w:after="20"/>
+        <w:ind w:left="567"/>
+      </w:pPr>
+      <w:r>
+        <w:rPr>
+          <w:rFonts w:ascii="Consolas" w:hAnsi="Consolas"/>
+          <w:color w:val="27AE60"/>
+          <w:sz w:val="18"/>
+        </w:rPr>
+        <w:t>【记录】episode_rewards / episode_lengths</w:t>
+      </w:r>
+    </w:p>
+    <w:p>
+      <w:r>
+        <w:br w:type="page"/>
+      </w:r>
+    </w:p>
+    <w:p>
+      <w:pPr>
+        <w:pStyle w:val="Heading1"/>
+      </w:pPr>
+      <w:r>
+        <w:rPr>
+          <w:color w:val="1F3A5F"/>
+        </w:rPr>
+        <w:t>九、面试要点（PPO 必背）</w:t>
+      </w:r>
+    </w:p>
+    <w:p>
+      <w:pPr>
+        <w:pStyle w:val="ListBullet"/>
+        <w:ind w:left="850"/>
+      </w:pPr>
+      <w:r>
+        <w:t>「PPO 相比 AC 的核心改进？」→ 用 importance ratio 衡量策略变化，再用 clip 把 ratio 限制在 [1-ε, 1+ε]，防止一步更新过多导致策略崩溃；同时用 GAE 估计 Advantage、熵奖励维持探索、梯度裁剪防爆炸。</w:t>
+      </w:r>
+    </w:p>
+    <w:p>
+      <w:pPr>
+        <w:pStyle w:val="ListBullet"/>
+        <w:ind w:left="850"/>
+      </w:pPr>
+      <w:r>
+        <w:t>「PPO 的核心公式？」→ L_clip = -min(ratio·A, clip(ratio, 1-ε, 1+ε)·A)，ratio = π_new/π_old。</w:t>
+      </w:r>
+    </w:p>
+    <w:p>
+      <w:pPr>
+        <w:pStyle w:val="ListBullet"/>
+        <w:ind w:left="850"/>
+      </w:pPr>
+      <w:r>
+        <w:t>「为什么 clip 能防崩溃？」→ ratio 超出 [0.8,1.2] 时 min 取裁剪项，梯度被"打平"，策略不再激进更新——训练稳定。</w:t>
+      </w:r>
+    </w:p>
+    <w:p>
+      <w:pPr>
+        <w:pStyle w:val="ListBullet"/>
+        <w:ind w:left="850"/>
+      </w:pPr>
+      <w:r>
+        <w:t>「PPO 为什么能多次使用一批数据（on-policy 却高效）？」→ importance sampling 用 ratio 校正新旧策略差异，同一批数据可安全复用 epochs 次。</w:t>
+      </w:r>
+    </w:p>
+    <w:p>
+      <w:pPr>
+        <w:pStyle w:val="ListBullet"/>
+        <w:ind w:left="850"/>
+      </w:pPr>
+      <w:r>
+        <w:t>「为什么 EMS 选 PPO？」→ 连续动作适配（输出高斯分布采样）+ 训练稳定（clip+梯度裁剪+熵）+ 实现复杂度适中（对比 SAC 需 5 个网络）+ 工业界主流、面试常考。</w:t>
+      </w:r>
+    </w:p>
+    <w:p>
+      <w:pPr>
+        <w:pStyle w:val="ListBullet"/>
+        <w:ind w:left="850"/>
+      </w:pPr>
+      <w:r>
+        <w:t>「GAE 是什么？」→ Generalized Advantage Estimation，用 λ 平滑多步 TD error，λ=0 退化单步 TD，λ=1 退化 MC，PPO 取 0.95 折中。</w:t>
+      </w:r>
+    </w:p>
+    <w:p>
+      <w:pPr>
+        <w:pStyle w:val="Heading1"/>
+      </w:pPr>
+      <w:r>
+        <w:rPr>
+          <w:color w:val="1F3A5F"/>
+        </w:rPr>
+        <w:t>十、常见疑问 FAQ</w:t>
+      </w:r>
+    </w:p>
+    <w:p>
+      <w:pPr>
+        <w:pStyle w:val="ListBullet"/>
+        <w:ind w:left="850"/>
+      </w:pPr>
+      <w:r>
+        <w:t>Q：PPO 是 on-policy 吗？怎么又复用数据？→ 是 on-policy，但用 importance sampling 校正后可以把"当前策略采的数据"多学几次；数据本质还是旧策略的，所以每局收集一次、更新完就弃。</w:t>
+      </w:r>
+    </w:p>
+    <w:p>
+      <w:pPr>
+        <w:pStyle w:val="ListBullet"/>
+        <w:ind w:left="850"/>
+      </w:pPr>
+      <w:r>
+        <w:t>Q：为什么 lr 只有 0.0003？→ 更新更保守，配合 clip 双重保险，宁慢勿崩。lr 太大策略梯度容易发散。</w:t>
+      </w:r>
+    </w:p>
+    <w:p>
+      <w:pPr>
+        <w:pStyle w:val="ListBullet"/>
+        <w:ind w:left="850"/>
+      </w:pPr>
+      <w:r>
+        <w:t>Q：熵奖励会不会让策略永远不收敛？→ 系数只有 0.01，很弱；它只防止"过早确定"，不影响最终收敛到近确定性策略。</w:t>
+      </w:r>
+    </w:p>
+    <w:p>
+      <w:pPr>
+        <w:pStyle w:val="ListBullet"/>
+        <w:ind w:left="850"/>
+      </w:pPr>
+      <w:r>
+        <w:t>Q：环境为什么改成宽松版？→ 原版环境对 REINFORCE/AC 太苛刻（几步就出界）；放宽边界+加跟踪奖励是为了展示 PPO 的稳定学习能力。真实项目中"先简化任务再逐步加难度"也是常见做法。</w:t>
+      </w:r>
+    </w:p>
+    <w:p>
+      <w:pPr>
+        <w:pStyle w:val="ListBullet"/>
+        <w:ind w:left="850"/>
+      </w:pPr>
+      <w:r>
+        <w:t>Q：PPO 还有什么超参可以调？→ batch_size、epochs、clip_eps、gae_lambda、entropy_coef、网络宽度等。调参原则：clip_eps 太大→失去保护，太小→学得慢；gae_lambda 越大越接近 MC。</w:t>
       </w:r>
     </w:p>
     <w:sectPr>
